--- a/backend/src/assets/MTF Reseat.docx
+++ b/backend/src/assets/MTF Reseat.docx
@@ -1,31 +1,32 @@
 
 <file path=word/document.xml><?xml version="1.0" encoding="utf-8"?>
-<w:document xmlns:mc="http://schemas.openxmlformats.org/markup-compatibility/2006" xmlns:o="urn:schemas-microsoft-com:office:office" xmlns:r="http://schemas.openxmlformats.org/officeDocument/2006/relationships" xmlns:m="http://schemas.openxmlformats.org/officeDocument/2006/math" xmlns:v="urn:schemas-microsoft-com:vml" xmlns:wp="http://schemas.openxmlformats.org/drawingml/2006/wordprocessingDrawing" xmlns:w10="urn:schemas-microsoft-com:office:word" xmlns:w="http://schemas.openxmlformats.org/wordprocessingml/2006/main" xmlns:wne="http://schemas.microsoft.com/office/word/2006/wordml" xmlns:sl="http://schemas.openxmlformats.org/schemaLibrary/2006/main" xmlns:a="http://schemas.openxmlformats.org/drawingml/2006/main" xmlns:pic="http://schemas.openxmlformats.org/drawingml/2006/picture" xmlns:c="http://schemas.openxmlformats.org/drawingml/2006/chart" xmlns:lc="http://schemas.openxmlformats.org/drawingml/2006/lockedCanvas" xmlns:dgm="http://schemas.openxmlformats.org/drawingml/2006/diagram" xmlns:wps="http://schemas.microsoft.com/office/word/2010/wordprocessingShape" xmlns:wpg="http://schemas.microsoft.com/office/word/2010/wordprocessingGroup" xmlns:w14="http://schemas.microsoft.com/office/word/2010/wordml" xmlns:w15="http://schemas.microsoft.com/office/word/2012/wordml" xmlns:w16="http://schemas.microsoft.com/office/word/2018/wordml" xmlns:w16cex="http://schemas.microsoft.com/office/word/2018/wordml/cex" xmlns:w16cid="http://schemas.microsoft.com/office/word/2016/wordml/cid" xmlns="http://schemas.microsoft.com/office/tasks/2019/documenttasks" xmlns:cr="http://schemas.microsoft.com/office/comments/2020/reactions">
+<w:document xmlns:wpc="http://schemas.microsoft.com/office/word/2010/wordprocessingCanvas" xmlns:cx="http://schemas.microsoft.com/office/drawing/2014/chartex" xmlns:mc="http://schemas.openxmlformats.org/markup-compatibility/2006" xmlns:o="urn:schemas-microsoft-com:office:office" xmlns:r="http://schemas.openxmlformats.org/officeDocument/2006/relationships" xmlns:m="http://schemas.openxmlformats.org/officeDocument/2006/math" xmlns:v="urn:schemas-microsoft-com:vml" xmlns:wp14="http://schemas.microsoft.com/office/word/2010/wordprocessingDrawing" xmlns:wp="http://schemas.openxmlformats.org/drawingml/2006/wordprocessingDrawing" xmlns:w10="urn:schemas-microsoft-com:office:word" xmlns:w="http://schemas.openxmlformats.org/wordprocessingml/2006/main" xmlns:w14="http://schemas.microsoft.com/office/word/2010/wordml" xmlns:w15="http://schemas.microsoft.com/office/word/2012/wordml" xmlns:w16se="http://schemas.microsoft.com/office/word/2015/wordml/symex" xmlns:wpg="http://schemas.microsoft.com/office/word/2010/wordprocessingGroup" xmlns:wpi="http://schemas.microsoft.com/office/word/2010/wordprocessingInk" xmlns:wne="http://schemas.microsoft.com/office/word/2006/wordml" xmlns:wps="http://schemas.microsoft.com/office/word/2010/wordprocessingShape" mc:Ignorable="w14 w15 w16se wp14">
   <w:background w:color="FFFFFF"/>
   <w:body>
     <w:p>
       <w:pPr>
-        <w:ind w:left="0" w:firstLine="0"/>
         <w:jc w:val="center"/>
-        <w:rPr/>
       </w:pPr>
       <w:r>
-        <w:rPr/>
+        <w:rPr>
+          <w:noProof/>
+        </w:rPr>
         <w:drawing>
-          <wp:inline distB="114300" distT="114300" distL="114300" distR="114300">
+          <wp:inline distT="114300" distB="114300" distL="114300" distR="114300">
             <wp:extent cx="1157288" cy="1157288"/>
-            <wp:effectExtent b="0" l="0" r="0" t="0"/>
+            <wp:effectExtent l="0" t="0" r="0" b="0"/>
             <wp:docPr id="1" name="image1.jpg"/>
-            <a:graphic>
+            <wp:cNvGraphicFramePr/>
+            <a:graphic xmlns:a="http://schemas.openxmlformats.org/drawingml/2006/main">
               <a:graphicData uri="http://schemas.openxmlformats.org/drawingml/2006/picture">
-                <pic:pic>
+                <pic:pic xmlns:pic="http://schemas.openxmlformats.org/drawingml/2006/picture">
                   <pic:nvPicPr>
                     <pic:cNvPr id="0" name="image1.jpg"/>
                     <pic:cNvPicPr preferRelativeResize="0"/>
                   </pic:nvPicPr>
                   <pic:blipFill>
-                    <a:blip r:embed="rId6"/>
-                    <a:srcRect b="28205" l="28846" r="30288" t="31089"/>
+                    <a:blip r:embed="rId4"/>
+                    <a:srcRect l="28846" t="31089" r="30288" b="28205"/>
                     <a:stretch>
                       <a:fillRect/>
                     </a:stretch>
@@ -35,7 +36,9 @@
                       <a:off x="0" y="0"/>
                       <a:ext cx="1157288" cy="1157288"/>
                     </a:xfrm>
-                    <a:prstGeom prst="rect"/>
+                    <a:prstGeom prst="rect">
+                      <a:avLst/>
+                    </a:prstGeom>
                     <a:ln/>
                   </pic:spPr>
                 </pic:pic>
@@ -44,327 +47,224 @@
           </wp:inline>
         </w:drawing>
       </w:r>
-      <w:r>
-        <w:rPr>
-          <w:rtl w:val="0"/>
-        </w:rPr>
-      </w:r>
     </w:p>
     <w:p>
       <w:pPr>
         <w:jc w:val="center"/>
-        <w:rPr/>
       </w:pPr>
       <w:r>
-        <w:rPr>
-          <w:rtl w:val="0"/>
-        </w:rPr>
         <w:t xml:space="preserve">MUSCLE TIME FITNESS                                                                                                               HINJAWADI                                                                                                             </w:t>
       </w:r>
     </w:p>
     <w:p>
-      <w:pPr>
-        <w:rPr/>
-      </w:pPr>
-      <w:r>
-        <w:rPr>
-          <w:rtl w:val="0"/>
-        </w:rPr>
+      <w:r>
         <w:t xml:space="preserve">CONTACT DETAIL -                                                                                           MEMBER DETAIL                                                                 </w:t>
       </w:r>
     </w:p>
     <w:p>
-      <w:pPr>
-        <w:rPr/>
-      </w:pPr>
-      <w:r>
-        <w:rPr>
-          <w:rtl w:val="0"/>
-        </w:rPr>
+      <w:r>
         <w:t xml:space="preserve">Support Email - </w:t>
       </w:r>
-      <w:hyperlink r:id="rId7">
+      <w:hyperlink r:id="rId5">
         <w:r>
           <w:rPr>
-            <w:color w:val="1155cc"/>
+            <w:color w:val="1155CC"/>
             <w:u w:val="single"/>
-            <w:rtl w:val="0"/>
           </w:rPr>
-          <w:t xml:space="preserve">Info@muscletime.co.in</w:t>
+          <w:t>Info@m</w:t>
+        </w:r>
+        <w:r>
+          <w:rPr>
+            <w:color w:val="1155CC"/>
+            <w:u w:val="single"/>
+          </w:rPr>
+          <w:t>uscletime.co.in</w:t>
         </w:r>
       </w:hyperlink>
       <w:r>
-        <w:rPr>
-          <w:rtl w:val="0"/>
-        </w:rPr>
-        <w:t xml:space="preserve">                                                            Member ID - 1235                                                                                                                                                                                                           </w:t>
+        <w:t xml:space="preserve">                          </w:t>
+      </w:r>
+      <w:bookmarkStart w:id="0" w:name="_GoBack"/>
+      <w:bookmarkEnd w:id="0"/>
+      <w:r>
+        <w:t xml:space="preserve">                                  Member ID -</w:t>
+      </w:r>
+      <w:r>
+        <w:t xml:space="preserve">                                                                                                                                                                    </w:t>
+      </w:r>
+      <w:r>
+        <w:t xml:space="preserve">                                      </w:t>
       </w:r>
     </w:p>
     <w:p>
-      <w:pPr>
-        <w:rPr/>
-      </w:pPr>
-      <w:r>
-        <w:rPr>
-          <w:rtl w:val="0"/>
-        </w:rPr>
-        <w:t xml:space="preserve">Mobile Number - 8010331156 / 8080977322                                                </w:t>
-      </w:r>
-      <w:hyperlink r:id="rId8">
-        <w:r>
-          <w:rPr>
-            <w:color w:val="1155cc"/>
-            <w:u w:val="single"/>
-            <w:rtl w:val="0"/>
-          </w:rPr>
-          <w:t xml:space="preserve">vikram26@gmail.com</w:t>
-        </w:r>
-      </w:hyperlink>
-      <w:r>
-        <w:rPr>
-          <w:rtl w:val="0"/>
-        </w:rPr>
-        <w:t xml:space="preserve">                                </w:t>
+      <w:r>
+        <w:t>Mobile Number -</w:t>
+      </w:r>
+      <w:r>
+        <w:t xml:space="preserve"> </w:t>
       </w:r>
     </w:p>
     <w:p>
-      <w:pPr>
-        <w:rPr/>
-      </w:pPr>
-      <w:r>
-        <w:rPr>
-          <w:rtl w:val="0"/>
-        </w:rPr>
-        <w:t xml:space="preserve">Responsible Log - Vikram Or Reception                                                 </w:t>
+      <w:r>
+        <w:t xml:space="preserve">Responsible Log - </w:t>
+      </w:r>
+      <w:proofErr w:type="spellStart"/>
+      <w:r>
+        <w:t>Vikram</w:t>
+      </w:r>
+      <w:proofErr w:type="spellEnd"/>
+      <w:r>
+        <w:t xml:space="preserve"> Or Recept</w:t>
+      </w:r>
+      <w:r>
+        <w:t xml:space="preserve">ion                                           </w:t>
+      </w:r>
+      <w:r>
+        <w:tab/>
       </w:r>
       <w:r>
         <w:rPr>
           <w:sz w:val="20"/>
           <w:szCs w:val="20"/>
           <w:highlight w:val="white"/>
-          <w:rtl w:val="0"/>
         </w:rPr>
         <w:t xml:space="preserve">Date of Invoice: </w:t>
       </w:r>
       <w:r>
         <w:rPr>
-          <w:b w:val="1"/>
-          <w:bCs w:val="1"/>
+          <w:b/>
+          <w:bCs/>
           <w:sz w:val="20"/>
           <w:szCs w:val="20"/>
           <w:highlight w:val="white"/>
-          <w:rtl w:val="0"/>
         </w:rPr>
-        <w:t xml:space="preserve">21-01-2026     Start date :</w:t>
+        <w:br/>
+      </w:r>
+      <w:r>
+        <w:tab/>
+      </w:r>
+      <w:r>
+        <w:tab/>
+      </w:r>
+      <w:r>
+        <w:tab/>
+      </w:r>
+      <w:r>
+        <w:tab/>
+      </w:r>
+      <w:r>
+        <w:tab/>
+      </w:r>
+      <w:r>
+        <w:tab/>
+      </w:r>
+      <w:r>
+        <w:tab/>
+      </w:r>
+      <w:r>
+        <w:tab/>
+      </w:r>
+      <w:r>
+        <w:tab/>
+      </w:r>
+      <w:r>
+        <w:tab/>
       </w:r>
       <w:r>
         <w:rPr>
           <w:sz w:val="20"/>
           <w:szCs w:val="20"/>
           <w:highlight w:val="white"/>
-          <w:rtl w:val="0"/>
         </w:rPr>
-        <w:t xml:space="preserve"> 22-01-2026, </w:t>
-      </w:r>
-      <w:r>
+        <w:t xml:space="preserve">Date, Time : </w:t>
+      </w:r>
+    </w:p>
+    <w:p>
+      <w:pPr>
+        <w:ind w:left="6480" w:firstLine="720"/>
         <w:rPr>
-          <w:b w:val="1"/>
-          <w:bCs w:val="1"/>
+          <w:b/>
+          <w:bCs/>
           <w:sz w:val="20"/>
           <w:szCs w:val="20"/>
-          <w:highlight w:val="white"/>
-          <w:rtl w:val="0"/>
         </w:rPr>
-        <w:t xml:space="preserve">Expiry date :</w:t>
-      </w:r>
+      </w:pPr>
       <w:r>
         <w:rPr>
           <w:sz w:val="20"/>
           <w:szCs w:val="20"/>
           <w:highlight w:val="white"/>
-          <w:rtl w:val="0"/>
         </w:rPr>
-        <w:t xml:space="preserve">21-10-2026</w:t>
-      </w:r>
-      <w:r>
-        <w:rPr>
-          <w:rtl w:val="0"/>
-        </w:rPr>
-        <w:t xml:space="preserve">                             </w:t>
-      </w:r>
+        <w:t xml:space="preserve">Invoice </w:t>
+      </w:r>
+      <w:proofErr w:type="gramStart"/>
       <w:r>
         <w:rPr>
           <w:sz w:val="20"/>
           <w:szCs w:val="20"/>
           <w:highlight w:val="white"/>
-          <w:rtl w:val="0"/>
         </w:rPr>
-        <w:t xml:space="preserve">Date, Time : </w:t>
-      </w:r>
-      <w:r>
-        <w:rPr>
-          <w:b w:val="1"/>
-          <w:bCs w:val="1"/>
-          <w:sz w:val="20"/>
-          <w:szCs w:val="20"/>
-          <w:highlight w:val="white"/>
-          <w:rtl w:val="0"/>
-        </w:rPr>
-        <w:t xml:space="preserve">21-01-2026 01:49 PM</w:t>
-      </w:r>
-      <w:r>
-        <w:rPr>
-          <w:rtl w:val="0"/>
-        </w:rPr>
-        <w:t xml:space="preserve">                                                                   </w:t>
-      </w:r>
-    </w:p>
-    <w:p>
-      <w:pPr>
-        <w:rPr/>
-      </w:pPr>
-      <w:r>
-        <w:rPr>
-          <w:b w:val="1"/>
-          <w:bCs w:val="1"/>
-          <w:sz w:val="20"/>
-          <w:szCs w:val="20"/>
-          <w:highlight w:val="white"/>
-          <w:rtl w:val="0"/>
-        </w:rPr>
-        <w:t xml:space="preserve">PT  Start date :</w:t>
-      </w:r>
+        <w:t>Type :</w:t>
+      </w:r>
+      <w:proofErr w:type="gramEnd"/>
       <w:r>
         <w:rPr>
           <w:sz w:val="20"/>
           <w:szCs w:val="20"/>
           <w:highlight w:val="white"/>
-          <w:rtl w:val="0"/>
         </w:rPr>
-        <w:t xml:space="preserve"> 22-01-2026, </w:t>
-      </w:r>
-      <w:r>
-        <w:rPr>
-          <w:b w:val="1"/>
-          <w:bCs w:val="1"/>
-          <w:sz w:val="20"/>
-          <w:szCs w:val="20"/>
-          <w:highlight w:val="white"/>
-          <w:rtl w:val="0"/>
-        </w:rPr>
-        <w:t xml:space="preserve">Expiry date :</w:t>
-      </w:r>
-      <w:r>
-        <w:rPr>
-          <w:sz w:val="20"/>
-          <w:szCs w:val="20"/>
-          <w:highlight w:val="white"/>
-          <w:rtl w:val="0"/>
-        </w:rPr>
-        <w:t xml:space="preserve">21-10-2026</w:t>
-      </w:r>
-      <w:r>
-        <w:rPr>
-          <w:rtl w:val="0"/>
-        </w:rPr>
-        <w:t xml:space="preserve">                                </w:t>
-      </w:r>
-      <w:r>
-        <w:rPr>
-          <w:sz w:val="20"/>
-          <w:szCs w:val="20"/>
-          <w:highlight w:val="white"/>
-          <w:rtl w:val="0"/>
-        </w:rPr>
-        <w:t xml:space="preserve">Invoice Type : </w:t>
-      </w:r>
-      <w:r>
-        <w:rPr>
-          <w:b w:val="1"/>
-          <w:bCs w:val="1"/>
-          <w:sz w:val="20"/>
-          <w:szCs w:val="20"/>
-          <w:highlight w:val="white"/>
-          <w:rtl w:val="0"/>
-        </w:rPr>
-        <w:t xml:space="preserve">New Booking</w:t>
-      </w:r>
-      <w:r>
-        <w:rPr>
-          <w:rtl w:val="0"/>
-        </w:rPr>
-        <w:t xml:space="preserve">                                                                    </w:t>
+        <w:t xml:space="preserve"> </w:t>
       </w:r>
     </w:p>
-    <w:p>
-      <w:pPr>
-        <w:rPr/>
-      </w:pPr>
-      <w:r>
-        <w:rPr>
-          <w:rtl w:val="0"/>
-        </w:rPr>
-      </w:r>
-    </w:p>
+    <w:p/>
     <w:tbl>
       <w:tblPr>
-        <w:tblStyle w:val="Table1"/>
-        <w:tblW w:w="10320.0" w:type="dxa"/>
+        <w:tblStyle w:val="a"/>
+        <w:tblW w:w="10320" w:type="dxa"/>
         <w:jc w:val="center"/>
+        <w:tblInd w:w="0" w:type="dxa"/>
         <w:tblBorders>
-          <w:top w:color="000000" w:space="0" w:sz="8" w:val="single"/>
-          <w:left w:color="000000" w:space="0" w:sz="8" w:val="single"/>
-          <w:bottom w:color="000000" w:space="0" w:sz="8" w:val="single"/>
-          <w:right w:color="000000" w:space="0" w:sz="8" w:val="single"/>
-          <w:insideH w:color="000000" w:space="0" w:sz="8" w:val="single"/>
-          <w:insideV w:color="000000" w:space="0" w:sz="8" w:val="single"/>
+          <w:top w:val="single" w:sz="8" w:space="0" w:color="000000"/>
+          <w:left w:val="single" w:sz="8" w:space="0" w:color="000000"/>
+          <w:bottom w:val="single" w:sz="8" w:space="0" w:color="000000"/>
+          <w:right w:val="single" w:sz="8" w:space="0" w:color="000000"/>
+          <w:insideH w:val="single" w:sz="8" w:space="0" w:color="000000"/>
+          <w:insideV w:val="single" w:sz="8" w:space="0" w:color="000000"/>
         </w:tblBorders>
         <w:tblLayout w:type="fixed"/>
-        <w:tblLook w:val="0600"/>
+        <w:tblLook w:val="0600" w:firstRow="0" w:lastRow="0" w:firstColumn="0" w:lastColumn="0" w:noHBand="1" w:noVBand="1"/>
       </w:tblPr>
       <w:tblGrid>
         <w:gridCol w:w="3135"/>
         <w:gridCol w:w="7185"/>
-        <w:tblGridChange w:id="0">
-          <w:tblGrid>
-            <w:gridCol w:w="3135"/>
-            <w:gridCol w:w="7185"/>
-          </w:tblGrid>
-        </w:tblGridChange>
       </w:tblGrid>
       <w:tr>
         <w:trPr>
-          <w:cantSplit w:val="0"/>
-          <w:trHeight w:val="5375.68359375" w:hRule="atLeast"/>
-          <w:tblHeader w:val="0"/>
+          <w:trHeight w:val="5375"/>
+          <w:jc w:val="center"/>
         </w:trPr>
         <w:tc>
           <w:tcPr>
-            <w:shd w:fill="auto" w:val="clear"/>
+            <w:tcW w:w="3135" w:type="dxa"/>
+            <w:shd w:val="clear" w:color="auto" w:fill="auto"/>
             <w:tcMar>
-              <w:top w:w="100.0" w:type="dxa"/>
-              <w:left w:w="100.0" w:type="dxa"/>
-              <w:bottom w:w="100.0" w:type="dxa"/>
-              <w:right w:w="100.0" w:type="dxa"/>
+              <w:top w:w="100" w:type="dxa"/>
+              <w:left w:w="100" w:type="dxa"/>
+              <w:bottom w:w="100" w:type="dxa"/>
+              <w:right w:w="100" w:type="dxa"/>
             </w:tcMar>
-            <w:vAlign w:val="top"/>
           </w:tcPr>
           <w:p>
             <w:pPr>
-              <w:keepNext w:val="0"/>
-              <w:keepLines w:val="0"/>
-              <w:pageBreakBefore w:val="0"/>
               <w:widowControl w:val="0"/>
               <w:pBdr>
-                <w:top w:space="0" w:sz="0" w:val="nil"/>
-                <w:left w:space="0" w:sz="0" w:val="nil"/>
-                <w:bottom w:space="0" w:sz="0" w:val="nil"/>
-                <w:right w:space="0" w:sz="0" w:val="nil"/>
-                <w:between w:space="0" w:sz="0" w:val="nil"/>
+                <w:top w:val="nil"/>
+                <w:left w:val="nil"/>
+                <w:bottom w:val="nil"/>
+                <w:right w:val="nil"/>
+                <w:between w:val="nil"/>
               </w:pBdr>
-              <w:shd w:fill="auto" w:val="clear"/>
-              <w:spacing w:after="0" w:before="0" w:line="240" w:lineRule="auto"/>
-              <w:ind w:left="0" w:right="0" w:firstLine="0"/>
+              <w:spacing w:line="240" w:lineRule="auto"/>
               <w:jc w:val="center"/>
               <w:rPr>
                 <w:sz w:val="28"/>
@@ -377,27 +277,21 @@
                 <w:sz w:val="28"/>
                 <w:szCs w:val="28"/>
                 <w:u w:val="single"/>
-                <w:rtl w:val="0"/>
-              </w:rPr>
-              <w:t xml:space="preserve">Membership Plan</w:t>
+              </w:rPr>
+              <w:t>Membership Plan</w:t>
             </w:r>
           </w:p>
           <w:p>
             <w:pPr>
-              <w:keepNext w:val="0"/>
-              <w:keepLines w:val="0"/>
-              <w:pageBreakBefore w:val="0"/>
               <w:widowControl w:val="0"/>
               <w:pBdr>
-                <w:top w:space="0" w:sz="0" w:val="nil"/>
-                <w:left w:space="0" w:sz="0" w:val="nil"/>
-                <w:bottom w:space="0" w:sz="0" w:val="nil"/>
-                <w:right w:space="0" w:sz="0" w:val="nil"/>
-                <w:between w:space="0" w:sz="0" w:val="nil"/>
+                <w:top w:val="nil"/>
+                <w:left w:val="nil"/>
+                <w:bottom w:val="nil"/>
+                <w:right w:val="nil"/>
+                <w:between w:val="nil"/>
               </w:pBdr>
-              <w:shd w:fill="auto" w:val="clear"/>
-              <w:spacing w:after="0" w:before="0" w:line="240" w:lineRule="auto"/>
-              <w:ind w:left="0" w:right="0" w:firstLine="0"/>
+              <w:spacing w:line="240" w:lineRule="auto"/>
               <w:jc w:val="center"/>
               <w:rPr>
                 <w:sz w:val="28"/>
@@ -405,28 +299,18 @@
                 <w:u w:val="single"/>
               </w:rPr>
             </w:pPr>
-            <w:r>
-              <w:rPr>
-                <w:rtl w:val="0"/>
-              </w:rPr>
-            </w:r>
           </w:p>
           <w:p>
             <w:pPr>
-              <w:keepNext w:val="0"/>
-              <w:keepLines w:val="0"/>
-              <w:pageBreakBefore w:val="0"/>
               <w:widowControl w:val="0"/>
               <w:pBdr>
-                <w:top w:space="0" w:sz="0" w:val="nil"/>
-                <w:left w:space="0" w:sz="0" w:val="nil"/>
-                <w:bottom w:space="0" w:sz="0" w:val="nil"/>
-                <w:right w:space="0" w:sz="0" w:val="nil"/>
-                <w:between w:space="0" w:sz="0" w:val="nil"/>
+                <w:top w:val="nil"/>
+                <w:left w:val="nil"/>
+                <w:bottom w:val="nil"/>
+                <w:right w:val="nil"/>
+                <w:between w:val="nil"/>
               </w:pBdr>
-              <w:shd w:fill="auto" w:val="clear"/>
-              <w:spacing w:after="0" w:before="0" w:line="240" w:lineRule="auto"/>
-              <w:ind w:left="0" w:right="0" w:firstLine="0"/>
+              <w:spacing w:line="240" w:lineRule="auto"/>
               <w:jc w:val="center"/>
               <w:rPr>
                 <w:sz w:val="28"/>
@@ -434,28 +318,18 @@
                 <w:u w:val="single"/>
               </w:rPr>
             </w:pPr>
-            <w:r>
-              <w:rPr>
-                <w:rtl w:val="0"/>
-              </w:rPr>
-            </w:r>
           </w:p>
           <w:p>
             <w:pPr>
-              <w:keepNext w:val="0"/>
-              <w:keepLines w:val="0"/>
-              <w:pageBreakBefore w:val="0"/>
               <w:widowControl w:val="0"/>
               <w:pBdr>
-                <w:top w:space="0" w:sz="0" w:val="nil"/>
-                <w:left w:space="0" w:sz="0" w:val="nil"/>
-                <w:bottom w:space="0" w:sz="0" w:val="nil"/>
-                <w:right w:space="0" w:sz="0" w:val="nil"/>
-                <w:between w:space="0" w:sz="0" w:val="nil"/>
+                <w:top w:val="nil"/>
+                <w:left w:val="nil"/>
+                <w:bottom w:val="nil"/>
+                <w:right w:val="nil"/>
+                <w:between w:val="nil"/>
               </w:pBdr>
-              <w:shd w:fill="auto" w:val="clear"/>
-              <w:spacing w:after="0" w:before="0" w:line="240" w:lineRule="auto"/>
-              <w:ind w:left="0" w:right="0" w:firstLine="0"/>
+              <w:spacing w:line="240" w:lineRule="auto"/>
               <w:jc w:val="center"/>
               <w:rPr>
                 <w:sz w:val="28"/>
@@ -463,28 +337,18 @@
                 <w:u w:val="single"/>
               </w:rPr>
             </w:pPr>
-            <w:r>
-              <w:rPr>
-                <w:rtl w:val="0"/>
-              </w:rPr>
-            </w:r>
           </w:p>
           <w:p>
             <w:pPr>
-              <w:keepNext w:val="0"/>
-              <w:keepLines w:val="0"/>
-              <w:pageBreakBefore w:val="0"/>
               <w:widowControl w:val="0"/>
               <w:pBdr>
-                <w:top w:space="0" w:sz="0" w:val="nil"/>
-                <w:left w:space="0" w:sz="0" w:val="nil"/>
-                <w:bottom w:space="0" w:sz="0" w:val="nil"/>
-                <w:right w:space="0" w:sz="0" w:val="nil"/>
-                <w:between w:space="0" w:sz="0" w:val="nil"/>
+                <w:top w:val="nil"/>
+                <w:left w:val="nil"/>
+                <w:bottom w:val="nil"/>
+                <w:right w:val="nil"/>
+                <w:between w:val="nil"/>
               </w:pBdr>
-              <w:shd w:fill="auto" w:val="clear"/>
-              <w:spacing w:after="0" w:before="0" w:line="240" w:lineRule="auto"/>
-              <w:ind w:left="0" w:right="0" w:firstLine="0"/>
+              <w:spacing w:line="240" w:lineRule="auto"/>
               <w:jc w:val="center"/>
               <w:rPr>
                 <w:sz w:val="28"/>
@@ -492,96 +356,70 @@
                 <w:u w:val="single"/>
               </w:rPr>
             </w:pPr>
-            <w:r>
-              <w:rPr>
-                <w:rtl w:val="0"/>
-              </w:rPr>
-            </w:r>
           </w:p>
           <w:p>
             <w:pPr>
-              <w:keepNext w:val="0"/>
-              <w:keepLines w:val="0"/>
-              <w:pageBreakBefore w:val="0"/>
               <w:widowControl w:val="0"/>
               <w:pBdr>
-                <w:top w:space="0" w:sz="0" w:val="nil"/>
-                <w:left w:space="0" w:sz="0" w:val="nil"/>
-                <w:bottom w:space="0" w:sz="0" w:val="nil"/>
-                <w:right w:space="0" w:sz="0" w:val="nil"/>
-                <w:between w:space="0" w:sz="0" w:val="nil"/>
+                <w:top w:val="nil"/>
+                <w:left w:val="nil"/>
+                <w:bottom w:val="nil"/>
+                <w:right w:val="nil"/>
+                <w:between w:val="nil"/>
               </w:pBdr>
-              <w:shd w:fill="auto" w:val="clear"/>
-              <w:spacing w:after="0" w:before="0" w:line="240" w:lineRule="auto"/>
-              <w:ind w:left="0" w:right="0" w:firstLine="0"/>
+              <w:spacing w:line="240" w:lineRule="auto"/>
               <w:jc w:val="center"/>
               <w:rPr>
                 <w:u w:val="single"/>
               </w:rPr>
             </w:pPr>
-            <w:r>
-              <w:rPr>
-                <w:rtl w:val="0"/>
-              </w:rPr>
-            </w:r>
           </w:p>
           <w:tbl>
             <w:tblPr>
-              <w:tblStyle w:val="Table2"/>
-              <w:tblW w:w="2935.0" w:type="dxa"/>
+              <w:tblStyle w:val="a0"/>
+              <w:tblW w:w="2935" w:type="dxa"/>
               <w:jc w:val="center"/>
+              <w:tblInd w:w="0" w:type="dxa"/>
               <w:tblBorders>
-                <w:top w:color="000000" w:space="0" w:sz="8" w:val="single"/>
-                <w:left w:color="000000" w:space="0" w:sz="8" w:val="single"/>
-                <w:bottom w:color="000000" w:space="0" w:sz="8" w:val="single"/>
-                <w:right w:color="000000" w:space="0" w:sz="8" w:val="single"/>
-                <w:insideH w:color="000000" w:space="0" w:sz="8" w:val="single"/>
-                <w:insideV w:color="000000" w:space="0" w:sz="8" w:val="single"/>
+                <w:top w:val="single" w:sz="8" w:space="0" w:color="000000"/>
+                <w:left w:val="single" w:sz="8" w:space="0" w:color="000000"/>
+                <w:bottom w:val="single" w:sz="8" w:space="0" w:color="000000"/>
+                <w:right w:val="single" w:sz="8" w:space="0" w:color="000000"/>
+                <w:insideH w:val="single" w:sz="8" w:space="0" w:color="000000"/>
+                <w:insideV w:val="single" w:sz="8" w:space="0" w:color="000000"/>
               </w:tblBorders>
               <w:tblLayout w:type="fixed"/>
-              <w:tblLook w:val="0600"/>
+              <w:tblLook w:val="0600" w:firstRow="0" w:lastRow="0" w:firstColumn="0" w:lastColumn="0" w:noHBand="1" w:noVBand="1"/>
             </w:tblPr>
             <w:tblGrid>
               <w:gridCol w:w="2935"/>
-              <w:tblGridChange w:id="0">
-                <w:tblGrid>
-                  <w:gridCol w:w="2935"/>
-                </w:tblGrid>
-              </w:tblGridChange>
             </w:tblGrid>
             <w:tr>
               <w:trPr>
-                <w:cantSplit w:val="0"/>
-                <w:tblHeader w:val="0"/>
+                <w:jc w:val="center"/>
               </w:trPr>
               <w:tc>
                 <w:tcPr>
-                  <w:shd w:fill="auto" w:val="clear"/>
+                  <w:tcW w:w="2935" w:type="dxa"/>
+                  <w:shd w:val="clear" w:color="auto" w:fill="auto"/>
                   <w:tcMar>
-                    <w:top w:w="100.0" w:type="dxa"/>
-                    <w:left w:w="100.0" w:type="dxa"/>
-                    <w:bottom w:w="100.0" w:type="dxa"/>
-                    <w:right w:w="100.0" w:type="dxa"/>
+                    <w:top w:w="100" w:type="dxa"/>
+                    <w:left w:w="100" w:type="dxa"/>
+                    <w:bottom w:w="100" w:type="dxa"/>
+                    <w:right w:w="100" w:type="dxa"/>
                   </w:tcMar>
-                  <w:vAlign w:val="top"/>
                 </w:tcPr>
                 <w:p>
                   <w:pPr>
-                    <w:keepNext w:val="0"/>
-                    <w:keepLines w:val="0"/>
-                    <w:pageBreakBefore w:val="0"/>
                     <w:widowControl w:val="0"/>
                     <w:pBdr>
-                      <w:top w:space="0" w:sz="0" w:val="nil"/>
-                      <w:left w:space="0" w:sz="0" w:val="nil"/>
-                      <w:bottom w:space="0" w:sz="0" w:val="nil"/>
-                      <w:right w:space="0" w:sz="0" w:val="nil"/>
-                      <w:between w:space="0" w:sz="0" w:val="nil"/>
+                      <w:top w:val="nil"/>
+                      <w:left w:val="nil"/>
+                      <w:bottom w:val="nil"/>
+                      <w:right w:val="nil"/>
+                      <w:between w:val="nil"/>
                     </w:pBdr>
-                    <w:shd w:fill="auto" w:val="clear"/>
-                    <w:spacing w:after="0" w:before="0" w:line="240" w:lineRule="auto"/>
-                    <w:ind w:left="0" w:right="0" w:firstLine="0"/>
-                    <w:jc w:val="left"/>
+                    <w:spacing w:line="240" w:lineRule="auto"/>
                     <w:rPr>
                       <w:u w:val="single"/>
                     </w:rPr>
@@ -589,9 +427,8 @@
                   <w:r>
                     <w:rPr>
                       <w:u w:val="single"/>
-                      <w:rtl w:val="0"/>
                     </w:rPr>
-                    <w:t xml:space="preserve">Package Detail - 3M</w:t>
+                    <w:t>Package Detail - 3M</w:t>
                   </w:r>
                 </w:p>
               </w:tc>
@@ -599,90 +436,68 @@
           </w:tbl>
           <w:p>
             <w:pPr>
-              <w:keepNext w:val="0"/>
-              <w:keepLines w:val="0"/>
-              <w:pageBreakBefore w:val="0"/>
               <w:widowControl w:val="0"/>
               <w:pBdr>
-                <w:top w:space="0" w:sz="0" w:val="nil"/>
-                <w:left w:space="0" w:sz="0" w:val="nil"/>
-                <w:bottom w:space="0" w:sz="0" w:val="nil"/>
-                <w:right w:space="0" w:sz="0" w:val="nil"/>
-                <w:between w:space="0" w:sz="0" w:val="nil"/>
+                <w:top w:val="nil"/>
+                <w:left w:val="nil"/>
+                <w:bottom w:val="nil"/>
+                <w:right w:val="nil"/>
+                <w:between w:val="nil"/>
               </w:pBdr>
-              <w:shd w:fill="auto" w:val="clear"/>
-              <w:spacing w:after="0" w:before="0" w:line="240" w:lineRule="auto"/>
-              <w:ind w:left="0" w:right="0" w:firstLine="0"/>
+              <w:spacing w:line="240" w:lineRule="auto"/>
               <w:jc w:val="center"/>
               <w:rPr>
                 <w:u w:val="single"/>
               </w:rPr>
             </w:pPr>
-            <w:r>
-              <w:rPr>
-                <w:rtl w:val="0"/>
-              </w:rPr>
-            </w:r>
           </w:p>
           <w:tbl>
             <w:tblPr>
-              <w:tblStyle w:val="Table3"/>
-              <w:tblW w:w="2935.0" w:type="dxa"/>
+              <w:tblStyle w:val="a1"/>
+              <w:tblW w:w="2935" w:type="dxa"/>
               <w:jc w:val="center"/>
+              <w:tblInd w:w="0" w:type="dxa"/>
               <w:tblBorders>
-                <w:top w:color="000000" w:space="0" w:sz="8" w:val="single"/>
-                <w:left w:color="000000" w:space="0" w:sz="8" w:val="single"/>
-                <w:bottom w:color="000000" w:space="0" w:sz="8" w:val="single"/>
-                <w:right w:color="000000" w:space="0" w:sz="8" w:val="single"/>
-                <w:insideH w:color="000000" w:space="0" w:sz="8" w:val="single"/>
-                <w:insideV w:color="000000" w:space="0" w:sz="8" w:val="single"/>
+                <w:top w:val="single" w:sz="8" w:space="0" w:color="000000"/>
+                <w:left w:val="single" w:sz="8" w:space="0" w:color="000000"/>
+                <w:bottom w:val="single" w:sz="8" w:space="0" w:color="000000"/>
+                <w:right w:val="single" w:sz="8" w:space="0" w:color="000000"/>
+                <w:insideH w:val="single" w:sz="8" w:space="0" w:color="000000"/>
+                <w:insideV w:val="single" w:sz="8" w:space="0" w:color="000000"/>
               </w:tblBorders>
               <w:tblLayout w:type="fixed"/>
-              <w:tblLook w:val="0600"/>
+              <w:tblLook w:val="0600" w:firstRow="0" w:lastRow="0" w:firstColumn="0" w:lastColumn="0" w:noHBand="1" w:noVBand="1"/>
             </w:tblPr>
             <w:tblGrid>
-              <w:gridCol w:w="1467.5"/>
-              <w:gridCol w:w="1467.5"/>
-              <w:tblGridChange w:id="0">
-                <w:tblGrid>
-                  <w:gridCol w:w="1467.5"/>
-                  <w:gridCol w:w="1467.5"/>
-                </w:tblGrid>
-              </w:tblGridChange>
+              <w:gridCol w:w="1467"/>
+              <w:gridCol w:w="1468"/>
             </w:tblGrid>
             <w:tr>
               <w:trPr>
-                <w:cantSplit w:val="0"/>
-                <w:tblHeader w:val="0"/>
+                <w:jc w:val="center"/>
               </w:trPr>
               <w:tc>
                 <w:tcPr>
-                  <w:shd w:fill="auto" w:val="clear"/>
+                  <w:tcW w:w="1467" w:type="dxa"/>
+                  <w:shd w:val="clear" w:color="auto" w:fill="auto"/>
                   <w:tcMar>
-                    <w:top w:w="100.0" w:type="dxa"/>
-                    <w:left w:w="100.0" w:type="dxa"/>
-                    <w:bottom w:w="100.0" w:type="dxa"/>
-                    <w:right w:w="100.0" w:type="dxa"/>
+                    <w:top w:w="100" w:type="dxa"/>
+                    <w:left w:w="100" w:type="dxa"/>
+                    <w:bottom w:w="100" w:type="dxa"/>
+                    <w:right w:w="100" w:type="dxa"/>
                   </w:tcMar>
-                  <w:vAlign w:val="top"/>
                 </w:tcPr>
                 <w:p>
                   <w:pPr>
-                    <w:keepNext w:val="0"/>
-                    <w:keepLines w:val="0"/>
-                    <w:pageBreakBefore w:val="0"/>
                     <w:widowControl w:val="0"/>
                     <w:pBdr>
-                      <w:top w:space="0" w:sz="0" w:val="nil"/>
-                      <w:left w:space="0" w:sz="0" w:val="nil"/>
-                      <w:bottom w:space="0" w:sz="0" w:val="nil"/>
-                      <w:right w:space="0" w:sz="0" w:val="nil"/>
-                      <w:between w:space="0" w:sz="0" w:val="nil"/>
+                      <w:top w:val="nil"/>
+                      <w:left w:val="nil"/>
+                      <w:bottom w:val="nil"/>
+                      <w:right w:val="nil"/>
+                      <w:between w:val="nil"/>
                     </w:pBdr>
-                    <w:shd w:fill="auto" w:val="clear"/>
-                    <w:spacing w:after="0" w:before="0" w:line="240" w:lineRule="auto"/>
-                    <w:ind w:left="0" w:right="0" w:firstLine="0"/>
-                    <w:jc w:val="left"/>
+                    <w:spacing w:line="240" w:lineRule="auto"/>
                     <w:rPr>
                       <w:u w:val="single"/>
                     </w:rPr>
@@ -690,121 +505,100 @@
                   <w:r>
                     <w:rPr>
                       <w:u w:val="single"/>
-                      <w:rtl w:val="0"/>
                     </w:rPr>
-                    <w:t xml:space="preserve">Start Date</w:t>
+                    <w:t>Start Date</w:t>
                   </w:r>
                 </w:p>
               </w:tc>
               <w:tc>
                 <w:tcPr>
-                  <w:shd w:fill="auto" w:val="clear"/>
+                  <w:tcW w:w="1467" w:type="dxa"/>
+                  <w:shd w:val="clear" w:color="auto" w:fill="auto"/>
                   <w:tcMar>
-                    <w:top w:w="100.0" w:type="dxa"/>
-                    <w:left w:w="100.0" w:type="dxa"/>
-                    <w:bottom w:w="100.0" w:type="dxa"/>
-                    <w:right w:w="100.0" w:type="dxa"/>
+                    <w:top w:w="100" w:type="dxa"/>
+                    <w:left w:w="100" w:type="dxa"/>
+                    <w:bottom w:w="100" w:type="dxa"/>
+                    <w:right w:w="100" w:type="dxa"/>
                   </w:tcMar>
-                  <w:vAlign w:val="top"/>
                 </w:tcPr>
                 <w:p>
                   <w:pPr>
-                    <w:keepNext w:val="0"/>
-                    <w:keepLines w:val="0"/>
-                    <w:pageBreakBefore w:val="0"/>
                     <w:widowControl w:val="0"/>
                     <w:pBdr>
-                      <w:top w:space="0" w:sz="0" w:val="nil"/>
-                      <w:left w:space="0" w:sz="0" w:val="nil"/>
-                      <w:bottom w:space="0" w:sz="0" w:val="nil"/>
-                      <w:right w:space="0" w:sz="0" w:val="nil"/>
-                      <w:between w:space="0" w:sz="0" w:val="nil"/>
+                      <w:top w:val="nil"/>
+                      <w:left w:val="nil"/>
+                      <w:bottom w:val="nil"/>
+                      <w:right w:val="nil"/>
+                      <w:between w:val="nil"/>
                     </w:pBdr>
-                    <w:shd w:fill="auto" w:val="clear"/>
-                    <w:spacing w:after="0" w:before="0" w:line="240" w:lineRule="auto"/>
-                    <w:ind w:left="0" w:right="0" w:firstLine="0"/>
-                    <w:jc w:val="left"/>
+                    <w:spacing w:line="240" w:lineRule="auto"/>
                     <w:rPr>
                       <w:u w:val="single"/>
                     </w:rPr>
                   </w:pPr>
+                  <w:proofErr w:type="spellStart"/>
                   <w:r>
                     <w:rPr>
                       <w:u w:val="single"/>
-                      <w:rtl w:val="0"/>
                     </w:rPr>
-                    <w:t xml:space="preserve">EndDate</w:t>
+                    <w:t>EndDate</w:t>
                   </w:r>
+                  <w:proofErr w:type="spellEnd"/>
                 </w:p>
               </w:tc>
             </w:tr>
           </w:tbl>
           <w:p>
             <w:pPr>
-              <w:keepNext w:val="0"/>
-              <w:keepLines w:val="0"/>
-              <w:pageBreakBefore w:val="0"/>
               <w:widowControl w:val="0"/>
               <w:pBdr>
-                <w:top w:space="0" w:sz="0" w:val="nil"/>
-                <w:left w:space="0" w:sz="0" w:val="nil"/>
-                <w:bottom w:space="0" w:sz="0" w:val="nil"/>
-                <w:right w:space="0" w:sz="0" w:val="nil"/>
-                <w:between w:space="0" w:sz="0" w:val="nil"/>
+                <w:top w:val="nil"/>
+                <w:left w:val="nil"/>
+                <w:bottom w:val="nil"/>
+                <w:right w:val="nil"/>
+                <w:between w:val="nil"/>
               </w:pBdr>
-              <w:shd w:fill="auto" w:val="clear"/>
-              <w:spacing w:after="0" w:before="0" w:line="240" w:lineRule="auto"/>
-              <w:ind w:left="0" w:right="0" w:firstLine="0"/>
+              <w:spacing w:line="240" w:lineRule="auto"/>
               <w:jc w:val="center"/>
               <w:rPr>
                 <w:u w:val="single"/>
               </w:rPr>
             </w:pPr>
-            <w:r>
-              <w:rPr>
-                <w:rtl w:val="0"/>
-              </w:rPr>
-            </w:r>
           </w:p>
           <w:tbl>
             <w:tblPr>
-              <w:tblStyle w:val="Table4"/>
-              <w:tblW w:w="2935.0" w:type="dxa"/>
+              <w:tblStyle w:val="a2"/>
+              <w:tblW w:w="2935" w:type="dxa"/>
               <w:jc w:val="center"/>
+              <w:tblInd w:w="0" w:type="dxa"/>
               <w:tblBorders>
-                <w:top w:color="000000" w:space="0" w:sz="8" w:val="single"/>
-                <w:left w:color="000000" w:space="0" w:sz="8" w:val="single"/>
-                <w:bottom w:color="000000" w:space="0" w:sz="8" w:val="single"/>
-                <w:right w:color="000000" w:space="0" w:sz="8" w:val="single"/>
-                <w:insideH w:color="000000" w:space="0" w:sz="8" w:val="single"/>
-                <w:insideV w:color="000000" w:space="0" w:sz="8" w:val="single"/>
+                <w:top w:val="single" w:sz="8" w:space="0" w:color="000000"/>
+                <w:left w:val="single" w:sz="8" w:space="0" w:color="000000"/>
+                <w:bottom w:val="single" w:sz="8" w:space="0" w:color="000000"/>
+                <w:right w:val="single" w:sz="8" w:space="0" w:color="000000"/>
+                <w:insideH w:val="single" w:sz="8" w:space="0" w:color="000000"/>
+                <w:insideV w:val="single" w:sz="8" w:space="0" w:color="000000"/>
               </w:tblBorders>
               <w:tblLayout w:type="fixed"/>
-              <w:tblLook w:val="0600"/>
+              <w:tblLook w:val="0600" w:firstRow="0" w:lastRow="0" w:firstColumn="0" w:lastColumn="0" w:noHBand="1" w:noVBand="1"/>
             </w:tblPr>
             <w:tblGrid>
               <w:gridCol w:w="2935"/>
-              <w:tblGridChange w:id="0">
-                <w:tblGrid>
-                  <w:gridCol w:w="2935"/>
-                </w:tblGrid>
-              </w:tblGridChange>
             </w:tblGrid>
             <w:tr>
               <w:trPr>
-                <w:cantSplit w:val="0"/>
-                <w:tblHeader w:val="0"/>
+                <w:jc w:val="center"/>
               </w:trPr>
               <w:tc>
                 <w:tcPr>
-                  <w:shd w:fill="auto" w:val="clear"/>
+                  <w:tcW w:w="2935" w:type="dxa"/>
+                  <w:shd w:val="clear" w:color="auto" w:fill="auto"/>
                   <w:tcMar>
-                    <w:top w:w="100.0" w:type="dxa"/>
-                    <w:left w:w="100.0" w:type="dxa"/>
-                    <w:bottom w:w="100.0" w:type="dxa"/>
-                    <w:right w:w="100.0" w:type="dxa"/>
+                    <w:top w:w="100" w:type="dxa"/>
+                    <w:left w:w="100" w:type="dxa"/>
+                    <w:bottom w:w="100" w:type="dxa"/>
+                    <w:right w:w="100" w:type="dxa"/>
                   </w:tcMar>
-                  <w:vAlign w:val="top"/>
                 </w:tcPr>
                 <w:p>
                   <w:pPr>
@@ -817,9 +611,8 @@
                   <w:r>
                     <w:rPr>
                       <w:u w:val="single"/>
-                      <w:rtl w:val="0"/>
                     </w:rPr>
-                    <w:t xml:space="preserve">Package Price - 6000</w:t>
+                    <w:t>Package Price - 6000</w:t>
                   </w:r>
                 </w:p>
               </w:tc>
@@ -827,88 +620,67 @@
           </w:tbl>
           <w:p>
             <w:pPr>
-              <w:keepNext w:val="0"/>
-              <w:keepLines w:val="0"/>
-              <w:pageBreakBefore w:val="0"/>
               <w:widowControl w:val="0"/>
               <w:pBdr>
-                <w:top w:space="0" w:sz="0" w:val="nil"/>
-                <w:left w:space="0" w:sz="0" w:val="nil"/>
-                <w:bottom w:space="0" w:sz="0" w:val="nil"/>
-                <w:right w:space="0" w:sz="0" w:val="nil"/>
-                <w:between w:space="0" w:sz="0" w:val="nil"/>
+                <w:top w:val="nil"/>
+                <w:left w:val="nil"/>
+                <w:bottom w:val="nil"/>
+                <w:right w:val="nil"/>
+                <w:between w:val="nil"/>
               </w:pBdr>
-              <w:shd w:fill="auto" w:val="clear"/>
-              <w:spacing w:after="0" w:before="0" w:line="240" w:lineRule="auto"/>
-              <w:ind w:left="0" w:right="0" w:firstLine="0"/>
+              <w:spacing w:line="240" w:lineRule="auto"/>
               <w:jc w:val="center"/>
               <w:rPr>
                 <w:u w:val="single"/>
               </w:rPr>
             </w:pPr>
-            <w:r>
-              <w:rPr>
-                <w:rtl w:val="0"/>
-              </w:rPr>
-            </w:r>
           </w:p>
           <w:tbl>
             <w:tblPr>
-              <w:tblStyle w:val="Table5"/>
-              <w:tblW w:w="2935.0" w:type="dxa"/>
+              <w:tblStyle w:val="a3"/>
+              <w:tblW w:w="2935" w:type="dxa"/>
               <w:jc w:val="center"/>
+              <w:tblInd w:w="0" w:type="dxa"/>
               <w:tblBorders>
-                <w:top w:color="000000" w:space="0" w:sz="8" w:val="single"/>
-                <w:left w:color="000000" w:space="0" w:sz="8" w:val="single"/>
-                <w:bottom w:color="000000" w:space="0" w:sz="8" w:val="single"/>
-                <w:right w:color="000000" w:space="0" w:sz="8" w:val="single"/>
-                <w:insideH w:color="000000" w:space="0" w:sz="8" w:val="single"/>
-                <w:insideV w:color="000000" w:space="0" w:sz="8" w:val="single"/>
+                <w:top w:val="single" w:sz="8" w:space="0" w:color="000000"/>
+                <w:left w:val="single" w:sz="8" w:space="0" w:color="000000"/>
+                <w:bottom w:val="single" w:sz="8" w:space="0" w:color="000000"/>
+                <w:right w:val="single" w:sz="8" w:space="0" w:color="000000"/>
+                <w:insideH w:val="single" w:sz="8" w:space="0" w:color="000000"/>
+                <w:insideV w:val="single" w:sz="8" w:space="0" w:color="000000"/>
               </w:tblBorders>
               <w:tblLayout w:type="fixed"/>
-              <w:tblLook w:val="0600"/>
+              <w:tblLook w:val="0600" w:firstRow="0" w:lastRow="0" w:firstColumn="0" w:lastColumn="0" w:noHBand="1" w:noVBand="1"/>
             </w:tblPr>
             <w:tblGrid>
               <w:gridCol w:w="2935"/>
-              <w:tblGridChange w:id="0">
-                <w:tblGrid>
-                  <w:gridCol w:w="2935"/>
-                </w:tblGrid>
-              </w:tblGridChange>
             </w:tblGrid>
             <w:tr>
               <w:trPr>
-                <w:cantSplit w:val="0"/>
-                <w:tblHeader w:val="0"/>
+                <w:jc w:val="center"/>
               </w:trPr>
               <w:tc>
                 <w:tcPr>
-                  <w:shd w:fill="auto" w:val="clear"/>
+                  <w:tcW w:w="2935" w:type="dxa"/>
+                  <w:shd w:val="clear" w:color="auto" w:fill="auto"/>
                   <w:tcMar>
-                    <w:top w:w="100.0" w:type="dxa"/>
-                    <w:left w:w="100.0" w:type="dxa"/>
-                    <w:bottom w:w="100.0" w:type="dxa"/>
-                    <w:right w:w="100.0" w:type="dxa"/>
+                    <w:top w:w="100" w:type="dxa"/>
+                    <w:left w:w="100" w:type="dxa"/>
+                    <w:bottom w:w="100" w:type="dxa"/>
+                    <w:right w:w="100" w:type="dxa"/>
                   </w:tcMar>
-                  <w:vAlign w:val="top"/>
                 </w:tcPr>
                 <w:p>
                   <w:pPr>
-                    <w:keepNext w:val="0"/>
-                    <w:keepLines w:val="0"/>
-                    <w:pageBreakBefore w:val="0"/>
                     <w:widowControl w:val="0"/>
                     <w:pBdr>
-                      <w:top w:space="0" w:sz="0" w:val="nil"/>
-                      <w:left w:space="0" w:sz="0" w:val="nil"/>
-                      <w:bottom w:space="0" w:sz="0" w:val="nil"/>
-                      <w:right w:space="0" w:sz="0" w:val="nil"/>
-                      <w:between w:space="0" w:sz="0" w:val="nil"/>
+                      <w:top w:val="nil"/>
+                      <w:left w:val="nil"/>
+                      <w:bottom w:val="nil"/>
+                      <w:right w:val="nil"/>
+                      <w:between w:val="nil"/>
                     </w:pBdr>
-                    <w:shd w:fill="auto" w:val="clear"/>
-                    <w:spacing w:after="0" w:before="0" w:line="240" w:lineRule="auto"/>
-                    <w:ind w:left="0" w:right="0" w:firstLine="0"/>
-                    <w:jc w:val="left"/>
+                    <w:spacing w:line="240" w:lineRule="auto"/>
                     <w:rPr>
                       <w:u w:val="single"/>
                     </w:rPr>
@@ -916,9 +688,8 @@
                   <w:r>
                     <w:rPr>
                       <w:u w:val="single"/>
-                      <w:rtl w:val="0"/>
                     </w:rPr>
-                    <w:t xml:space="preserve">Descount -       ₹ 1000</w:t>
+                    <w:t xml:space="preserve">Discount - </w:t>
                   </w:r>
                 </w:p>
               </w:tc>
@@ -926,316 +697,231 @@
           </w:tbl>
           <w:p>
             <w:pPr>
-              <w:keepNext w:val="0"/>
-              <w:keepLines w:val="0"/>
-              <w:pageBreakBefore w:val="0"/>
               <w:widowControl w:val="0"/>
               <w:pBdr>
-                <w:top w:space="0" w:sz="0" w:val="nil"/>
-                <w:left w:space="0" w:sz="0" w:val="nil"/>
-                <w:bottom w:space="0" w:sz="0" w:val="nil"/>
-                <w:right w:space="0" w:sz="0" w:val="nil"/>
-                <w:between w:space="0" w:sz="0" w:val="nil"/>
+                <w:top w:val="nil"/>
+                <w:left w:val="nil"/>
+                <w:bottom w:val="nil"/>
+                <w:right w:val="nil"/>
+                <w:between w:val="nil"/>
               </w:pBdr>
-              <w:shd w:fill="auto" w:val="clear"/>
-              <w:spacing w:after="0" w:before="0" w:line="240" w:lineRule="auto"/>
-              <w:ind w:left="0" w:right="0" w:firstLine="0"/>
+              <w:spacing w:line="240" w:lineRule="auto"/>
               <w:jc w:val="center"/>
               <w:rPr>
                 <w:u w:val="single"/>
               </w:rPr>
             </w:pPr>
-            <w:r>
-              <w:rPr>
-                <w:rtl w:val="0"/>
-              </w:rPr>
-            </w:r>
           </w:p>
           <w:p>
             <w:pPr>
-              <w:keepNext w:val="0"/>
-              <w:keepLines w:val="0"/>
-              <w:pageBreakBefore w:val="0"/>
               <w:widowControl w:val="0"/>
               <w:pBdr>
-                <w:top w:space="0" w:sz="0" w:val="nil"/>
-                <w:left w:space="0" w:sz="0" w:val="nil"/>
-                <w:bottom w:space="0" w:sz="0" w:val="nil"/>
-                <w:right w:space="0" w:sz="0" w:val="nil"/>
-                <w:between w:space="0" w:sz="0" w:val="nil"/>
+                <w:top w:val="nil"/>
+                <w:left w:val="nil"/>
+                <w:bottom w:val="nil"/>
+                <w:right w:val="nil"/>
+                <w:between w:val="nil"/>
               </w:pBdr>
-              <w:shd w:fill="auto" w:val="clear"/>
-              <w:spacing w:after="0" w:before="0" w:line="240" w:lineRule="auto"/>
-              <w:ind w:left="0" w:right="0" w:firstLine="0"/>
+              <w:spacing w:line="240" w:lineRule="auto"/>
               <w:jc w:val="center"/>
               <w:rPr>
                 <w:u w:val="single"/>
               </w:rPr>
             </w:pPr>
-            <w:r>
-              <w:rPr>
-                <w:rtl w:val="0"/>
-              </w:rPr>
-            </w:r>
           </w:p>
         </w:tc>
         <w:tc>
           <w:tcPr>
-            <w:shd w:fill="auto" w:val="clear"/>
+            <w:tcW w:w="7185" w:type="dxa"/>
+            <w:shd w:val="clear" w:color="auto" w:fill="auto"/>
             <w:tcMar>
-              <w:top w:w="100.0" w:type="dxa"/>
-              <w:left w:w="100.0" w:type="dxa"/>
-              <w:bottom w:w="100.0" w:type="dxa"/>
-              <w:right w:w="100.0" w:type="dxa"/>
+              <w:top w:w="100" w:type="dxa"/>
+              <w:left w:w="100" w:type="dxa"/>
+              <w:bottom w:w="100" w:type="dxa"/>
+              <w:right w:w="100" w:type="dxa"/>
             </w:tcMar>
-            <w:vAlign w:val="top"/>
           </w:tcPr>
           <w:p>
             <w:pPr>
-              <w:keepNext w:val="0"/>
-              <w:keepLines w:val="0"/>
-              <w:pageBreakBefore w:val="0"/>
               <w:widowControl w:val="0"/>
               <w:pBdr>
-                <w:top w:space="0" w:sz="0" w:val="nil"/>
-                <w:left w:space="0" w:sz="0" w:val="nil"/>
-                <w:bottom w:space="0" w:sz="0" w:val="nil"/>
-                <w:right w:space="0" w:sz="0" w:val="nil"/>
-                <w:between w:space="0" w:sz="0" w:val="nil"/>
+                <w:top w:val="nil"/>
+                <w:left w:val="nil"/>
+                <w:bottom w:val="nil"/>
+                <w:right w:val="nil"/>
+                <w:between w:val="nil"/>
               </w:pBdr>
-              <w:shd w:fill="auto" w:val="clear"/>
-              <w:spacing w:after="0" w:before="0" w:line="240" w:lineRule="auto"/>
-              <w:ind w:left="0" w:right="554.1732283464569" w:firstLine="0"/>
+              <w:spacing w:line="240" w:lineRule="auto"/>
+              <w:ind w:right="554"/>
               <w:jc w:val="center"/>
-              <w:rPr/>
             </w:pPr>
-            <w:r>
-              <w:rPr>
-                <w:rtl w:val="0"/>
-              </w:rPr>
-            </w:r>
           </w:p>
           <w:tbl>
             <w:tblPr>
-              <w:tblStyle w:val="Table6"/>
-              <w:tblW w:w="6705.0" w:type="dxa"/>
+              <w:tblStyle w:val="a4"/>
+              <w:tblW w:w="6705" w:type="dxa"/>
               <w:jc w:val="center"/>
+              <w:tblInd w:w="0" w:type="dxa"/>
               <w:tblBorders>
-                <w:top w:color="000000" w:space="0" w:sz="8" w:val="single"/>
-                <w:left w:color="000000" w:space="0" w:sz="8" w:val="single"/>
-                <w:bottom w:color="000000" w:space="0" w:sz="8" w:val="single"/>
-                <w:right w:color="000000" w:space="0" w:sz="8" w:val="single"/>
-                <w:insideH w:color="000000" w:space="0" w:sz="8" w:val="single"/>
-                <w:insideV w:color="000000" w:space="0" w:sz="8" w:val="single"/>
+                <w:top w:val="single" w:sz="8" w:space="0" w:color="000000"/>
+                <w:left w:val="single" w:sz="8" w:space="0" w:color="000000"/>
+                <w:bottom w:val="single" w:sz="8" w:space="0" w:color="000000"/>
+                <w:right w:val="single" w:sz="8" w:space="0" w:color="000000"/>
+                <w:insideH w:val="single" w:sz="8" w:space="0" w:color="000000"/>
+                <w:insideV w:val="single" w:sz="8" w:space="0" w:color="000000"/>
               </w:tblBorders>
               <w:tblLayout w:type="fixed"/>
-              <w:tblLook w:val="0600"/>
+              <w:tblLook w:val="0600" w:firstRow="0" w:lastRow="0" w:firstColumn="0" w:lastColumn="0" w:noHBand="1" w:noVBand="1"/>
             </w:tblPr>
             <w:tblGrid>
               <w:gridCol w:w="6705"/>
-              <w:tblGridChange w:id="0">
-                <w:tblGrid>
-                  <w:gridCol w:w="6705"/>
-                </w:tblGrid>
-              </w:tblGridChange>
             </w:tblGrid>
             <w:tr>
               <w:trPr>
-                <w:cantSplit w:val="0"/>
-                <w:trHeight w:val="465" w:hRule="atLeast"/>
-                <w:tblHeader w:val="0"/>
+                <w:trHeight w:val="465"/>
+                <w:jc w:val="center"/>
               </w:trPr>
               <w:tc>
                 <w:tcPr>
-                  <w:shd w:fill="auto" w:val="clear"/>
+                  <w:tcW w:w="6705" w:type="dxa"/>
+                  <w:shd w:val="clear" w:color="auto" w:fill="auto"/>
                   <w:tcMar>
-                    <w:top w:w="100.0" w:type="dxa"/>
-                    <w:left w:w="100.0" w:type="dxa"/>
-                    <w:bottom w:w="100.0" w:type="dxa"/>
-                    <w:right w:w="100.0" w:type="dxa"/>
+                    <w:top w:w="100" w:type="dxa"/>
+                    <w:left w:w="100" w:type="dxa"/>
+                    <w:bottom w:w="100" w:type="dxa"/>
+                    <w:right w:w="100" w:type="dxa"/>
                   </w:tcMar>
-                  <w:vAlign w:val="top"/>
                 </w:tcPr>
                 <w:p>
                   <w:pPr>
-                    <w:keepNext w:val="0"/>
-                    <w:keepLines w:val="0"/>
-                    <w:pageBreakBefore w:val="0"/>
                     <w:widowControl w:val="0"/>
                     <w:pBdr>
-                      <w:top w:space="0" w:sz="0" w:val="nil"/>
-                      <w:left w:space="0" w:sz="0" w:val="nil"/>
-                      <w:bottom w:space="0" w:sz="0" w:val="nil"/>
-                      <w:right w:space="0" w:sz="0" w:val="nil"/>
-                      <w:between w:space="0" w:sz="0" w:val="nil"/>
+                      <w:top w:val="nil"/>
+                      <w:left w:val="nil"/>
+                      <w:bottom w:val="nil"/>
+                      <w:right w:val="nil"/>
+                      <w:between w:val="nil"/>
                     </w:pBdr>
-                    <w:shd w:fill="auto" w:val="clear"/>
-                    <w:spacing w:after="0" w:before="0" w:line="240" w:lineRule="auto"/>
-                    <w:ind w:left="0" w:right="0" w:firstLine="0"/>
-                    <w:jc w:val="left"/>
-                    <w:rPr/>
+                    <w:spacing w:line="240" w:lineRule="auto"/>
                   </w:pPr>
                   <w:r>
-                    <w:rPr>
-                      <w:rtl w:val="0"/>
-                    </w:rPr>
-                    <w:t xml:space="preserve">TOTAL PAYMENT -  5000                                                                </w:t>
+                    <w:t xml:space="preserve">TOTAL PAYMENT -  </w:t>
+                  </w:r>
+                  <w:r>
+                    <w:t xml:space="preserve">                                                            </w:t>
                   </w:r>
                 </w:p>
               </w:tc>
             </w:tr>
             <w:tr>
               <w:trPr>
-                <w:cantSplit w:val="0"/>
-                <w:tblHeader w:val="0"/>
+                <w:jc w:val="center"/>
               </w:trPr>
               <w:tc>
                 <w:tcPr>
-                  <w:shd w:fill="auto" w:val="clear"/>
+                  <w:tcW w:w="6705" w:type="dxa"/>
+                  <w:shd w:val="clear" w:color="auto" w:fill="auto"/>
                   <w:tcMar>
-                    <w:top w:w="100.0" w:type="dxa"/>
-                    <w:left w:w="100.0" w:type="dxa"/>
-                    <w:bottom w:w="100.0" w:type="dxa"/>
-                    <w:right w:w="100.0" w:type="dxa"/>
+                    <w:top w:w="100" w:type="dxa"/>
+                    <w:left w:w="100" w:type="dxa"/>
+                    <w:bottom w:w="100" w:type="dxa"/>
+                    <w:right w:w="100" w:type="dxa"/>
                   </w:tcMar>
-                  <w:vAlign w:val="top"/>
                 </w:tcPr>
                 <w:p>
                   <w:pPr>
-                    <w:keepNext w:val="0"/>
-                    <w:keepLines w:val="0"/>
-                    <w:pageBreakBefore w:val="0"/>
                     <w:widowControl w:val="0"/>
                     <w:pBdr>
-                      <w:top w:space="0" w:sz="0" w:val="nil"/>
-                      <w:left w:space="0" w:sz="0" w:val="nil"/>
-                      <w:bottom w:space="0" w:sz="0" w:val="nil"/>
-                      <w:right w:space="0" w:sz="0" w:val="nil"/>
-                      <w:between w:space="0" w:sz="0" w:val="nil"/>
+                      <w:top w:val="nil"/>
+                      <w:left w:val="nil"/>
+                      <w:bottom w:val="nil"/>
+                      <w:right w:val="nil"/>
+                      <w:between w:val="nil"/>
                     </w:pBdr>
-                    <w:shd w:fill="auto" w:val="clear"/>
-                    <w:spacing w:after="0" w:before="0" w:line="240" w:lineRule="auto"/>
-                    <w:ind w:left="0" w:right="0" w:firstLine="0"/>
-                    <w:jc w:val="left"/>
-                    <w:rPr/>
+                    <w:spacing w:line="240" w:lineRule="auto"/>
                   </w:pPr>
                   <w:r>
-                    <w:rPr>
-                      <w:rtl w:val="0"/>
-                    </w:rPr>
-                    <w:t xml:space="preserve">Paid Price - 3000</w:t>
+                    <w:t xml:space="preserve">Paid Price - </w:t>
                   </w:r>
                 </w:p>
               </w:tc>
             </w:tr>
             <w:tr>
               <w:trPr>
-                <w:cantSplit w:val="0"/>
-                <w:trHeight w:val="4548.720703125" w:hRule="atLeast"/>
-                <w:tblHeader w:val="0"/>
+                <w:trHeight w:val="4548"/>
+                <w:jc w:val="center"/>
               </w:trPr>
               <w:tc>
                 <w:tcPr>
-                  <w:shd w:fill="auto" w:val="clear"/>
+                  <w:tcW w:w="6705" w:type="dxa"/>
+                  <w:shd w:val="clear" w:color="auto" w:fill="auto"/>
                   <w:tcMar>
-                    <w:top w:w="100.0" w:type="dxa"/>
-                    <w:left w:w="100.0" w:type="dxa"/>
-                    <w:bottom w:w="100.0" w:type="dxa"/>
-                    <w:right w:w="100.0" w:type="dxa"/>
+                    <w:top w:w="100" w:type="dxa"/>
+                    <w:left w:w="100" w:type="dxa"/>
+                    <w:bottom w:w="100" w:type="dxa"/>
+                    <w:right w:w="100" w:type="dxa"/>
                   </w:tcMar>
-                  <w:vAlign w:val="top"/>
                 </w:tcPr>
                 <w:p>
                   <w:pPr>
                     <w:widowControl w:val="0"/>
                     <w:spacing w:line="240" w:lineRule="auto"/>
-                    <w:jc w:val="left"/>
-                    <w:rPr/>
                   </w:pPr>
                   <w:r>
-                    <w:rPr>
-                      <w:rtl w:val="0"/>
-                    </w:rPr>
-                    <w:t xml:space="preserve">Balance Amount- 2000</w:t>
+                    <w:t xml:space="preserve">Balance Amount- </w:t>
                   </w:r>
                 </w:p>
                 <w:p>
                   <w:pPr>
                     <w:widowControl w:val="0"/>
                     <w:spacing w:line="240" w:lineRule="auto"/>
-                    <w:jc w:val="left"/>
-                    <w:rPr/>
                   </w:pPr>
-                  <w:r>
-                    <w:rPr>
-                      <w:rtl w:val="0"/>
-                    </w:rPr>
-                  </w:r>
                 </w:p>
                 <w:tbl>
                   <w:tblPr>
-                    <w:tblStyle w:val="Table7"/>
-                    <w:tblW w:w="3345.0" w:type="dxa"/>
-                    <w:jc w:val="left"/>
+                    <w:tblStyle w:val="a5"/>
+                    <w:tblW w:w="3345" w:type="dxa"/>
+                    <w:tblInd w:w="0" w:type="dxa"/>
                     <w:tblBorders>
-                      <w:top w:color="000000" w:space="0" w:sz="8" w:val="single"/>
-                      <w:left w:color="000000" w:space="0" w:sz="8" w:val="single"/>
-                      <w:bottom w:color="000000" w:space="0" w:sz="8" w:val="single"/>
-                      <w:right w:color="000000" w:space="0" w:sz="8" w:val="single"/>
-                      <w:insideH w:color="000000" w:space="0" w:sz="8" w:val="single"/>
-                      <w:insideV w:color="000000" w:space="0" w:sz="8" w:val="single"/>
+                      <w:top w:val="single" w:sz="8" w:space="0" w:color="000000"/>
+                      <w:left w:val="single" w:sz="8" w:space="0" w:color="000000"/>
+                      <w:bottom w:val="single" w:sz="8" w:space="0" w:color="000000"/>
+                      <w:right w:val="single" w:sz="8" w:space="0" w:color="000000"/>
+                      <w:insideH w:val="single" w:sz="8" w:space="0" w:color="000000"/>
+                      <w:insideV w:val="single" w:sz="8" w:space="0" w:color="000000"/>
                     </w:tblBorders>
                     <w:tblLayout w:type="fixed"/>
-                    <w:tblLook w:val="0600"/>
+                    <w:tblLook w:val="0600" w:firstRow="0" w:lastRow="0" w:firstColumn="0" w:lastColumn="0" w:noHBand="1" w:noVBand="1"/>
                   </w:tblPr>
                   <w:tblGrid>
                     <w:gridCol w:w="3345"/>
-                    <w:tblGridChange w:id="0">
-                      <w:tblGrid>
-                        <w:gridCol w:w="3345"/>
-                      </w:tblGrid>
-                    </w:tblGridChange>
                   </w:tblGrid>
                   <w:tr>
-                    <w:trPr>
-                      <w:cantSplit w:val="0"/>
-                      <w:tblHeader w:val="0"/>
-                    </w:trPr>
                     <w:tc>
                       <w:tcPr>
-                        <w:shd w:fill="auto" w:val="clear"/>
+                        <w:tcW w:w="3345" w:type="dxa"/>
+                        <w:shd w:val="clear" w:color="auto" w:fill="auto"/>
                         <w:tcMar>
-                          <w:top w:w="100.0" w:type="dxa"/>
-                          <w:left w:w="100.0" w:type="dxa"/>
-                          <w:bottom w:w="100.0" w:type="dxa"/>
-                          <w:right w:w="100.0" w:type="dxa"/>
+                          <w:top w:w="100" w:type="dxa"/>
+                          <w:left w:w="100" w:type="dxa"/>
+                          <w:bottom w:w="100" w:type="dxa"/>
+                          <w:right w:w="100" w:type="dxa"/>
                         </w:tcMar>
-                        <w:vAlign w:val="top"/>
                       </w:tcPr>
                       <w:p>
                         <w:pPr>
-                          <w:keepNext w:val="0"/>
-                          <w:keepLines w:val="0"/>
-                          <w:pageBreakBefore w:val="0"/>
                           <w:widowControl w:val="0"/>
                           <w:pBdr>
-                            <w:top w:space="0" w:sz="0" w:val="nil"/>
-                            <w:left w:space="0" w:sz="0" w:val="nil"/>
-                            <w:bottom w:space="0" w:sz="0" w:val="nil"/>
-                            <w:right w:space="0" w:sz="0" w:val="nil"/>
-                            <w:between w:space="0" w:sz="0" w:val="nil"/>
+                            <w:top w:val="nil"/>
+                            <w:left w:val="nil"/>
+                            <w:bottom w:val="nil"/>
+                            <w:right w:val="nil"/>
+                            <w:between w:val="nil"/>
                           </w:pBdr>
-                          <w:shd w:fill="auto" w:val="clear"/>
-                          <w:spacing w:after="0" w:before="0" w:line="240" w:lineRule="auto"/>
-                          <w:ind w:left="0" w:right="0" w:firstLine="0"/>
-                          <w:jc w:val="left"/>
-                          <w:rPr/>
+                          <w:spacing w:line="240" w:lineRule="auto"/>
                         </w:pPr>
                         <w:r>
-                          <w:rPr>
-                            <w:rtl w:val="0"/>
-                          </w:rPr>
-                          <w:t xml:space="preserve">Next Payment Date - 12/2/2026</w:t>
+                          <w:t xml:space="preserve">Next Payment Date - </w:t>
                         </w:r>
                       </w:p>
                     </w:tc>
@@ -1245,79 +931,56 @@
                   <w:pPr>
                     <w:widowControl w:val="0"/>
                     <w:spacing w:line="240" w:lineRule="auto"/>
-                    <w:jc w:val="left"/>
-                    <w:rPr/>
                   </w:pPr>
-                  <w:r>
-                    <w:rPr>
-                      <w:rtl w:val="0"/>
-                    </w:rPr>
-                  </w:r>
                 </w:p>
                 <w:tbl>
                   <w:tblPr>
-                    <w:tblStyle w:val="Table8"/>
-                    <w:tblW w:w="6505.0" w:type="dxa"/>
-                    <w:jc w:val="left"/>
+                    <w:tblStyle w:val="a6"/>
+                    <w:tblW w:w="6505" w:type="dxa"/>
+                    <w:tblInd w:w="0" w:type="dxa"/>
                     <w:tblBorders>
-                      <w:top w:color="000000" w:space="0" w:sz="8" w:val="single"/>
-                      <w:left w:color="000000" w:space="0" w:sz="8" w:val="single"/>
-                      <w:bottom w:color="000000" w:space="0" w:sz="8" w:val="single"/>
-                      <w:right w:color="000000" w:space="0" w:sz="8" w:val="single"/>
-                      <w:insideH w:color="000000" w:space="0" w:sz="8" w:val="single"/>
-                      <w:insideV w:color="000000" w:space="0" w:sz="8" w:val="single"/>
+                      <w:top w:val="single" w:sz="8" w:space="0" w:color="000000"/>
+                      <w:left w:val="single" w:sz="8" w:space="0" w:color="000000"/>
+                      <w:bottom w:val="single" w:sz="8" w:space="0" w:color="000000"/>
+                      <w:right w:val="single" w:sz="8" w:space="0" w:color="000000"/>
+                      <w:insideH w:val="single" w:sz="8" w:space="0" w:color="000000"/>
+                      <w:insideV w:val="single" w:sz="8" w:space="0" w:color="000000"/>
                     </w:tblBorders>
                     <w:tblLayout w:type="fixed"/>
-                    <w:tblLook w:val="0600"/>
+                    <w:tblLook w:val="0600" w:firstRow="0" w:lastRow="0" w:firstColumn="0" w:lastColumn="0" w:noHBand="1" w:noVBand="1"/>
                   </w:tblPr>
                   <w:tblGrid>
                     <w:gridCol w:w="6505"/>
-                    <w:tblGridChange w:id="0">
-                      <w:tblGrid>
-                        <w:gridCol w:w="6505"/>
-                      </w:tblGrid>
-                    </w:tblGridChange>
                   </w:tblGrid>
                   <w:tr>
-                    <w:trPr>
-                      <w:cantSplit w:val="0"/>
-                      <w:tblHeader w:val="0"/>
-                    </w:trPr>
                     <w:tc>
                       <w:tcPr>
-                        <w:shd w:fill="auto" w:val="clear"/>
+                        <w:tcW w:w="6505" w:type="dxa"/>
+                        <w:shd w:val="clear" w:color="auto" w:fill="auto"/>
                         <w:tcMar>
-                          <w:top w:w="100.0" w:type="dxa"/>
-                          <w:left w:w="100.0" w:type="dxa"/>
-                          <w:bottom w:w="100.0" w:type="dxa"/>
-                          <w:right w:w="100.0" w:type="dxa"/>
+                          <w:top w:w="100" w:type="dxa"/>
+                          <w:left w:w="100" w:type="dxa"/>
+                          <w:bottom w:w="100" w:type="dxa"/>
+                          <w:right w:w="100" w:type="dxa"/>
                         </w:tcMar>
-                        <w:vAlign w:val="top"/>
                       </w:tcPr>
                       <w:p>
                         <w:pPr>
-                          <w:keepNext w:val="0"/>
-                          <w:keepLines w:val="0"/>
-                          <w:pageBreakBefore w:val="0"/>
                           <w:widowControl w:val="0"/>
                           <w:pBdr>
-                            <w:top w:space="0" w:sz="0" w:val="nil"/>
-                            <w:left w:space="0" w:sz="0" w:val="nil"/>
-                            <w:bottom w:space="0" w:sz="0" w:val="nil"/>
-                            <w:right w:space="0" w:sz="0" w:val="nil"/>
-                            <w:between w:space="0" w:sz="0" w:val="nil"/>
+                            <w:top w:val="nil"/>
+                            <w:left w:val="nil"/>
+                            <w:bottom w:val="nil"/>
+                            <w:right w:val="nil"/>
+                            <w:between w:val="nil"/>
                           </w:pBdr>
-                          <w:shd w:fill="auto" w:val="clear"/>
-                          <w:spacing w:after="0" w:before="0" w:line="240" w:lineRule="auto"/>
-                          <w:ind w:left="0" w:right="0" w:firstLine="0"/>
-                          <w:jc w:val="left"/>
-                          <w:rPr/>
+                          <w:spacing w:line="240" w:lineRule="auto"/>
                         </w:pPr>
                         <w:r>
-                          <w:rPr>
-                            <w:rtl w:val="0"/>
-                          </w:rPr>
-                          <w:t xml:space="preserve">Personal Training Charges - 12000               Discount - 4000</w:t>
+                          <w:t xml:space="preserve">Personal Training Charges - </w:t>
+                        </w:r>
+                        <w:r>
+                          <w:t xml:space="preserve">               Discount - </w:t>
                         </w:r>
                       </w:p>
                     </w:tc>
@@ -1327,79 +990,56 @@
                   <w:pPr>
                     <w:widowControl w:val="0"/>
                     <w:spacing w:line="240" w:lineRule="auto"/>
-                    <w:jc w:val="left"/>
-                    <w:rPr/>
                   </w:pPr>
-                  <w:r>
-                    <w:rPr>
-                      <w:rtl w:val="0"/>
-                    </w:rPr>
-                  </w:r>
                 </w:p>
                 <w:tbl>
                   <w:tblPr>
-                    <w:tblStyle w:val="Table9"/>
-                    <w:tblW w:w="6505.0" w:type="dxa"/>
-                    <w:jc w:val="left"/>
+                    <w:tblStyle w:val="a7"/>
+                    <w:tblW w:w="6505" w:type="dxa"/>
+                    <w:tblInd w:w="0" w:type="dxa"/>
                     <w:tblBorders>
-                      <w:top w:color="000000" w:space="0" w:sz="8" w:val="single"/>
-                      <w:left w:color="000000" w:space="0" w:sz="8" w:val="single"/>
-                      <w:bottom w:color="000000" w:space="0" w:sz="8" w:val="single"/>
-                      <w:right w:color="000000" w:space="0" w:sz="8" w:val="single"/>
-                      <w:insideH w:color="000000" w:space="0" w:sz="8" w:val="single"/>
-                      <w:insideV w:color="000000" w:space="0" w:sz="8" w:val="single"/>
+                      <w:top w:val="single" w:sz="8" w:space="0" w:color="000000"/>
+                      <w:left w:val="single" w:sz="8" w:space="0" w:color="000000"/>
+                      <w:bottom w:val="single" w:sz="8" w:space="0" w:color="000000"/>
+                      <w:right w:val="single" w:sz="8" w:space="0" w:color="000000"/>
+                      <w:insideH w:val="single" w:sz="8" w:space="0" w:color="000000"/>
+                      <w:insideV w:val="single" w:sz="8" w:space="0" w:color="000000"/>
                     </w:tblBorders>
                     <w:tblLayout w:type="fixed"/>
-                    <w:tblLook w:val="0600"/>
+                    <w:tblLook w:val="0600" w:firstRow="0" w:lastRow="0" w:firstColumn="0" w:lastColumn="0" w:noHBand="1" w:noVBand="1"/>
                   </w:tblPr>
                   <w:tblGrid>
                     <w:gridCol w:w="6505"/>
-                    <w:tblGridChange w:id="0">
-                      <w:tblGrid>
-                        <w:gridCol w:w="6505"/>
-                      </w:tblGrid>
-                    </w:tblGridChange>
                   </w:tblGrid>
                   <w:tr>
-                    <w:trPr>
-                      <w:cantSplit w:val="0"/>
-                      <w:tblHeader w:val="0"/>
-                    </w:trPr>
                     <w:tc>
                       <w:tcPr>
-                        <w:shd w:fill="auto" w:val="clear"/>
+                        <w:tcW w:w="6505" w:type="dxa"/>
+                        <w:shd w:val="clear" w:color="auto" w:fill="auto"/>
                         <w:tcMar>
-                          <w:top w:w="100.0" w:type="dxa"/>
-                          <w:left w:w="100.0" w:type="dxa"/>
-                          <w:bottom w:w="100.0" w:type="dxa"/>
-                          <w:right w:w="100.0" w:type="dxa"/>
+                          <w:top w:w="100" w:type="dxa"/>
+                          <w:left w:w="100" w:type="dxa"/>
+                          <w:bottom w:w="100" w:type="dxa"/>
+                          <w:right w:w="100" w:type="dxa"/>
                         </w:tcMar>
-                        <w:vAlign w:val="top"/>
                       </w:tcPr>
                       <w:p>
                         <w:pPr>
-                          <w:keepNext w:val="0"/>
-                          <w:keepLines w:val="0"/>
-                          <w:pageBreakBefore w:val="0"/>
                           <w:widowControl w:val="0"/>
                           <w:pBdr>
-                            <w:top w:space="0" w:sz="0" w:val="nil"/>
-                            <w:left w:space="0" w:sz="0" w:val="nil"/>
-                            <w:bottom w:space="0" w:sz="0" w:val="nil"/>
-                            <w:right w:space="0" w:sz="0" w:val="nil"/>
-                            <w:between w:space="0" w:sz="0" w:val="nil"/>
+                            <w:top w:val="nil"/>
+                            <w:left w:val="nil"/>
+                            <w:bottom w:val="nil"/>
+                            <w:right w:val="nil"/>
+                            <w:between w:val="nil"/>
                           </w:pBdr>
-                          <w:shd w:fill="auto" w:val="clear"/>
-                          <w:spacing w:after="0" w:before="0" w:line="240" w:lineRule="auto"/>
-                          <w:ind w:left="0" w:right="0" w:firstLine="0"/>
-                          <w:jc w:val="left"/>
-                          <w:rPr/>
+                          <w:spacing w:line="240" w:lineRule="auto"/>
                         </w:pPr>
                         <w:r>
-                          <w:rPr>
-                            <w:rtl w:val="0"/>
-                          </w:rPr>
-                          <w:t xml:space="preserve">Total PT Payment - 8000        Start Date -          End Date</w:t>
+                          <w:t xml:space="preserve">Total PT Payment - </w:t>
+                        </w:r>
+                        <w:r>
+                          <w:t xml:space="preserve">       Start Date -          End Date</w:t>
                         </w:r>
                       </w:p>
                     </w:tc>
@@ -1409,79 +1049,56 @@
                   <w:pPr>
                     <w:widowControl w:val="0"/>
                     <w:spacing w:line="240" w:lineRule="auto"/>
-                    <w:jc w:val="left"/>
-                    <w:rPr/>
                   </w:pPr>
-                  <w:r>
-                    <w:rPr>
-                      <w:rtl w:val="0"/>
-                    </w:rPr>
-                  </w:r>
                 </w:p>
                 <w:tbl>
                   <w:tblPr>
-                    <w:tblStyle w:val="Table10"/>
-                    <w:tblW w:w="6505.0" w:type="dxa"/>
-                    <w:jc w:val="left"/>
+                    <w:tblStyle w:val="a8"/>
+                    <w:tblW w:w="6505" w:type="dxa"/>
+                    <w:tblInd w:w="0" w:type="dxa"/>
                     <w:tblBorders>
-                      <w:top w:color="000000" w:space="0" w:sz="8" w:val="single"/>
-                      <w:left w:color="000000" w:space="0" w:sz="8" w:val="single"/>
-                      <w:bottom w:color="000000" w:space="0" w:sz="8" w:val="single"/>
-                      <w:right w:color="000000" w:space="0" w:sz="8" w:val="single"/>
-                      <w:insideH w:color="000000" w:space="0" w:sz="8" w:val="single"/>
-                      <w:insideV w:color="000000" w:space="0" w:sz="8" w:val="single"/>
+                      <w:top w:val="single" w:sz="8" w:space="0" w:color="000000"/>
+                      <w:left w:val="single" w:sz="8" w:space="0" w:color="000000"/>
+                      <w:bottom w:val="single" w:sz="8" w:space="0" w:color="000000"/>
+                      <w:right w:val="single" w:sz="8" w:space="0" w:color="000000"/>
+                      <w:insideH w:val="single" w:sz="8" w:space="0" w:color="000000"/>
+                      <w:insideV w:val="single" w:sz="8" w:space="0" w:color="000000"/>
                     </w:tblBorders>
                     <w:tblLayout w:type="fixed"/>
-                    <w:tblLook w:val="0600"/>
+                    <w:tblLook w:val="0600" w:firstRow="0" w:lastRow="0" w:firstColumn="0" w:lastColumn="0" w:noHBand="1" w:noVBand="1"/>
                   </w:tblPr>
                   <w:tblGrid>
                     <w:gridCol w:w="6505"/>
-                    <w:tblGridChange w:id="0">
-                      <w:tblGrid>
-                        <w:gridCol w:w="6505"/>
-                      </w:tblGrid>
-                    </w:tblGridChange>
                   </w:tblGrid>
                   <w:tr>
-                    <w:trPr>
-                      <w:cantSplit w:val="0"/>
-                      <w:tblHeader w:val="0"/>
-                    </w:trPr>
                     <w:tc>
                       <w:tcPr>
-                        <w:shd w:fill="auto" w:val="clear"/>
+                        <w:tcW w:w="6505" w:type="dxa"/>
+                        <w:shd w:val="clear" w:color="auto" w:fill="auto"/>
                         <w:tcMar>
-                          <w:top w:w="100.0" w:type="dxa"/>
-                          <w:left w:w="100.0" w:type="dxa"/>
-                          <w:bottom w:w="100.0" w:type="dxa"/>
-                          <w:right w:w="100.0" w:type="dxa"/>
+                          <w:top w:w="100" w:type="dxa"/>
+                          <w:left w:w="100" w:type="dxa"/>
+                          <w:bottom w:w="100" w:type="dxa"/>
+                          <w:right w:w="100" w:type="dxa"/>
                         </w:tcMar>
-                        <w:vAlign w:val="top"/>
                       </w:tcPr>
                       <w:p>
                         <w:pPr>
-                          <w:keepNext w:val="0"/>
-                          <w:keepLines w:val="0"/>
-                          <w:pageBreakBefore w:val="0"/>
                           <w:widowControl w:val="0"/>
                           <w:pBdr>
-                            <w:top w:space="0" w:sz="0" w:val="nil"/>
-                            <w:left w:space="0" w:sz="0" w:val="nil"/>
-                            <w:bottom w:space="0" w:sz="0" w:val="nil"/>
-                            <w:right w:space="0" w:sz="0" w:val="nil"/>
-                            <w:between w:space="0" w:sz="0" w:val="nil"/>
+                            <w:top w:val="nil"/>
+                            <w:left w:val="nil"/>
+                            <w:bottom w:val="nil"/>
+                            <w:right w:val="nil"/>
+                            <w:between w:val="nil"/>
                           </w:pBdr>
-                          <w:shd w:fill="auto" w:val="clear"/>
-                          <w:spacing w:after="0" w:before="0" w:line="240" w:lineRule="auto"/>
-                          <w:ind w:left="0" w:right="0" w:firstLine="0"/>
-                          <w:jc w:val="left"/>
-                          <w:rPr/>
+                          <w:spacing w:line="240" w:lineRule="auto"/>
                         </w:pPr>
                         <w:r>
-                          <w:rPr>
-                            <w:rtl w:val="0"/>
-                          </w:rPr>
-                          <w:t xml:space="preserve">Total Amount - 11000/-                            Payment Mode - UPI</w:t>
+                          <w:t xml:space="preserve">Total Amount - </w:t>
+                        </w:r>
+                        <w:r>
+                          <w:t xml:space="preserve">                           Payment Mode - </w:t>
                         </w:r>
                       </w:p>
                     </w:tc>
@@ -1491,78 +1108,52 @@
                   <w:pPr>
                     <w:widowControl w:val="0"/>
                     <w:spacing w:line="240" w:lineRule="auto"/>
-                    <w:jc w:val="left"/>
-                    <w:rPr/>
                   </w:pPr>
-                  <w:r>
-                    <w:rPr>
-                      <w:rtl w:val="0"/>
-                    </w:rPr>
-                  </w:r>
                 </w:p>
                 <w:tbl>
                   <w:tblPr>
-                    <w:tblStyle w:val="Table11"/>
-                    <w:tblW w:w="6505.0" w:type="dxa"/>
-                    <w:jc w:val="left"/>
+                    <w:tblStyle w:val="a9"/>
+                    <w:tblW w:w="6505" w:type="dxa"/>
+                    <w:tblInd w:w="0" w:type="dxa"/>
                     <w:tblBorders>
-                      <w:top w:color="000000" w:space="0" w:sz="8" w:val="single"/>
-                      <w:left w:color="000000" w:space="0" w:sz="8" w:val="single"/>
-                      <w:bottom w:color="000000" w:space="0" w:sz="8" w:val="single"/>
-                      <w:right w:color="000000" w:space="0" w:sz="8" w:val="single"/>
-                      <w:insideH w:color="000000" w:space="0" w:sz="8" w:val="single"/>
-                      <w:insideV w:color="000000" w:space="0" w:sz="8" w:val="single"/>
+                      <w:top w:val="single" w:sz="8" w:space="0" w:color="000000"/>
+                      <w:left w:val="single" w:sz="8" w:space="0" w:color="000000"/>
+                      <w:bottom w:val="single" w:sz="8" w:space="0" w:color="000000"/>
+                      <w:right w:val="single" w:sz="8" w:space="0" w:color="000000"/>
+                      <w:insideH w:val="single" w:sz="8" w:space="0" w:color="000000"/>
+                      <w:insideV w:val="single" w:sz="8" w:space="0" w:color="000000"/>
                     </w:tblBorders>
                     <w:tblLayout w:type="fixed"/>
-                    <w:tblLook w:val="0600"/>
+                    <w:tblLook w:val="0600" w:firstRow="0" w:lastRow="0" w:firstColumn="0" w:lastColumn="0" w:noHBand="1" w:noVBand="1"/>
                   </w:tblPr>
                   <w:tblGrid>
                     <w:gridCol w:w="6505"/>
-                    <w:tblGridChange w:id="0">
-                      <w:tblGrid>
-                        <w:gridCol w:w="6505"/>
-                      </w:tblGrid>
-                    </w:tblGridChange>
                   </w:tblGrid>
                   <w:tr>
-                    <w:trPr>
-                      <w:cantSplit w:val="0"/>
-                      <w:tblHeader w:val="0"/>
-                    </w:trPr>
                     <w:tc>
                       <w:tcPr>
-                        <w:shd w:fill="auto" w:val="clear"/>
+                        <w:tcW w:w="6505" w:type="dxa"/>
+                        <w:shd w:val="clear" w:color="auto" w:fill="auto"/>
                         <w:tcMar>
-                          <w:top w:w="100.0" w:type="dxa"/>
-                          <w:left w:w="100.0" w:type="dxa"/>
-                          <w:bottom w:w="100.0" w:type="dxa"/>
-                          <w:right w:w="100.0" w:type="dxa"/>
+                          <w:top w:w="100" w:type="dxa"/>
+                          <w:left w:w="100" w:type="dxa"/>
+                          <w:bottom w:w="100" w:type="dxa"/>
+                          <w:right w:w="100" w:type="dxa"/>
                         </w:tcMar>
-                        <w:vAlign w:val="top"/>
                       </w:tcPr>
                       <w:p>
                         <w:pPr>
-                          <w:keepNext w:val="0"/>
-                          <w:keepLines w:val="0"/>
-                          <w:pageBreakBefore w:val="0"/>
                           <w:widowControl w:val="0"/>
                           <w:pBdr>
-                            <w:top w:space="0" w:sz="0" w:val="nil"/>
-                            <w:left w:space="0" w:sz="0" w:val="nil"/>
-                            <w:bottom w:space="0" w:sz="0" w:val="nil"/>
-                            <w:right w:space="0" w:sz="0" w:val="nil"/>
-                            <w:between w:space="0" w:sz="0" w:val="nil"/>
+                            <w:top w:val="nil"/>
+                            <w:left w:val="nil"/>
+                            <w:bottom w:val="nil"/>
+                            <w:right w:val="nil"/>
+                            <w:between w:val="nil"/>
                           </w:pBdr>
-                          <w:shd w:fill="auto" w:val="clear"/>
-                          <w:spacing w:after="0" w:before="0" w:line="240" w:lineRule="auto"/>
-                          <w:ind w:left="0" w:right="0" w:firstLine="0"/>
-                          <w:jc w:val="left"/>
-                          <w:rPr/>
+                          <w:spacing w:line="240" w:lineRule="auto"/>
                         </w:pPr>
                         <w:r>
-                          <w:rPr>
-                            <w:rtl w:val="0"/>
-                          </w:rPr>
                           <w:t xml:space="preserve">Comment - </w:t>
                         </w:r>
                       </w:p>
@@ -1573,27 +1164,13 @@
                   <w:pPr>
                     <w:widowControl w:val="0"/>
                     <w:spacing w:line="240" w:lineRule="auto"/>
-                    <w:jc w:val="left"/>
-                    <w:rPr/>
                   </w:pPr>
-                  <w:r>
-                    <w:rPr>
-                      <w:rtl w:val="0"/>
-                    </w:rPr>
-                  </w:r>
                 </w:p>
                 <w:p>
                   <w:pPr>
                     <w:widowControl w:val="0"/>
                     <w:spacing w:line="240" w:lineRule="auto"/>
-                    <w:jc w:val="left"/>
-                    <w:rPr/>
                   </w:pPr>
-                  <w:r>
-                    <w:rPr>
-                      <w:rtl w:val="0"/>
-                    </w:rPr>
-                  </w:r>
                 </w:p>
               </w:tc>
             </w:tr>
@@ -1608,10 +1185,24 @@
                 <w:highlight w:val="white"/>
               </w:rPr>
             </w:pPr>
+          </w:p>
+          <w:p>
+            <w:pPr>
+              <w:widowControl w:val="0"/>
+              <w:spacing w:line="240" w:lineRule="auto"/>
+              <w:rPr>
+                <w:sz w:val="21"/>
+                <w:szCs w:val="21"/>
+                <w:highlight w:val="white"/>
+              </w:rPr>
+            </w:pPr>
             <w:r>
               <w:rPr>
-                <w:rtl w:val="0"/>
-              </w:rPr>
+                <w:sz w:val="21"/>
+                <w:szCs w:val="21"/>
+                <w:highlight w:val="white"/>
+              </w:rPr>
+              <w:t>Gym Terms &amp; Conditions -</w:t>
             </w:r>
           </w:p>
           <w:p>
@@ -1619,19 +1210,18 @@
               <w:widowControl w:val="0"/>
               <w:spacing w:line="240" w:lineRule="auto"/>
               <w:rPr>
-                <w:sz w:val="21"/>
-                <w:szCs w:val="21"/>
+                <w:sz w:val="17"/>
+                <w:szCs w:val="17"/>
                 <w:highlight w:val="white"/>
               </w:rPr>
             </w:pPr>
             <w:r>
               <w:rPr>
-                <w:sz w:val="21"/>
-                <w:szCs w:val="21"/>
+                <w:sz w:val="17"/>
+                <w:szCs w:val="17"/>
                 <w:highlight w:val="white"/>
-                <w:rtl w:val="0"/>
-              </w:rPr>
-              <w:t xml:space="preserve">Gym Terms &amp; Conditions -</w:t>
+              </w:rPr>
+              <w:t>1. Membership is non-transferable and non-refundable.</w:t>
             </w:r>
           </w:p>
           <w:p>
@@ -1649,9 +1239,8 @@
                 <w:sz w:val="17"/>
                 <w:szCs w:val="17"/>
                 <w:highlight w:val="white"/>
-                <w:rtl w:val="0"/>
-              </w:rPr>
-              <w:t xml:space="preserve">1. Membership is non-transferable and non-refundable.</w:t>
+              </w:rPr>
+              <w:t>2. Fees must be paid on time to continue access.</w:t>
             </w:r>
           </w:p>
           <w:p>
@@ -1669,9 +1258,8 @@
                 <w:sz w:val="17"/>
                 <w:szCs w:val="17"/>
                 <w:highlight w:val="white"/>
-                <w:rtl w:val="0"/>
-              </w:rPr>
-              <w:t xml:space="preserve">2. Fees must be paid on time to continue access.</w:t>
+              </w:rPr>
+              <w:t>3. Members must follow gym rules and staff instructions.</w:t>
             </w:r>
           </w:p>
           <w:p>
@@ -1689,9 +1277,8 @@
                 <w:sz w:val="17"/>
                 <w:szCs w:val="17"/>
                 <w:highlight w:val="white"/>
-                <w:rtl w:val="0"/>
-              </w:rPr>
-              <w:t xml:space="preserve">3. Members must follow gym rules and staff instructions.</w:t>
+              </w:rPr>
+              <w:t>4. Proper gym attire and clean shoes are required.</w:t>
             </w:r>
           </w:p>
           <w:p>
@@ -1709,9 +1296,8 @@
                 <w:sz w:val="17"/>
                 <w:szCs w:val="17"/>
                 <w:highlight w:val="white"/>
-                <w:rtl w:val="0"/>
-              </w:rPr>
-              <w:t xml:space="preserve">4. Proper gym attire and clean shoes are required.</w:t>
+              </w:rPr>
+              <w:t>5. Use equipment responsibly; report any damage immediately.</w:t>
             </w:r>
           </w:p>
           <w:p>
@@ -1729,9 +1315,8 @@
                 <w:sz w:val="17"/>
                 <w:szCs w:val="17"/>
                 <w:highlight w:val="white"/>
-                <w:rtl w:val="0"/>
-              </w:rPr>
-              <w:t xml:space="preserve">5. Use equipment responsibly; report any damage immediately.</w:t>
+              </w:rPr>
+              <w:t>6. The gym is not responsible for lost or stolen items.</w:t>
             </w:r>
           </w:p>
           <w:p>
@@ -1749,14 +1334,39 @@
                 <w:sz w:val="17"/>
                 <w:szCs w:val="17"/>
                 <w:highlight w:val="white"/>
-                <w:rtl w:val="0"/>
-              </w:rPr>
-              <w:t xml:space="preserve">6. The gym is not responsible for lost or stolen items.</w:t>
+              </w:rPr>
+              <w:lastRenderedPageBreak/>
+              <w:t xml:space="preserve">7. Misconduct or unsafe </w:t>
+            </w:r>
+            <w:proofErr w:type="spellStart"/>
+            <w:r>
+              <w:rPr>
+                <w:sz w:val="17"/>
+                <w:szCs w:val="17"/>
+                <w:highlight w:val="white"/>
+              </w:rPr>
+              <w:t>behavior</w:t>
+            </w:r>
+            <w:proofErr w:type="spellEnd"/>
+            <w:r>
+              <w:rPr>
+                <w:sz w:val="17"/>
+                <w:szCs w:val="17"/>
+                <w:highlight w:val="white"/>
+              </w:rPr>
+              <w:t xml:space="preserve"> may result in membership cancellation.</w:t>
             </w:r>
           </w:p>
           <w:p>
             <w:pPr>
               <w:widowControl w:val="0"/>
+              <w:pBdr>
+                <w:top w:val="nil"/>
+                <w:left w:val="nil"/>
+                <w:bottom w:val="nil"/>
+                <w:right w:val="nil"/>
+                <w:between w:val="nil"/>
+              </w:pBdr>
               <w:spacing w:line="240" w:lineRule="auto"/>
               <w:rPr>
                 <w:sz w:val="17"/>
@@ -1769,78 +1379,33 @@
                 <w:sz w:val="17"/>
                 <w:szCs w:val="17"/>
                 <w:highlight w:val="white"/>
-                <w:rtl w:val="0"/>
-              </w:rPr>
-              <w:t xml:space="preserve">7. Misconduct or unsafe behavior may result in membership cancellation.</w:t>
-            </w:r>
-          </w:p>
-          <w:p>
-            <w:pPr>
-              <w:keepNext w:val="0"/>
-              <w:keepLines w:val="0"/>
-              <w:pageBreakBefore w:val="0"/>
-              <w:widowControl w:val="0"/>
-              <w:pBdr>
-                <w:top w:space="0" w:sz="0" w:val="nil"/>
-                <w:left w:space="0" w:sz="0" w:val="nil"/>
-                <w:bottom w:space="0" w:sz="0" w:val="nil"/>
-                <w:right w:space="0" w:sz="0" w:val="nil"/>
-                <w:between w:space="0" w:sz="0" w:val="nil"/>
-              </w:pBdr>
-              <w:shd w:fill="auto" w:val="clear"/>
-              <w:spacing w:after="0" w:before="0" w:line="240" w:lineRule="auto"/>
-              <w:ind w:left="0" w:right="0" w:firstLine="0"/>
-              <w:rPr>
-                <w:sz w:val="17"/>
-                <w:szCs w:val="17"/>
-                <w:highlight w:val="white"/>
-              </w:rPr>
-            </w:pPr>
-            <w:r>
-              <w:rPr>
-                <w:sz w:val="17"/>
-                <w:szCs w:val="17"/>
-                <w:highlight w:val="white"/>
-                <w:rtl w:val="0"/>
-              </w:rPr>
-              <w:t xml:space="preserve">8. Members exercise at their own risk.</w:t>
+              </w:rPr>
+              <w:t>8. Members exercise at their own risk.</w:t>
             </w:r>
           </w:p>
         </w:tc>
       </w:tr>
     </w:tbl>
-    <w:p>
-      <w:pPr>
-        <w:rPr/>
-      </w:pPr>
-      <w:r>
-        <w:rPr>
-          <w:rtl w:val="0"/>
-        </w:rPr>
-      </w:r>
-    </w:p>
+    <w:p/>
     <w:sectPr>
-      <w:pgSz w:h="15840" w:w="12240" w:orient="portrait"/>
-      <w:pgMar w:bottom="1440" w:top="1440" w:left="1440" w:right="1440" w:header="720" w:footer="720"/>
+      <w:pgSz w:w="12240" w:h="15840"/>
+      <w:pgMar w:top="1440" w:right="1440" w:bottom="1440" w:left="1440" w:header="720" w:footer="720" w:gutter="0"/>
       <w:pgNumType w:start="1"/>
+      <w:cols w:space="720"/>
     </w:sectPr>
   </w:body>
 </w:document>
 </file>
 
-<file path=word/numbering.xml><?xml version="1.0" encoding="utf-8"?>
-<w:numbering xmlns:mc="http://schemas.openxmlformats.org/markup-compatibility/2006" xmlns:o="urn:schemas-microsoft-com:office:office" xmlns:r="http://schemas.openxmlformats.org/officeDocument/2006/relationships" xmlns:m="http://schemas.openxmlformats.org/officeDocument/2006/math" xmlns:v="urn:schemas-microsoft-com:vml" xmlns:wp="http://schemas.openxmlformats.org/drawingml/2006/wordprocessingDrawing" xmlns:w10="urn:schemas-microsoft-com:office:word" xmlns:w="http://schemas.openxmlformats.org/wordprocessingml/2006/main" xmlns:wne="http://schemas.microsoft.com/office/word/2006/wordml" xmlns:sl="http://schemas.openxmlformats.org/schemaLibrary/2006/main" xmlns:a="http://schemas.openxmlformats.org/drawingml/2006/main" xmlns:pic="http://schemas.openxmlformats.org/drawingml/2006/picture" xmlns:c="http://schemas.openxmlformats.org/drawingml/2006/chart" xmlns:lc="http://schemas.openxmlformats.org/drawingml/2006/lockedCanvas" xmlns:dgm="http://schemas.openxmlformats.org/drawingml/2006/diagram" xmlns:wps="http://schemas.microsoft.com/office/word/2010/wordprocessingShape" xmlns:wpg="http://schemas.microsoft.com/office/word/2010/wordprocessingGroup" xmlns:w14="http://schemas.microsoft.com/office/word/2010/wordml" xmlns:w15="http://schemas.microsoft.com/office/word/2012/wordml" xmlns:w16="http://schemas.microsoft.com/office/word/2018/wordml" xmlns:w16cex="http://schemas.microsoft.com/office/word/2018/wordml/cex" xmlns:w16cid="http://schemas.microsoft.com/office/word/2016/wordml/cid" xmlns="http://schemas.microsoft.com/office/tasks/2019/documenttasks" xmlns:cr="http://schemas.microsoft.com/office/comments/2020/reactions"/>
-</file>
-
 <file path=word/styles.xml><?xml version="1.0" encoding="utf-8"?>
-<w:styles xmlns:mc="http://schemas.openxmlformats.org/markup-compatibility/2006" xmlns:o="urn:schemas-microsoft-com:office:office" xmlns:r="http://schemas.openxmlformats.org/officeDocument/2006/relationships" xmlns:m="http://schemas.openxmlformats.org/officeDocument/2006/math" xmlns:v="urn:schemas-microsoft-com:vml" xmlns:wp="http://schemas.openxmlformats.org/drawingml/2006/wordprocessingDrawing" xmlns:w10="urn:schemas-microsoft-com:office:word" xmlns:w="http://schemas.openxmlformats.org/wordprocessingml/2006/main" xmlns:wne="http://schemas.microsoft.com/office/word/2006/wordml" xmlns:sl="http://schemas.openxmlformats.org/schemaLibrary/2006/main" xmlns:a="http://schemas.openxmlformats.org/drawingml/2006/main" xmlns:pic="http://schemas.openxmlformats.org/drawingml/2006/picture" xmlns:c="http://schemas.openxmlformats.org/drawingml/2006/chart" xmlns:lc="http://schemas.openxmlformats.org/drawingml/2006/lockedCanvas" xmlns:dgm="http://schemas.openxmlformats.org/drawingml/2006/diagram" xmlns:wps="http://schemas.microsoft.com/office/word/2010/wordprocessingShape" xmlns:wpg="http://schemas.microsoft.com/office/word/2010/wordprocessingGroup" xmlns:w14="http://schemas.microsoft.com/office/word/2010/wordml" xmlns:w15="http://schemas.microsoft.com/office/word/2012/wordml" xmlns:w16="http://schemas.microsoft.com/office/word/2018/wordml" xmlns:w16cex="http://schemas.microsoft.com/office/word/2018/wordml/cex" xmlns:w16cid="http://schemas.microsoft.com/office/word/2016/wordml/cid" xmlns="http://schemas.microsoft.com/office/tasks/2019/documenttasks" xmlns:cr="http://schemas.microsoft.com/office/comments/2020/reactions">
+<w:styles xmlns:mc="http://schemas.openxmlformats.org/markup-compatibility/2006" xmlns:r="http://schemas.openxmlformats.org/officeDocument/2006/relationships" xmlns:w="http://schemas.openxmlformats.org/wordprocessingml/2006/main" xmlns:w14="http://schemas.microsoft.com/office/word/2010/wordml" xmlns:w15="http://schemas.microsoft.com/office/word/2012/wordml" xmlns:w16se="http://schemas.microsoft.com/office/word/2015/wordml/symex" mc:Ignorable="w14 w15 w16se">
   <w:docDefaults>
     <w:rPrDefault>
       <w:rPr>
-        <w:rFonts w:ascii="Arial" w:cs="Arial" w:eastAsia="Arial" w:hAnsi="Arial"/>
+        <w:rFonts w:ascii="Arial" w:eastAsia="Arial" w:hAnsi="Arial" w:cs="Arial"/>
         <w:sz w:val="22"/>
         <w:szCs w:val="22"/>
-        <w:lang w:val="en_GB"/>
+        <w:lang w:val="en-IN" w:eastAsia="en-IN" w:bidi="ar-SA"/>
       </w:rPr>
     </w:rPrDefault>
     <w:pPrDefault>
@@ -1849,29 +1414,391 @@
       </w:pPr>
     </w:pPrDefault>
   </w:docDefaults>
-  <w:style w:type="table" w:styleId="TableNormal" w:default="1">
-    <w:name w:val="TableNormal"/>
-    <w:tblPr>
-      <w:tblCellMar>
-        <w:top w:w="100.0" w:type="dxa"/>
-        <w:left w:w="100.0" w:type="dxa"/>
-        <w:bottom w:w="100.0" w:type="dxa"/>
-        <w:right w:w="100.0" w:type="dxa"/>
-      </w:tblCellMar>
-    </w:tblPr>
-  </w:style>
-  <w:style w:type="paragraph" w:styleId="Normal" w:default="1">
-    <w:name w:val="normal"/>
+  <w:latentStyles w:defLockedState="0" w:defUIPriority="99" w:defSemiHidden="0" w:defUnhideWhenUsed="0" w:defQFormat="0" w:count="371">
+    <w:lsdException w:name="Normal" w:uiPriority="0" w:qFormat="1"/>
+    <w:lsdException w:name="heading 1" w:uiPriority="9" w:qFormat="1"/>
+    <w:lsdException w:name="heading 2" w:semiHidden="1" w:uiPriority="9" w:unhideWhenUsed="1" w:qFormat="1"/>
+    <w:lsdException w:name="heading 3" w:semiHidden="1" w:uiPriority="9" w:unhideWhenUsed="1" w:qFormat="1"/>
+    <w:lsdException w:name="heading 4" w:semiHidden="1" w:uiPriority="9" w:unhideWhenUsed="1" w:qFormat="1"/>
+    <w:lsdException w:name="heading 5" w:semiHidden="1" w:uiPriority="9" w:unhideWhenUsed="1" w:qFormat="1"/>
+    <w:lsdException w:name="heading 6" w:semiHidden="1" w:uiPriority="9" w:unhideWhenUsed="1" w:qFormat="1"/>
+    <w:lsdException w:name="heading 7" w:semiHidden="1" w:uiPriority="9" w:unhideWhenUsed="1" w:qFormat="1"/>
+    <w:lsdException w:name="heading 8" w:semiHidden="1" w:uiPriority="9" w:unhideWhenUsed="1" w:qFormat="1"/>
+    <w:lsdException w:name="heading 9" w:semiHidden="1" w:uiPriority="9" w:unhideWhenUsed="1" w:qFormat="1"/>
+    <w:lsdException w:name="index 1" w:semiHidden="1" w:unhideWhenUsed="1"/>
+    <w:lsdException w:name="index 2" w:semiHidden="1" w:unhideWhenUsed="1"/>
+    <w:lsdException w:name="index 3" w:semiHidden="1" w:unhideWhenUsed="1"/>
+    <w:lsdException w:name="index 4" w:semiHidden="1" w:unhideWhenUsed="1"/>
+    <w:lsdException w:name="index 5" w:semiHidden="1" w:unhideWhenUsed="1"/>
+    <w:lsdException w:name="index 6" w:semiHidden="1" w:unhideWhenUsed="1"/>
+    <w:lsdException w:name="index 7" w:semiHidden="1" w:unhideWhenUsed="1"/>
+    <w:lsdException w:name="index 8" w:semiHidden="1" w:unhideWhenUsed="1"/>
+    <w:lsdException w:name="index 9" w:semiHidden="1" w:unhideWhenUsed="1"/>
+    <w:lsdException w:name="toc 1" w:semiHidden="1" w:uiPriority="39" w:unhideWhenUsed="1"/>
+    <w:lsdException w:name="toc 2" w:semiHidden="1" w:uiPriority="39" w:unhideWhenUsed="1"/>
+    <w:lsdException w:name="toc 3" w:semiHidden="1" w:uiPriority="39" w:unhideWhenUsed="1"/>
+    <w:lsdException w:name="toc 4" w:semiHidden="1" w:uiPriority="39" w:unhideWhenUsed="1"/>
+    <w:lsdException w:name="toc 5" w:semiHidden="1" w:uiPriority="39" w:unhideWhenUsed="1"/>
+    <w:lsdException w:name="toc 6" w:semiHidden="1" w:uiPriority="39" w:unhideWhenUsed="1"/>
+    <w:lsdException w:name="toc 7" w:semiHidden="1" w:uiPriority="39" w:unhideWhenUsed="1"/>
+    <w:lsdException w:name="toc 8" w:semiHidden="1" w:uiPriority="39" w:unhideWhenUsed="1"/>
+    <w:lsdException w:name="toc 9" w:semiHidden="1" w:uiPriority="39" w:unhideWhenUsed="1"/>
+    <w:lsdException w:name="Normal Indent" w:semiHidden="1" w:unhideWhenUsed="1"/>
+    <w:lsdException w:name="footnote text" w:semiHidden="1" w:unhideWhenUsed="1"/>
+    <w:lsdException w:name="annotation text" w:semiHidden="1" w:unhideWhenUsed="1"/>
+    <w:lsdException w:name="header" w:semiHidden="1" w:unhideWhenUsed="1"/>
+    <w:lsdException w:name="footer" w:semiHidden="1" w:unhideWhenUsed="1"/>
+    <w:lsdException w:name="index heading" w:semiHidden="1" w:unhideWhenUsed="1"/>
+    <w:lsdException w:name="caption" w:semiHidden="1" w:uiPriority="35" w:unhideWhenUsed="1" w:qFormat="1"/>
+    <w:lsdException w:name="table of figures" w:semiHidden="1" w:unhideWhenUsed="1"/>
+    <w:lsdException w:name="envelope address" w:semiHidden="1" w:unhideWhenUsed="1"/>
+    <w:lsdException w:name="envelope return" w:semiHidden="1" w:unhideWhenUsed="1"/>
+    <w:lsdException w:name="footnote reference" w:semiHidden="1" w:unhideWhenUsed="1"/>
+    <w:lsdException w:name="annotation reference" w:semiHidden="1" w:unhideWhenUsed="1"/>
+    <w:lsdException w:name="line number" w:semiHidden="1" w:unhideWhenUsed="1"/>
+    <w:lsdException w:name="page number" w:semiHidden="1" w:unhideWhenUsed="1"/>
+    <w:lsdException w:name="endnote reference" w:semiHidden="1" w:unhideWhenUsed="1"/>
+    <w:lsdException w:name="endnote text" w:semiHidden="1" w:unhideWhenUsed="1"/>
+    <w:lsdException w:name="table of authorities" w:semiHidden="1" w:unhideWhenUsed="1"/>
+    <w:lsdException w:name="macro" w:semiHidden="1" w:unhideWhenUsed="1"/>
+    <w:lsdException w:name="toa heading" w:semiHidden="1" w:unhideWhenUsed="1"/>
+    <w:lsdException w:name="List" w:semiHidden="1" w:unhideWhenUsed="1"/>
+    <w:lsdException w:name="List Bullet" w:semiHidden="1" w:unhideWhenUsed="1"/>
+    <w:lsdException w:name="List Number" w:semiHidden="1" w:unhideWhenUsed="1"/>
+    <w:lsdException w:name="List 2" w:semiHidden="1" w:unhideWhenUsed="1"/>
+    <w:lsdException w:name="List 3" w:semiHidden="1" w:unhideWhenUsed="1"/>
+    <w:lsdException w:name="List 4" w:semiHidden="1" w:unhideWhenUsed="1"/>
+    <w:lsdException w:name="List 5" w:semiHidden="1" w:unhideWhenUsed="1"/>
+    <w:lsdException w:name="List Bullet 2" w:semiHidden="1" w:unhideWhenUsed="1"/>
+    <w:lsdException w:name="List Bullet 3" w:semiHidden="1" w:unhideWhenUsed="1"/>
+    <w:lsdException w:name="List Bullet 4" w:semiHidden="1" w:unhideWhenUsed="1"/>
+    <w:lsdException w:name="List Bullet 5" w:semiHidden="1" w:unhideWhenUsed="1"/>
+    <w:lsdException w:name="List Number 2" w:semiHidden="1" w:unhideWhenUsed="1"/>
+    <w:lsdException w:name="List Number 3" w:semiHidden="1" w:unhideWhenUsed="1"/>
+    <w:lsdException w:name="List Number 4" w:semiHidden="1" w:unhideWhenUsed="1"/>
+    <w:lsdException w:name="List Number 5" w:semiHidden="1" w:unhideWhenUsed="1"/>
+    <w:lsdException w:name="Title" w:uiPriority="10" w:qFormat="1"/>
+    <w:lsdException w:name="Closing" w:semiHidden="1" w:unhideWhenUsed="1"/>
+    <w:lsdException w:name="Signature" w:semiHidden="1" w:unhideWhenUsed="1"/>
+    <w:lsdException w:name="Default Paragraph Font" w:semiHidden="1" w:uiPriority="1" w:unhideWhenUsed="1"/>
+    <w:lsdException w:name="Body Text" w:semiHidden="1" w:unhideWhenUsed="1"/>
+    <w:lsdException w:name="Body Text Indent" w:semiHidden="1" w:unhideWhenUsed="1"/>
+    <w:lsdException w:name="List Continue" w:semiHidden="1" w:unhideWhenUsed="1"/>
+    <w:lsdException w:name="List Continue 2" w:semiHidden="1" w:unhideWhenUsed="1"/>
+    <w:lsdException w:name="List Continue 3" w:semiHidden="1" w:unhideWhenUsed="1"/>
+    <w:lsdException w:name="List Continue 4" w:semiHidden="1" w:unhideWhenUsed="1"/>
+    <w:lsdException w:name="List Continue 5" w:semiHidden="1" w:unhideWhenUsed="1"/>
+    <w:lsdException w:name="Message Header" w:semiHidden="1" w:unhideWhenUsed="1"/>
+    <w:lsdException w:name="Subtitle" w:uiPriority="11" w:qFormat="1"/>
+    <w:lsdException w:name="Salutation" w:semiHidden="1" w:unhideWhenUsed="1"/>
+    <w:lsdException w:name="Date" w:semiHidden="1" w:unhideWhenUsed="1"/>
+    <w:lsdException w:name="Body Text First Indent" w:semiHidden="1" w:unhideWhenUsed="1"/>
+    <w:lsdException w:name="Body Text First Indent 2" w:semiHidden="1" w:unhideWhenUsed="1"/>
+    <w:lsdException w:name="Note Heading" w:semiHidden="1" w:unhideWhenUsed="1"/>
+    <w:lsdException w:name="Body Text 2" w:semiHidden="1" w:unhideWhenUsed="1"/>
+    <w:lsdException w:name="Body Text 3" w:semiHidden="1" w:unhideWhenUsed="1"/>
+    <w:lsdException w:name="Body Text Indent 2" w:semiHidden="1" w:unhideWhenUsed="1"/>
+    <w:lsdException w:name="Body Text Indent 3" w:semiHidden="1" w:unhideWhenUsed="1"/>
+    <w:lsdException w:name="Block Text" w:semiHidden="1" w:unhideWhenUsed="1"/>
+    <w:lsdException w:name="Hyperlink" w:semiHidden="1" w:unhideWhenUsed="1"/>
+    <w:lsdException w:name="FollowedHyperlink" w:semiHidden="1" w:unhideWhenUsed="1"/>
+    <w:lsdException w:name="Strong" w:uiPriority="22" w:qFormat="1"/>
+    <w:lsdException w:name="Emphasis" w:uiPriority="20" w:qFormat="1"/>
+    <w:lsdException w:name="Document Map" w:semiHidden="1" w:unhideWhenUsed="1"/>
+    <w:lsdException w:name="Plain Text" w:semiHidden="1" w:unhideWhenUsed="1"/>
+    <w:lsdException w:name="E-mail Signature" w:semiHidden="1" w:unhideWhenUsed="1"/>
+    <w:lsdException w:name="HTML Top of Form" w:semiHidden="1" w:unhideWhenUsed="1"/>
+    <w:lsdException w:name="HTML Bottom of Form" w:semiHidden="1" w:unhideWhenUsed="1"/>
+    <w:lsdException w:name="Normal (Web)" w:semiHidden="1" w:unhideWhenUsed="1"/>
+    <w:lsdException w:name="HTML Acronym" w:semiHidden="1" w:unhideWhenUsed="1"/>
+    <w:lsdException w:name="HTML Address" w:semiHidden="1" w:unhideWhenUsed="1"/>
+    <w:lsdException w:name="HTML Cite" w:semiHidden="1" w:unhideWhenUsed="1"/>
+    <w:lsdException w:name="HTML Code" w:semiHidden="1" w:unhideWhenUsed="1"/>
+    <w:lsdException w:name="HTML Definition" w:semiHidden="1" w:unhideWhenUsed="1"/>
+    <w:lsdException w:name="HTML Keyboard" w:semiHidden="1" w:unhideWhenUsed="1"/>
+    <w:lsdException w:name="HTML Preformatted" w:semiHidden="1" w:unhideWhenUsed="1"/>
+    <w:lsdException w:name="HTML Sample" w:semiHidden="1" w:unhideWhenUsed="1"/>
+    <w:lsdException w:name="HTML Typewriter" w:semiHidden="1" w:unhideWhenUsed="1"/>
+    <w:lsdException w:name="HTML Variable" w:semiHidden="1" w:unhideWhenUsed="1"/>
+    <w:lsdException w:name="Normal Table" w:semiHidden="1" w:unhideWhenUsed="1"/>
+    <w:lsdException w:name="annotation subject" w:semiHidden="1" w:unhideWhenUsed="1"/>
+    <w:lsdException w:name="No List" w:semiHidden="1" w:unhideWhenUsed="1"/>
+    <w:lsdException w:name="Outline List 1" w:semiHidden="1" w:unhideWhenUsed="1"/>
+    <w:lsdException w:name="Outline List 2" w:semiHidden="1" w:unhideWhenUsed="1"/>
+    <w:lsdException w:name="Outline List 3" w:semiHidden="1" w:unhideWhenUsed="1"/>
+    <w:lsdException w:name="Table Simple 1" w:semiHidden="1" w:unhideWhenUsed="1"/>
+    <w:lsdException w:name="Table Simple 2" w:semiHidden="1" w:unhideWhenUsed="1"/>
+    <w:lsdException w:name="Table Simple 3" w:semiHidden="1" w:unhideWhenUsed="1"/>
+    <w:lsdException w:name="Table Classic 1" w:semiHidden="1" w:unhideWhenUsed="1"/>
+    <w:lsdException w:name="Table Classic 2" w:semiHidden="1" w:unhideWhenUsed="1"/>
+    <w:lsdException w:name="Table Classic 3" w:semiHidden="1" w:unhideWhenUsed="1"/>
+    <w:lsdException w:name="Table Classic 4" w:semiHidden="1" w:unhideWhenUsed="1"/>
+    <w:lsdException w:name="Table Colorful 1" w:semiHidden="1" w:unhideWhenUsed="1"/>
+    <w:lsdException w:name="Table Colorful 2" w:semiHidden="1" w:unhideWhenUsed="1"/>
+    <w:lsdException w:name="Table Colorful 3" w:semiHidden="1" w:unhideWhenUsed="1"/>
+    <w:lsdException w:name="Table Columns 1" w:semiHidden="1" w:unhideWhenUsed="1"/>
+    <w:lsdException w:name="Table Columns 2" w:semiHidden="1" w:unhideWhenUsed="1"/>
+    <w:lsdException w:name="Table Columns 3" w:semiHidden="1" w:unhideWhenUsed="1"/>
+    <w:lsdException w:name="Table Columns 4" w:semiHidden="1" w:unhideWhenUsed="1"/>
+    <w:lsdException w:name="Table Columns 5" w:semiHidden="1" w:unhideWhenUsed="1"/>
+    <w:lsdException w:name="Table Grid 1" w:semiHidden="1" w:unhideWhenUsed="1"/>
+    <w:lsdException w:name="Table Grid 2" w:semiHidden="1" w:unhideWhenUsed="1"/>
+    <w:lsdException w:name="Table Grid 3" w:semiHidden="1" w:unhideWhenUsed="1"/>
+    <w:lsdException w:name="Table Grid 4" w:semiHidden="1" w:unhideWhenUsed="1"/>
+    <w:lsdException w:name="Table Grid 5" w:semiHidden="1" w:unhideWhenUsed="1"/>
+    <w:lsdException w:name="Table Grid 6" w:semiHidden="1" w:unhideWhenUsed="1"/>
+    <w:lsdException w:name="Table Grid 7" w:semiHidden="1" w:unhideWhenUsed="1"/>
+    <w:lsdException w:name="Table Grid 8" w:semiHidden="1" w:unhideWhenUsed="1"/>
+    <w:lsdException w:name="Table List 1" w:semiHidden="1" w:unhideWhenUsed="1"/>
+    <w:lsdException w:name="Table List 2" w:semiHidden="1" w:unhideWhenUsed="1"/>
+    <w:lsdException w:name="Table List 3" w:semiHidden="1" w:unhideWhenUsed="1"/>
+    <w:lsdException w:name="Table List 4" w:semiHidden="1" w:unhideWhenUsed="1"/>
+    <w:lsdException w:name="Table List 5" w:semiHidden="1" w:unhideWhenUsed="1"/>
+    <w:lsdException w:name="Table List 6" w:semiHidden="1" w:unhideWhenUsed="1"/>
+    <w:lsdException w:name="Table List 7" w:semiHidden="1" w:unhideWhenUsed="1"/>
+    <w:lsdException w:name="Table List 8" w:semiHidden="1" w:unhideWhenUsed="1"/>
+    <w:lsdException w:name="Table 3D effects 1" w:semiHidden="1" w:unhideWhenUsed="1"/>
+    <w:lsdException w:name="Table 3D effects 2" w:semiHidden="1" w:unhideWhenUsed="1"/>
+    <w:lsdException w:name="Table 3D effects 3" w:semiHidden="1" w:unhideWhenUsed="1"/>
+    <w:lsdException w:name="Table Contemporary" w:semiHidden="1" w:unhideWhenUsed="1"/>
+    <w:lsdException w:name="Table Elegant" w:semiHidden="1" w:unhideWhenUsed="1"/>
+    <w:lsdException w:name="Table Professional" w:semiHidden="1" w:unhideWhenUsed="1"/>
+    <w:lsdException w:name="Table Subtle 1" w:semiHidden="1" w:unhideWhenUsed="1"/>
+    <w:lsdException w:name="Table Subtle 2" w:semiHidden="1" w:unhideWhenUsed="1"/>
+    <w:lsdException w:name="Table Web 1" w:semiHidden="1" w:unhideWhenUsed="1"/>
+    <w:lsdException w:name="Table Web 2" w:semiHidden="1" w:unhideWhenUsed="1"/>
+    <w:lsdException w:name="Table Web 3" w:semiHidden="1" w:unhideWhenUsed="1"/>
+    <w:lsdException w:name="Balloon Text" w:semiHidden="1" w:unhideWhenUsed="1"/>
+    <w:lsdException w:name="Table Grid" w:uiPriority="39"/>
+    <w:lsdException w:name="Table Theme" w:semiHidden="1" w:unhideWhenUsed="1"/>
+    <w:lsdException w:name="Placeholder Text" w:semiHidden="1"/>
+    <w:lsdException w:name="No Spacing" w:uiPriority="1" w:qFormat="1"/>
+    <w:lsdException w:name="Light Shading" w:uiPriority="60"/>
+    <w:lsdException w:name="Light List" w:uiPriority="61"/>
+    <w:lsdException w:name="Light Grid" w:uiPriority="62"/>
+    <w:lsdException w:name="Medium Shading 1" w:uiPriority="63"/>
+    <w:lsdException w:name="Medium Shading 2" w:uiPriority="64"/>
+    <w:lsdException w:name="Medium List 1" w:uiPriority="65"/>
+    <w:lsdException w:name="Medium List 2" w:uiPriority="66"/>
+    <w:lsdException w:name="Medium Grid 1" w:uiPriority="67"/>
+    <w:lsdException w:name="Medium Grid 2" w:uiPriority="68"/>
+    <w:lsdException w:name="Medium Grid 3" w:uiPriority="69"/>
+    <w:lsdException w:name="Dark List" w:uiPriority="70"/>
+    <w:lsdException w:name="Colorful Shading" w:uiPriority="71"/>
+    <w:lsdException w:name="Colorful List" w:uiPriority="72"/>
+    <w:lsdException w:name="Colorful Grid" w:uiPriority="73"/>
+    <w:lsdException w:name="Light Shading Accent 1" w:uiPriority="60"/>
+    <w:lsdException w:name="Light List Accent 1" w:uiPriority="61"/>
+    <w:lsdException w:name="Light Grid Accent 1" w:uiPriority="62"/>
+    <w:lsdException w:name="Medium Shading 1 Accent 1" w:uiPriority="63"/>
+    <w:lsdException w:name="Medium Shading 2 Accent 1" w:uiPriority="64"/>
+    <w:lsdException w:name="Medium List 1 Accent 1" w:uiPriority="65"/>
+    <w:lsdException w:name="Revision" w:semiHidden="1"/>
+    <w:lsdException w:name="List Paragraph" w:uiPriority="34" w:qFormat="1"/>
+    <w:lsdException w:name="Quote" w:uiPriority="29" w:qFormat="1"/>
+    <w:lsdException w:name="Intense Quote" w:uiPriority="30" w:qFormat="1"/>
+    <w:lsdException w:name="Medium List 2 Accent 1" w:uiPriority="66"/>
+    <w:lsdException w:name="Medium Grid 1 Accent 1" w:uiPriority="67"/>
+    <w:lsdException w:name="Medium Grid 2 Accent 1" w:uiPriority="68"/>
+    <w:lsdException w:name="Medium Grid 3 Accent 1" w:uiPriority="69"/>
+    <w:lsdException w:name="Dark List Accent 1" w:uiPriority="70"/>
+    <w:lsdException w:name="Colorful Shading Accent 1" w:uiPriority="71"/>
+    <w:lsdException w:name="Colorful List Accent 1" w:uiPriority="72"/>
+    <w:lsdException w:name="Colorful Grid Accent 1" w:uiPriority="73"/>
+    <w:lsdException w:name="Light Shading Accent 2" w:uiPriority="60"/>
+    <w:lsdException w:name="Light List Accent 2" w:uiPriority="61"/>
+    <w:lsdException w:name="Light Grid Accent 2" w:uiPriority="62"/>
+    <w:lsdException w:name="Medium Shading 1 Accent 2" w:uiPriority="63"/>
+    <w:lsdException w:name="Medium Shading 2 Accent 2" w:uiPriority="64"/>
+    <w:lsdException w:name="Medium List 1 Accent 2" w:uiPriority="65"/>
+    <w:lsdException w:name="Medium List 2 Accent 2" w:uiPriority="66"/>
+    <w:lsdException w:name="Medium Grid 1 Accent 2" w:uiPriority="67"/>
+    <w:lsdException w:name="Medium Grid 2 Accent 2" w:uiPriority="68"/>
+    <w:lsdException w:name="Medium Grid 3 Accent 2" w:uiPriority="69"/>
+    <w:lsdException w:name="Dark List Accent 2" w:uiPriority="70"/>
+    <w:lsdException w:name="Colorful Shading Accent 2" w:uiPriority="71"/>
+    <w:lsdException w:name="Colorful List Accent 2" w:uiPriority="72"/>
+    <w:lsdException w:name="Colorful Grid Accent 2" w:uiPriority="73"/>
+    <w:lsdException w:name="Light Shading Accent 3" w:uiPriority="60"/>
+    <w:lsdException w:name="Light List Accent 3" w:uiPriority="61"/>
+    <w:lsdException w:name="Light Grid Accent 3" w:uiPriority="62"/>
+    <w:lsdException w:name="Medium Shading 1 Accent 3" w:uiPriority="63"/>
+    <w:lsdException w:name="Medium Shading 2 Accent 3" w:uiPriority="64"/>
+    <w:lsdException w:name="Medium List 1 Accent 3" w:uiPriority="65"/>
+    <w:lsdException w:name="Medium List 2 Accent 3" w:uiPriority="66"/>
+    <w:lsdException w:name="Medium Grid 1 Accent 3" w:uiPriority="67"/>
+    <w:lsdException w:name="Medium Grid 2 Accent 3" w:uiPriority="68"/>
+    <w:lsdException w:name="Medium Grid 3 Accent 3" w:uiPriority="69"/>
+    <w:lsdException w:name="Dark List Accent 3" w:uiPriority="70"/>
+    <w:lsdException w:name="Colorful Shading Accent 3" w:uiPriority="71"/>
+    <w:lsdException w:name="Colorful List Accent 3" w:uiPriority="72"/>
+    <w:lsdException w:name="Colorful Grid Accent 3" w:uiPriority="73"/>
+    <w:lsdException w:name="Light Shading Accent 4" w:uiPriority="60"/>
+    <w:lsdException w:name="Light List Accent 4" w:uiPriority="61"/>
+    <w:lsdException w:name="Light Grid Accent 4" w:uiPriority="62"/>
+    <w:lsdException w:name="Medium Shading 1 Accent 4" w:uiPriority="63"/>
+    <w:lsdException w:name="Medium Shading 2 Accent 4" w:uiPriority="64"/>
+    <w:lsdException w:name="Medium List 1 Accent 4" w:uiPriority="65"/>
+    <w:lsdException w:name="Medium List 2 Accent 4" w:uiPriority="66"/>
+    <w:lsdException w:name="Medium Grid 1 Accent 4" w:uiPriority="67"/>
+    <w:lsdException w:name="Medium Grid 2 Accent 4" w:uiPriority="68"/>
+    <w:lsdException w:name="Medium Grid 3 Accent 4" w:uiPriority="69"/>
+    <w:lsdException w:name="Dark List Accent 4" w:uiPriority="70"/>
+    <w:lsdException w:name="Colorful Shading Accent 4" w:uiPriority="71"/>
+    <w:lsdException w:name="Colorful List Accent 4" w:uiPriority="72"/>
+    <w:lsdException w:name="Colorful Grid Accent 4" w:uiPriority="73"/>
+    <w:lsdException w:name="Light Shading Accent 5" w:uiPriority="60"/>
+    <w:lsdException w:name="Light List Accent 5" w:uiPriority="61"/>
+    <w:lsdException w:name="Light Grid Accent 5" w:uiPriority="62"/>
+    <w:lsdException w:name="Medium Shading 1 Accent 5" w:uiPriority="63"/>
+    <w:lsdException w:name="Medium Shading 2 Accent 5" w:uiPriority="64"/>
+    <w:lsdException w:name="Medium List 1 Accent 5" w:uiPriority="65"/>
+    <w:lsdException w:name="Medium List 2 Accent 5" w:uiPriority="66"/>
+    <w:lsdException w:name="Medium Grid 1 Accent 5" w:uiPriority="67"/>
+    <w:lsdException w:name="Medium Grid 2 Accent 5" w:uiPriority="68"/>
+    <w:lsdException w:name="Medium Grid 3 Accent 5" w:uiPriority="69"/>
+    <w:lsdException w:name="Dark List Accent 5" w:uiPriority="70"/>
+    <w:lsdException w:name="Colorful Shading Accent 5" w:uiPriority="71"/>
+    <w:lsdException w:name="Colorful List Accent 5" w:uiPriority="72"/>
+    <w:lsdException w:name="Colorful Grid Accent 5" w:uiPriority="73"/>
+    <w:lsdException w:name="Light Shading Accent 6" w:uiPriority="60"/>
+    <w:lsdException w:name="Light List Accent 6" w:uiPriority="61"/>
+    <w:lsdException w:name="Light Grid Accent 6" w:uiPriority="62"/>
+    <w:lsdException w:name="Medium Shading 1 Accent 6" w:uiPriority="63"/>
+    <w:lsdException w:name="Medium Shading 2 Accent 6" w:uiPriority="64"/>
+    <w:lsdException w:name="Medium List 1 Accent 6" w:uiPriority="65"/>
+    <w:lsdException w:name="Medium List 2 Accent 6" w:uiPriority="66"/>
+    <w:lsdException w:name="Medium Grid 1 Accent 6" w:uiPriority="67"/>
+    <w:lsdException w:name="Medium Grid 2 Accent 6" w:uiPriority="68"/>
+    <w:lsdException w:name="Medium Grid 3 Accent 6" w:uiPriority="69"/>
+    <w:lsdException w:name="Dark List Accent 6" w:uiPriority="70"/>
+    <w:lsdException w:name="Colorful Shading Accent 6" w:uiPriority="71"/>
+    <w:lsdException w:name="Colorful List Accent 6" w:uiPriority="72"/>
+    <w:lsdException w:name="Colorful Grid Accent 6" w:uiPriority="73"/>
+    <w:lsdException w:name="Subtle Emphasis" w:uiPriority="19" w:qFormat="1"/>
+    <w:lsdException w:name="Intense Emphasis" w:uiPriority="21" w:qFormat="1"/>
+    <w:lsdException w:name="Subtle Reference" w:uiPriority="31" w:qFormat="1"/>
+    <w:lsdException w:name="Intense Reference" w:uiPriority="32" w:qFormat="1"/>
+    <w:lsdException w:name="Book Title" w:uiPriority="33" w:qFormat="1"/>
+    <w:lsdException w:name="Bibliography" w:semiHidden="1" w:uiPriority="37" w:unhideWhenUsed="1"/>
+    <w:lsdException w:name="TOC Heading" w:semiHidden="1" w:uiPriority="39" w:unhideWhenUsed="1" w:qFormat="1"/>
+    <w:lsdException w:name="Plain Table 1" w:uiPriority="41"/>
+    <w:lsdException w:name="Plain Table 2" w:uiPriority="42"/>
+    <w:lsdException w:name="Plain Table 3" w:uiPriority="43"/>
+    <w:lsdException w:name="Plain Table 4" w:uiPriority="44"/>
+    <w:lsdException w:name="Plain Table 5" w:uiPriority="45"/>
+    <w:lsdException w:name="Grid Table Light" w:uiPriority="40"/>
+    <w:lsdException w:name="Grid Table 1 Light" w:uiPriority="46"/>
+    <w:lsdException w:name="Grid Table 2" w:uiPriority="47"/>
+    <w:lsdException w:name="Grid Table 3" w:uiPriority="48"/>
+    <w:lsdException w:name="Grid Table 4" w:uiPriority="49"/>
+    <w:lsdException w:name="Grid Table 5 Dark" w:uiPriority="50"/>
+    <w:lsdException w:name="Grid Table 6 Colorful" w:uiPriority="51"/>
+    <w:lsdException w:name="Grid Table 7 Colorful" w:uiPriority="52"/>
+    <w:lsdException w:name="Grid Table 1 Light Accent 1" w:uiPriority="46"/>
+    <w:lsdException w:name="Grid Table 2 Accent 1" w:uiPriority="47"/>
+    <w:lsdException w:name="Grid Table 3 Accent 1" w:uiPriority="48"/>
+    <w:lsdException w:name="Grid Table 4 Accent 1" w:uiPriority="49"/>
+    <w:lsdException w:name="Grid Table 5 Dark Accent 1" w:uiPriority="50"/>
+    <w:lsdException w:name="Grid Table 6 Colorful Accent 1" w:uiPriority="51"/>
+    <w:lsdException w:name="Grid Table 7 Colorful Accent 1" w:uiPriority="52"/>
+    <w:lsdException w:name="Grid Table 1 Light Accent 2" w:uiPriority="46"/>
+    <w:lsdException w:name="Grid Table 2 Accent 2" w:uiPriority="47"/>
+    <w:lsdException w:name="Grid Table 3 Accent 2" w:uiPriority="48"/>
+    <w:lsdException w:name="Grid Table 4 Accent 2" w:uiPriority="49"/>
+    <w:lsdException w:name="Grid Table 5 Dark Accent 2" w:uiPriority="50"/>
+    <w:lsdException w:name="Grid Table 6 Colorful Accent 2" w:uiPriority="51"/>
+    <w:lsdException w:name="Grid Table 7 Colorful Accent 2" w:uiPriority="52"/>
+    <w:lsdException w:name="Grid Table 1 Light Accent 3" w:uiPriority="46"/>
+    <w:lsdException w:name="Grid Table 2 Accent 3" w:uiPriority="47"/>
+    <w:lsdException w:name="Grid Table 3 Accent 3" w:uiPriority="48"/>
+    <w:lsdException w:name="Grid Table 4 Accent 3" w:uiPriority="49"/>
+    <w:lsdException w:name="Grid Table 5 Dark Accent 3" w:uiPriority="50"/>
+    <w:lsdException w:name="Grid Table 6 Colorful Accent 3" w:uiPriority="51"/>
+    <w:lsdException w:name="Grid Table 7 Colorful Accent 3" w:uiPriority="52"/>
+    <w:lsdException w:name="Grid Table 1 Light Accent 4" w:uiPriority="46"/>
+    <w:lsdException w:name="Grid Table 2 Accent 4" w:uiPriority="47"/>
+    <w:lsdException w:name="Grid Table 3 Accent 4" w:uiPriority="48"/>
+    <w:lsdException w:name="Grid Table 4 Accent 4" w:uiPriority="49"/>
+    <w:lsdException w:name="Grid Table 5 Dark Accent 4" w:uiPriority="50"/>
+    <w:lsdException w:name="Grid Table 6 Colorful Accent 4" w:uiPriority="51"/>
+    <w:lsdException w:name="Grid Table 7 Colorful Accent 4" w:uiPriority="52"/>
+    <w:lsdException w:name="Grid Table 1 Light Accent 5" w:uiPriority="46"/>
+    <w:lsdException w:name="Grid Table 2 Accent 5" w:uiPriority="47"/>
+    <w:lsdException w:name="Grid Table 3 Accent 5" w:uiPriority="48"/>
+    <w:lsdException w:name="Grid Table 4 Accent 5" w:uiPriority="49"/>
+    <w:lsdException w:name="Grid Table 5 Dark Accent 5" w:uiPriority="50"/>
+    <w:lsdException w:name="Grid Table 6 Colorful Accent 5" w:uiPriority="51"/>
+    <w:lsdException w:name="Grid Table 7 Colorful Accent 5" w:uiPriority="52"/>
+    <w:lsdException w:name="Grid Table 1 Light Accent 6" w:uiPriority="46"/>
+    <w:lsdException w:name="Grid Table 2 Accent 6" w:uiPriority="47"/>
+    <w:lsdException w:name="Grid Table 3 Accent 6" w:uiPriority="48"/>
+    <w:lsdException w:name="Grid Table 4 Accent 6" w:uiPriority="49"/>
+    <w:lsdException w:name="Grid Table 5 Dark Accent 6" w:uiPriority="50"/>
+    <w:lsdException w:name="Grid Table 6 Colorful Accent 6" w:uiPriority="51"/>
+    <w:lsdException w:name="Grid Table 7 Colorful Accent 6" w:uiPriority="52"/>
+    <w:lsdException w:name="List Table 1 Light" w:uiPriority="46"/>
+    <w:lsdException w:name="List Table 2" w:uiPriority="47"/>
+    <w:lsdException w:name="List Table 3" w:uiPriority="48"/>
+    <w:lsdException w:name="List Table 4" w:uiPriority="49"/>
+    <w:lsdException w:name="List Table 5 Dark" w:uiPriority="50"/>
+    <w:lsdException w:name="List Table 6 Colorful" w:uiPriority="51"/>
+    <w:lsdException w:name="List Table 7 Colorful" w:uiPriority="52"/>
+    <w:lsdException w:name="List Table 1 Light Accent 1" w:uiPriority="46"/>
+    <w:lsdException w:name="List Table 2 Accent 1" w:uiPriority="47"/>
+    <w:lsdException w:name="List Table 3 Accent 1" w:uiPriority="48"/>
+    <w:lsdException w:name="List Table 4 Accent 1" w:uiPriority="49"/>
+    <w:lsdException w:name="List Table 5 Dark Accent 1" w:uiPriority="50"/>
+    <w:lsdException w:name="List Table 6 Colorful Accent 1" w:uiPriority="51"/>
+    <w:lsdException w:name="List Table 7 Colorful Accent 1" w:uiPriority="52"/>
+    <w:lsdException w:name="List Table 1 Light Accent 2" w:uiPriority="46"/>
+    <w:lsdException w:name="List Table 2 Accent 2" w:uiPriority="47"/>
+    <w:lsdException w:name="List Table 3 Accent 2" w:uiPriority="48"/>
+    <w:lsdException w:name="List Table 4 Accent 2" w:uiPriority="49"/>
+    <w:lsdException w:name="List Table 5 Dark Accent 2" w:uiPriority="50"/>
+    <w:lsdException w:name="List Table 6 Colorful Accent 2" w:uiPriority="51"/>
+    <w:lsdException w:name="List Table 7 Colorful Accent 2" w:uiPriority="52"/>
+    <w:lsdException w:name="List Table 1 Light Accent 3" w:uiPriority="46"/>
+    <w:lsdException w:name="List Table 2 Accent 3" w:uiPriority="47"/>
+    <w:lsdException w:name="List Table 3 Accent 3" w:uiPriority="48"/>
+    <w:lsdException w:name="List Table 4 Accent 3" w:uiPriority="49"/>
+    <w:lsdException w:name="List Table 5 Dark Accent 3" w:uiPriority="50"/>
+    <w:lsdException w:name="List Table 6 Colorful Accent 3" w:uiPriority="51"/>
+    <w:lsdException w:name="List Table 7 Colorful Accent 3" w:uiPriority="52"/>
+    <w:lsdException w:name="List Table 1 Light Accent 4" w:uiPriority="46"/>
+    <w:lsdException w:name="List Table 2 Accent 4" w:uiPriority="47"/>
+    <w:lsdException w:name="List Table 3 Accent 4" w:uiPriority="48"/>
+    <w:lsdException w:name="List Table 4 Accent 4" w:uiPriority="49"/>
+    <w:lsdException w:name="List Table 5 Dark Accent 4" w:uiPriority="50"/>
+    <w:lsdException w:name="List Table 6 Colorful Accent 4" w:uiPriority="51"/>
+    <w:lsdException w:name="List Table 7 Colorful Accent 4" w:uiPriority="52"/>
+    <w:lsdException w:name="List Table 1 Light Accent 5" w:uiPriority="46"/>
+    <w:lsdException w:name="List Table 2 Accent 5" w:uiPriority="47"/>
+    <w:lsdException w:name="List Table 3 Accent 5" w:uiPriority="48"/>
+    <w:lsdException w:name="List Table 4 Accent 5" w:uiPriority="49"/>
+    <w:lsdException w:name="List Table 5 Dark Accent 5" w:uiPriority="50"/>
+    <w:lsdException w:name="List Table 6 Colorful Accent 5" w:uiPriority="51"/>
+    <w:lsdException w:name="List Table 7 Colorful Accent 5" w:uiPriority="52"/>
+    <w:lsdException w:name="List Table 1 Light Accent 6" w:uiPriority="46"/>
+    <w:lsdException w:name="List Table 2 Accent 6" w:uiPriority="47"/>
+    <w:lsdException w:name="List Table 3 Accent 6" w:uiPriority="48"/>
+    <w:lsdException w:name="List Table 4 Accent 6" w:uiPriority="49"/>
+    <w:lsdException w:name="List Table 5 Dark Accent 6" w:uiPriority="50"/>
+    <w:lsdException w:name="List Table 6 Colorful Accent 6" w:uiPriority="51"/>
+    <w:lsdException w:name="List Table 7 Colorful Accent 6" w:uiPriority="52"/>
+  </w:latentStyles>
+  <w:style w:type="paragraph" w:default="1" w:styleId="Normal">
+    <w:name w:val="Normal"/>
   </w:style>
   <w:style w:type="paragraph" w:styleId="Heading1">
     <w:name w:val="heading 1"/>
     <w:basedOn w:val="Normal"/>
     <w:next w:val="Normal"/>
     <w:pPr>
-      <w:keepNext w:val="1"/>
-      <w:keepLines w:val="1"/>
-      <w:pageBreakBefore w:val="0"/>
-      <w:spacing w:after="120" w:before="400" w:lineRule="auto"/>
+      <w:keepNext/>
+      <w:keepLines/>
+      <w:spacing w:before="400" w:after="120"/>
+      <w:outlineLvl w:val="0"/>
     </w:pPr>
     <w:rPr>
       <w:sz w:val="40"/>
@@ -1883,14 +1810,12 @@
     <w:basedOn w:val="Normal"/>
     <w:next w:val="Normal"/>
     <w:pPr>
-      <w:keepNext w:val="1"/>
-      <w:keepLines w:val="1"/>
-      <w:pageBreakBefore w:val="0"/>
-      <w:spacing w:after="120" w:before="360" w:lineRule="auto"/>
+      <w:keepNext/>
+      <w:keepLines/>
+      <w:spacing w:before="360" w:after="120"/>
+      <w:outlineLvl w:val="1"/>
     </w:pPr>
     <w:rPr>
-      <w:b w:val="0"/>
-      <w:bCs w:val="0"/>
       <w:sz w:val="32"/>
       <w:szCs w:val="32"/>
     </w:rPr>
@@ -1900,14 +1825,12 @@
     <w:basedOn w:val="Normal"/>
     <w:next w:val="Normal"/>
     <w:pPr>
-      <w:keepNext w:val="1"/>
-      <w:keepLines w:val="1"/>
-      <w:pageBreakBefore w:val="0"/>
-      <w:spacing w:after="80" w:before="320" w:lineRule="auto"/>
+      <w:keepNext/>
+      <w:keepLines/>
+      <w:spacing w:before="320" w:after="80"/>
+      <w:outlineLvl w:val="2"/>
     </w:pPr>
     <w:rPr>
-      <w:b w:val="0"/>
-      <w:bCs w:val="0"/>
       <w:color w:val="434343"/>
       <w:sz w:val="28"/>
       <w:szCs w:val="28"/>
@@ -1918,10 +1841,10 @@
     <w:basedOn w:val="Normal"/>
     <w:next w:val="Normal"/>
     <w:pPr>
-      <w:keepNext w:val="1"/>
-      <w:keepLines w:val="1"/>
-      <w:pageBreakBefore w:val="0"/>
-      <w:spacing w:after="80" w:before="280" w:lineRule="auto"/>
+      <w:keepNext/>
+      <w:keepLines/>
+      <w:spacing w:before="280" w:after="80"/>
+      <w:outlineLvl w:val="3"/>
     </w:pPr>
     <w:rPr>
       <w:color w:val="666666"/>
@@ -1934,15 +1857,13 @@
     <w:basedOn w:val="Normal"/>
     <w:next w:val="Normal"/>
     <w:pPr>
-      <w:keepNext w:val="1"/>
-      <w:keepLines w:val="1"/>
-      <w:pageBreakBefore w:val="0"/>
-      <w:spacing w:after="80" w:before="240" w:lineRule="auto"/>
+      <w:keepNext/>
+      <w:keepLines/>
+      <w:spacing w:before="240" w:after="80"/>
+      <w:outlineLvl w:val="4"/>
     </w:pPr>
     <w:rPr>
       <w:color w:val="666666"/>
-      <w:sz w:val="22"/>
-      <w:szCs w:val="22"/>
     </w:rPr>
   </w:style>
   <w:style w:type="paragraph" w:styleId="Heading6">
@@ -1950,28 +1871,63 @@
     <w:basedOn w:val="Normal"/>
     <w:next w:val="Normal"/>
     <w:pPr>
-      <w:keepNext w:val="1"/>
-      <w:keepLines w:val="1"/>
-      <w:pageBreakBefore w:val="0"/>
-      <w:spacing w:after="80" w:before="240" w:lineRule="auto"/>
+      <w:keepNext/>
+      <w:keepLines/>
+      <w:spacing w:before="240" w:after="80"/>
+      <w:outlineLvl w:val="5"/>
     </w:pPr>
     <w:rPr>
-      <w:i w:val="1"/>
-      <w:iCs w:val="1"/>
+      <w:i/>
+      <w:iCs/>
       <w:color w:val="666666"/>
-      <w:sz w:val="22"/>
-      <w:szCs w:val="22"/>
     </w:rPr>
+  </w:style>
+  <w:style w:type="character" w:default="1" w:styleId="DefaultParagraphFont">
+    <w:name w:val="Default Paragraph Font"/>
+    <w:uiPriority w:val="1"/>
+    <w:semiHidden/>
+    <w:unhideWhenUsed/>
+  </w:style>
+  <w:style w:type="table" w:default="1" w:styleId="TableNormal">
+    <w:name w:val="Normal Table"/>
+    <w:uiPriority w:val="99"/>
+    <w:semiHidden/>
+    <w:unhideWhenUsed/>
+    <w:tblPr>
+      <w:tblInd w:w="0" w:type="dxa"/>
+      <w:tblCellMar>
+        <w:top w:w="0" w:type="dxa"/>
+        <w:left w:w="108" w:type="dxa"/>
+        <w:bottom w:w="0" w:type="dxa"/>
+        <w:right w:w="108" w:type="dxa"/>
+      </w:tblCellMar>
+    </w:tblPr>
+  </w:style>
+  <w:style w:type="numbering" w:default="1" w:styleId="NoList">
+    <w:name w:val="No List"/>
+    <w:uiPriority w:val="99"/>
+    <w:semiHidden/>
+    <w:unhideWhenUsed/>
+  </w:style>
+  <w:style w:type="table" w:customStyle="1" w:styleId="TableNormal0">
+    <w:name w:val="TableNormal"/>
+    <w:tblPr>
+      <w:tblCellMar>
+        <w:top w:w="100" w:type="dxa"/>
+        <w:left w:w="100" w:type="dxa"/>
+        <w:bottom w:w="100" w:type="dxa"/>
+        <w:right w:w="100" w:type="dxa"/>
+      </w:tblCellMar>
+    </w:tblPr>
   </w:style>
   <w:style w:type="paragraph" w:styleId="Title">
     <w:name w:val="Title"/>
     <w:basedOn w:val="Normal"/>
     <w:next w:val="Normal"/>
     <w:pPr>
-      <w:keepNext w:val="1"/>
-      <w:keepLines w:val="1"/>
-      <w:pageBreakBefore w:val="0"/>
-      <w:spacing w:after="60" w:before="0" w:lineRule="auto"/>
+      <w:keepNext/>
+      <w:keepLines/>
+      <w:spacing w:after="60"/>
     </w:pPr>
     <w:rPr>
       <w:sz w:val="52"/>
@@ -1983,92 +1939,88 @@
     <w:basedOn w:val="Normal"/>
     <w:next w:val="Normal"/>
     <w:pPr>
-      <w:keepNext w:val="1"/>
-      <w:keepLines w:val="1"/>
-      <w:pageBreakBefore w:val="0"/>
-      <w:spacing w:after="320" w:before="0" w:lineRule="auto"/>
+      <w:keepNext/>
+      <w:keepLines/>
+      <w:spacing w:after="320"/>
     </w:pPr>
     <w:rPr>
-      <w:rFonts w:ascii="Arial" w:cs="Arial" w:eastAsia="Arial" w:hAnsi="Arial"/>
-      <w:i w:val="0"/>
-      <w:iCs w:val="0"/>
       <w:color w:val="666666"/>
       <w:sz w:val="30"/>
       <w:szCs w:val="30"/>
     </w:rPr>
   </w:style>
-  <w:style w:type="table" w:styleId="Table1">
-    <w:basedOn w:val="TableNormal"/>
+  <w:style w:type="table" w:customStyle="1" w:styleId="a">
+    <w:basedOn w:val="TableNormal0"/>
     <w:tblPr>
       <w:tblStyleRowBandSize w:val="1"/>
       <w:tblStyleColBandSize w:val="1"/>
     </w:tblPr>
   </w:style>
-  <w:style w:type="table" w:styleId="Table2">
-    <w:basedOn w:val="TableNormal"/>
+  <w:style w:type="table" w:customStyle="1" w:styleId="a0">
+    <w:basedOn w:val="TableNormal0"/>
     <w:tblPr>
       <w:tblStyleRowBandSize w:val="1"/>
       <w:tblStyleColBandSize w:val="1"/>
     </w:tblPr>
   </w:style>
-  <w:style w:type="table" w:styleId="Table3">
-    <w:basedOn w:val="TableNormal"/>
+  <w:style w:type="table" w:customStyle="1" w:styleId="a1">
+    <w:basedOn w:val="TableNormal0"/>
     <w:tblPr>
       <w:tblStyleRowBandSize w:val="1"/>
       <w:tblStyleColBandSize w:val="1"/>
     </w:tblPr>
   </w:style>
-  <w:style w:type="table" w:styleId="Table4">
-    <w:basedOn w:val="TableNormal"/>
+  <w:style w:type="table" w:customStyle="1" w:styleId="a2">
+    <w:basedOn w:val="TableNormal0"/>
     <w:tblPr>
       <w:tblStyleRowBandSize w:val="1"/>
       <w:tblStyleColBandSize w:val="1"/>
     </w:tblPr>
   </w:style>
-  <w:style w:type="table" w:styleId="Table5">
-    <w:basedOn w:val="TableNormal"/>
+  <w:style w:type="table" w:customStyle="1" w:styleId="a3">
+    <w:basedOn w:val="TableNormal0"/>
     <w:tblPr>
       <w:tblStyleRowBandSize w:val="1"/>
       <w:tblStyleColBandSize w:val="1"/>
     </w:tblPr>
   </w:style>
-  <w:style w:type="table" w:styleId="Table6">
-    <w:basedOn w:val="TableNormal"/>
+  <w:style w:type="table" w:customStyle="1" w:styleId="a4">
+    <w:basedOn w:val="TableNormal0"/>
     <w:tblPr>
       <w:tblStyleRowBandSize w:val="1"/>
       <w:tblStyleColBandSize w:val="1"/>
     </w:tblPr>
   </w:style>
-  <w:style w:type="table" w:styleId="Table7">
-    <w:basedOn w:val="TableNormal"/>
+  <w:style w:type="table" w:customStyle="1" w:styleId="a5">
+    <w:basedOn w:val="TableNormal0"/>
     <w:tblPr>
       <w:tblStyleRowBandSize w:val="1"/>
       <w:tblStyleColBandSize w:val="1"/>
     </w:tblPr>
   </w:style>
-  <w:style w:type="table" w:styleId="Table8">
-    <w:basedOn w:val="TableNormal"/>
+  <w:style w:type="table" w:customStyle="1" w:styleId="a6">
+    <w:basedOn w:val="TableNormal0"/>
     <w:tblPr>
       <w:tblStyleRowBandSize w:val="1"/>
       <w:tblStyleColBandSize w:val="1"/>
     </w:tblPr>
   </w:style>
-  <w:style w:type="table" w:styleId="Table9">
-    <w:basedOn w:val="TableNormal"/>
+  <w:style w:type="table" w:customStyle="1" w:styleId="a7">
+    <w:basedOn w:val="TableNormal0"/>
     <w:tblPr>
       <w:tblStyleRowBandSize w:val="1"/>
       <w:tblStyleColBandSize w:val="1"/>
     </w:tblPr>
   </w:style>
-  <w:style w:type="table" w:styleId="Table10">
-    <w:basedOn w:val="TableNormal"/>
+  <w:style w:type="table" w:customStyle="1" w:styleId="a8">
+    <w:basedOn w:val="TableNormal0"/>
     <w:tblPr>
       <w:tblStyleRowBandSize w:val="1"/>
       <w:tblStyleColBandSize w:val="1"/>
     </w:tblPr>
   </w:style>
-  <w:style w:type="table" w:styleId="Table11">
-    <w:basedOn w:val="TableNormal"/>
+  <w:style w:type="table" w:customStyle="1" w:styleId="a9">
+    <w:basedOn w:val="TableNormal0"/>
     <w:tblPr>
       <w:tblStyleRowBandSize w:val="1"/>
       <w:tblStyleColBandSize w:val="1"/>

--- a/backend/src/assets/MTF Reseat.docx
+++ b/backend/src/assets/MTF Reseat.docx
@@ -58,7 +58,7 @@
     </w:p>
     <w:p>
       <w:r>
-        <w:t xml:space="preserve">CONTACT DETAIL -                                                                                           MEMBER DETAIL                                                                 </w:t>
+        <w:t xml:space="preserve">CONTACT DETAIL -                                                                                           MEMBER                                                           </w:t>
       </w:r>
     </w:p>
     <w:p>
@@ -71,37 +71,60 @@
             <w:color w:val="1155CC"/>
             <w:u w:val="single"/>
           </w:rPr>
-          <w:t>Info@m</w:t>
-        </w:r>
-        <w:r>
-          <w:rPr>
-            <w:color w:val="1155CC"/>
-            <w:u w:val="single"/>
-          </w:rPr>
-          <w:t>uscletime.co.in</w:t>
+          <w:t>Info@muscletime.co.in</w:t>
         </w:r>
       </w:hyperlink>
       <w:r>
-        <w:t xml:space="preserve">                          </w:t>
-      </w:r>
-      <w:bookmarkStart w:id="0" w:name="_GoBack"/>
-      <w:bookmarkEnd w:id="0"/>
-      <w:r>
-        <w:t xml:space="preserve">                                  Member ID -</w:t>
-      </w:r>
-      <w:r>
-        <w:t xml:space="preserve">                                                                                                                                                                    </w:t>
-      </w:r>
-      <w:r>
-        <w:t xml:space="preserve">                                      </w:t>
+        <w:t xml:space="preserve">        </w:t>
+      </w:r>
+      <w:r>
+        <w:t xml:space="preserve">                        Member ID - </w:t>
+      </w:r>
+      <w:r>
+        <w:rPr>
+          <w:rFonts w:ascii="Courier New" w:hAnsi="Courier New" w:cs="Courier New"/>
+          <w:color w:val="D7BA7D"/>
+          <w:sz w:val="19"/>
+          <w:szCs w:val="19"/>
+        </w:rPr>
+        <w:t>{</w:t>
+      </w:r>
+      <w:proofErr w:type="spellStart"/>
+      <w:r>
+        <w:rPr>
+          <w:rFonts w:ascii="Courier New" w:hAnsi="Courier New" w:cs="Courier New"/>
+          <w:color w:val="D7BA7D"/>
+          <w:sz w:val="19"/>
+          <w:szCs w:val="19"/>
+        </w:rPr>
+        <w:t>memberId</w:t>
+      </w:r>
+      <w:proofErr w:type="spellEnd"/>
+      <w:r>
+        <w:rPr>
+          <w:rFonts w:ascii="Courier New" w:hAnsi="Courier New" w:cs="Courier New"/>
+          <w:color w:val="D7BA7D"/>
+          <w:sz w:val="19"/>
+          <w:szCs w:val="19"/>
+        </w:rPr>
+        <w:t>}</w:t>
+      </w:r>
+      <w:r>
+        <w:t xml:space="preserve">                                                                                                                                                                                                         </w:t>
       </w:r>
     </w:p>
     <w:p>
       <w:r>
-        <w:t>Mobile Number -</w:t>
-      </w:r>
-      <w:r>
-        <w:t xml:space="preserve"> </w:t>
+        <w:t xml:space="preserve">Mobile Number - </w:t>
+      </w:r>
+      <w:r>
+        <w:rPr>
+          <w:rFonts w:ascii="Courier New" w:hAnsi="Courier New" w:cs="Courier New"/>
+          <w:color w:val="D7BA7D"/>
+          <w:sz w:val="19"/>
+          <w:szCs w:val="19"/>
+        </w:rPr>
+        <w:t>{mobile}</w:t>
       </w:r>
     </w:p>
     <w:p>
@@ -114,13 +137,10 @@
       </w:r>
       <w:proofErr w:type="spellEnd"/>
       <w:r>
-        <w:t xml:space="preserve"> Or Recept</w:t>
-      </w:r>
-      <w:r>
-        <w:t xml:space="preserve">ion                                           </w:t>
-      </w:r>
-      <w:r>
-        <w:tab/>
+        <w:t xml:space="preserve"> Or Reception            </w:t>
+      </w:r>
+      <w:r>
+        <w:t xml:space="preserve">                   </w:t>
       </w:r>
       <w:r>
         <w:rPr>
@@ -129,6 +149,35 @@
           <w:highlight w:val="white"/>
         </w:rPr>
         <w:t xml:space="preserve">Date of Invoice: </w:t>
+      </w:r>
+      <w:r>
+        <w:rPr>
+          <w:rFonts w:ascii="Courier New" w:hAnsi="Courier New" w:cs="Courier New"/>
+          <w:color w:val="D7BA7D"/>
+          <w:sz w:val="19"/>
+          <w:szCs w:val="19"/>
+        </w:rPr>
+        <w:t>{</w:t>
+      </w:r>
+      <w:proofErr w:type="spellStart"/>
+      <w:r>
+        <w:rPr>
+          <w:rFonts w:ascii="Courier New" w:hAnsi="Courier New" w:cs="Courier New"/>
+          <w:color w:val="D7BA7D"/>
+          <w:sz w:val="19"/>
+          <w:szCs w:val="19"/>
+        </w:rPr>
+        <w:t>dateOfInvoice</w:t>
+      </w:r>
+      <w:proofErr w:type="spellEnd"/>
+      <w:r>
+        <w:rPr>
+          <w:rFonts w:ascii="Courier New" w:hAnsi="Courier New" w:cs="Courier New"/>
+          <w:color w:val="D7BA7D"/>
+          <w:sz w:val="19"/>
+          <w:szCs w:val="19"/>
+        </w:rPr>
+        <w:t>}</w:t>
       </w:r>
       <w:r>
         <w:rPr>
@@ -165,12 +214,6 @@
         <w:tab/>
       </w:r>
       <w:r>
-        <w:tab/>
-      </w:r>
-      <w:r>
-        <w:tab/>
-      </w:r>
-      <w:r>
         <w:rPr>
           <w:sz w:val="20"/>
           <w:szCs w:val="20"/>
@@ -178,10 +221,105 @@
         </w:rPr>
         <w:t xml:space="preserve">Date, Time : </w:t>
       </w:r>
+      <w:r>
+        <w:rPr>
+          <w:rFonts w:ascii="Courier New" w:hAnsi="Courier New" w:cs="Courier New"/>
+          <w:color w:val="D7BA7D"/>
+          <w:sz w:val="19"/>
+          <w:szCs w:val="19"/>
+        </w:rPr>
+        <w:t>{</w:t>
+      </w:r>
+      <w:proofErr w:type="spellStart"/>
+      <w:r>
+        <w:rPr>
+          <w:rFonts w:ascii="Courier New" w:hAnsi="Courier New" w:cs="Courier New"/>
+          <w:color w:val="D7BA7D"/>
+          <w:sz w:val="19"/>
+          <w:szCs w:val="19"/>
+        </w:rPr>
+        <w:t>dateTime</w:t>
+      </w:r>
+      <w:proofErr w:type="spellEnd"/>
+      <w:r>
+        <w:rPr>
+          <w:rFonts w:ascii="Courier New" w:hAnsi="Courier New" w:cs="Courier New"/>
+          <w:color w:val="D7BA7D"/>
+          <w:sz w:val="19"/>
+          <w:szCs w:val="19"/>
+        </w:rPr>
+        <w:t>}</w:t>
+      </w:r>
     </w:p>
     <w:p>
       <w:pPr>
-        <w:ind w:left="6480" w:firstLine="720"/>
+        <w:ind w:left="5760"/>
+        <w:rPr>
+          <w:rFonts w:ascii="Courier New" w:hAnsi="Courier New" w:cs="Courier New"/>
+          <w:color w:val="D7BA7D"/>
+          <w:sz w:val="19"/>
+          <w:szCs w:val="19"/>
+        </w:rPr>
+      </w:pPr>
+      <w:r>
+        <w:rPr>
+          <w:sz w:val="20"/>
+          <w:szCs w:val="20"/>
+          <w:highlight w:val="white"/>
+        </w:rPr>
+        <w:t xml:space="preserve">Invoice </w:t>
+      </w:r>
+      <w:proofErr w:type="gramStart"/>
+      <w:r>
+        <w:rPr>
+          <w:sz w:val="20"/>
+          <w:szCs w:val="20"/>
+          <w:highlight w:val="white"/>
+        </w:rPr>
+        <w:t>Type :</w:t>
+      </w:r>
+      <w:proofErr w:type="gramEnd"/>
+      <w:r>
+        <w:rPr>
+          <w:sz w:val="20"/>
+          <w:szCs w:val="20"/>
+          <w:highlight w:val="white"/>
+        </w:rPr>
+        <w:t xml:space="preserve"> </w:t>
+      </w:r>
+      <w:r>
+        <w:rPr>
+          <w:rFonts w:ascii="Courier New" w:hAnsi="Courier New" w:cs="Courier New"/>
+          <w:color w:val="D7BA7D"/>
+          <w:sz w:val="19"/>
+          <w:szCs w:val="19"/>
+        </w:rPr>
+        <w:t>{</w:t>
+      </w:r>
+      <w:proofErr w:type="spellStart"/>
+      <w:r>
+        <w:rPr>
+          <w:rFonts w:ascii="Courier New" w:hAnsi="Courier New" w:cs="Courier New"/>
+          <w:color w:val="D7BA7D"/>
+          <w:sz w:val="19"/>
+          <w:szCs w:val="19"/>
+        </w:rPr>
+        <w:t>invoiceType</w:t>
+      </w:r>
+      <w:proofErr w:type="spellEnd"/>
+      <w:r>
+        <w:rPr>
+          <w:rFonts w:ascii="Courier New" w:hAnsi="Courier New" w:cs="Courier New"/>
+          <w:color w:val="D7BA7D"/>
+          <w:sz w:val="19"/>
+          <w:szCs w:val="19"/>
+        </w:rPr>
+        <w:t>}</w:t>
+      </w:r>
+    </w:p>
+    <w:p>
+      <w:pPr>
+        <w:ind w:left="5760"/>
         <w:rPr>
           <w:b/>
           <w:bCs/>
@@ -189,39 +327,12 @@
           <w:szCs w:val="20"/>
         </w:rPr>
       </w:pPr>
-      <w:r>
-        <w:rPr>
-          <w:sz w:val="20"/>
-          <w:szCs w:val="20"/>
-          <w:highlight w:val="white"/>
-        </w:rPr>
-        <w:t xml:space="preserve">Invoice </w:t>
-      </w:r>
-      <w:proofErr w:type="gramStart"/>
-      <w:r>
-        <w:rPr>
-          <w:sz w:val="20"/>
-          <w:szCs w:val="20"/>
-          <w:highlight w:val="white"/>
-        </w:rPr>
-        <w:t>Type :</w:t>
-      </w:r>
-      <w:proofErr w:type="gramEnd"/>
-      <w:r>
-        <w:rPr>
-          <w:sz w:val="20"/>
-          <w:szCs w:val="20"/>
-          <w:highlight w:val="white"/>
-        </w:rPr>
-        <w:t xml:space="preserve"> </w:t>
-      </w:r>
     </w:p>
-    <w:p/>
     <w:tbl>
       <w:tblPr>
         <w:tblStyle w:val="a"/>
+        <w:tblpPr w:leftFromText="180" w:rightFromText="180" w:vertAnchor="text" w:horzAnchor="margin" w:tblpXSpec="center" w:tblpY="21"/>
         <w:tblW w:w="10320" w:type="dxa"/>
-        <w:jc w:val="center"/>
         <w:tblInd w:w="0" w:type="dxa"/>
         <w:tblBorders>
           <w:top w:val="single" w:sz="8" w:space="0" w:color="000000"/>
@@ -241,7 +352,6 @@
       <w:tr>
         <w:trPr>
           <w:trHeight w:val="5375"/>
-          <w:jc w:val="center"/>
         </w:trPr>
         <w:tc>
           <w:tcPr>
@@ -411,6 +521,7 @@
                 </w:tcPr>
                 <w:p>
                   <w:pPr>
+                    <w:framePr w:hSpace="180" w:wrap="around" w:vAnchor="text" w:hAnchor="margin" w:xAlign="center" w:y="21"/>
                     <w:widowControl w:val="0"/>
                     <w:pBdr>
                       <w:top w:val="nil"/>
@@ -489,6 +600,7 @@
                 </w:tcPr>
                 <w:p>
                   <w:pPr>
+                    <w:framePr w:hSpace="180" w:wrap="around" w:vAnchor="text" w:hAnchor="margin" w:xAlign="center" w:y="21"/>
                     <w:widowControl w:val="0"/>
                     <w:pBdr>
                       <w:top w:val="nil"/>
@@ -506,7 +618,36 @@
                     <w:rPr>
                       <w:u w:val="single"/>
                     </w:rPr>
-                    <w:t>Start Date</w:t>
+                    <w:t xml:space="preserve">Start Date: </w:t>
+                  </w:r>
+                  <w:r>
+                    <w:rPr>
+                      <w:rFonts w:ascii="Courier New" w:hAnsi="Courier New" w:cs="Courier New"/>
+                      <w:color w:val="D7BA7D"/>
+                      <w:sz w:val="19"/>
+                      <w:szCs w:val="19"/>
+                    </w:rPr>
+                    <w:t>{</w:t>
+                  </w:r>
+                  <w:proofErr w:type="spellStart"/>
+                  <w:r>
+                    <w:rPr>
+                      <w:rFonts w:ascii="Courier New" w:hAnsi="Courier New" w:cs="Courier New"/>
+                      <w:color w:val="D7BA7D"/>
+                      <w:sz w:val="19"/>
+                      <w:szCs w:val="19"/>
+                    </w:rPr>
+                    <w:t>startDate</w:t>
+                  </w:r>
+                  <w:proofErr w:type="spellEnd"/>
+                  <w:r>
+                    <w:rPr>
+                      <w:rFonts w:ascii="Courier New" w:hAnsi="Courier New" w:cs="Courier New"/>
+                      <w:color w:val="D7BA7D"/>
+                      <w:sz w:val="19"/>
+                      <w:szCs w:val="19"/>
+                    </w:rPr>
+                    <w:t>}</w:t>
                   </w:r>
                 </w:p>
               </w:tc>
@@ -523,6 +664,7 @@
                 </w:tcPr>
                 <w:p>
                   <w:pPr>
+                    <w:framePr w:hSpace="180" w:wrap="around" w:vAnchor="text" w:hAnchor="margin" w:xAlign="center" w:y="21"/>
                     <w:widowControl w:val="0"/>
                     <w:pBdr>
                       <w:top w:val="nil"/>
@@ -544,6 +686,41 @@
                     <w:t>EndDate</w:t>
                   </w:r>
                   <w:proofErr w:type="spellEnd"/>
+                  <w:r>
+                    <w:rPr>
+                      <w:u w:val="single"/>
+                    </w:rPr>
+                    <w:t xml:space="preserve">: </w:t>
+                  </w:r>
+                  <w:r>
+                    <w:rPr>
+                      <w:rFonts w:ascii="Courier New" w:hAnsi="Courier New" w:cs="Courier New"/>
+                      <w:color w:val="D7BA7D"/>
+                      <w:sz w:val="19"/>
+                      <w:szCs w:val="19"/>
+                    </w:rPr>
+                    <w:t>{</w:t>
+                  </w:r>
+                  <w:proofErr w:type="spellStart"/>
+                  <w:r>
+                    <w:rPr>
+                      <w:rFonts w:ascii="Courier New" w:hAnsi="Courier New" w:cs="Courier New"/>
+                      <w:color w:val="D7BA7D"/>
+                      <w:sz w:val="19"/>
+                      <w:szCs w:val="19"/>
+                    </w:rPr>
+                    <w:t>endDate</w:t>
+                  </w:r>
+                  <w:proofErr w:type="spellEnd"/>
+                  <w:r>
+                    <w:rPr>
+                      <w:rFonts w:ascii="Courier New" w:hAnsi="Courier New" w:cs="Courier New"/>
+                      <w:color w:val="D7BA7D"/>
+                      <w:sz w:val="19"/>
+                      <w:szCs w:val="19"/>
+                    </w:rPr>
+                    <w:t>}</w:t>
+                  </w:r>
                 </w:p>
               </w:tc>
             </w:tr>
@@ -602,6 +779,7 @@
                 </w:tcPr>
                 <w:p>
                   <w:pPr>
+                    <w:framePr w:hSpace="180" w:wrap="around" w:vAnchor="text" w:hAnchor="margin" w:xAlign="center" w:y="21"/>
                     <w:widowControl w:val="0"/>
                     <w:spacing w:line="240" w:lineRule="auto"/>
                     <w:rPr>
@@ -612,7 +790,36 @@
                     <w:rPr>
                       <w:u w:val="single"/>
                     </w:rPr>
-                    <w:t>Package Price - 6000</w:t>
+                    <w:t xml:space="preserve">Package Price - </w:t>
+                  </w:r>
+                  <w:r>
+                    <w:rPr>
+                      <w:rFonts w:ascii="Courier New" w:hAnsi="Courier New" w:cs="Courier New"/>
+                      <w:color w:val="D7BA7D"/>
+                      <w:sz w:val="19"/>
+                      <w:szCs w:val="19"/>
+                    </w:rPr>
+                    <w:t>{</w:t>
+                  </w:r>
+                  <w:proofErr w:type="spellStart"/>
+                  <w:r>
+                    <w:rPr>
+                      <w:rFonts w:ascii="Courier New" w:hAnsi="Courier New" w:cs="Courier New"/>
+                      <w:color w:val="D7BA7D"/>
+                      <w:sz w:val="19"/>
+                      <w:szCs w:val="19"/>
+                    </w:rPr>
+                    <w:t>packagePrice</w:t>
+                  </w:r>
+                  <w:proofErr w:type="spellEnd"/>
+                  <w:r>
+                    <w:rPr>
+                      <w:rFonts w:ascii="Courier New" w:hAnsi="Courier New" w:cs="Courier New"/>
+                      <w:color w:val="D7BA7D"/>
+                      <w:sz w:val="19"/>
+                      <w:szCs w:val="19"/>
+                    </w:rPr>
+                    <w:t>}</w:t>
                   </w:r>
                 </w:p>
               </w:tc>
@@ -672,6 +879,7 @@
                 </w:tcPr>
                 <w:p>
                   <w:pPr>
+                    <w:framePr w:hSpace="180" w:wrap="around" w:vAnchor="text" w:hAnchor="margin" w:xAlign="center" w:y="21"/>
                     <w:widowControl w:val="0"/>
                     <w:pBdr>
                       <w:top w:val="nil"/>
@@ -690,6 +898,15 @@
                       <w:u w:val="single"/>
                     </w:rPr>
                     <w:t xml:space="preserve">Discount - </w:t>
+                  </w:r>
+                  <w:r>
+                    <w:rPr>
+                      <w:rFonts w:ascii="Courier New" w:hAnsi="Courier New" w:cs="Courier New"/>
+                      <w:color w:val="D7BA7D"/>
+                      <w:sz w:val="19"/>
+                      <w:szCs w:val="19"/>
+                    </w:rPr>
+                    <w:t>{discount}</w:t>
                   </w:r>
                 </w:p>
               </w:tc>
@@ -794,6 +1011,7 @@
                 </w:tcPr>
                 <w:p>
                   <w:pPr>
+                    <w:framePr w:hSpace="180" w:wrap="around" w:vAnchor="text" w:hAnchor="margin" w:xAlign="center" w:y="21"/>
                     <w:widowControl w:val="0"/>
                     <w:pBdr>
                       <w:top w:val="nil"/>
@@ -805,10 +1023,7 @@
                     <w:spacing w:line="240" w:lineRule="auto"/>
                   </w:pPr>
                   <w:r>
-                    <w:t xml:space="preserve">TOTAL PAYMENT -  </w:t>
-                  </w:r>
-                  <w:r>
-                    <w:t xml:space="preserve">                                                            </w:t>
+                    <w:t xml:space="preserve">TOTAL PAYMENT -                                                              </w:t>
                   </w:r>
                 </w:p>
               </w:tc>
@@ -830,6 +1045,7 @@
                 </w:tcPr>
                 <w:p>
                   <w:pPr>
+                    <w:framePr w:hSpace="180" w:wrap="around" w:vAnchor="text" w:hAnchor="margin" w:xAlign="center" w:y="21"/>
                     <w:widowControl w:val="0"/>
                     <w:pBdr>
                       <w:top w:val="nil"/>
@@ -843,12 +1059,41 @@
                   <w:r>
                     <w:t xml:space="preserve">Paid Price - </w:t>
                   </w:r>
+                  <w:r>
+                    <w:rPr>
+                      <w:rFonts w:ascii="Courier New" w:hAnsi="Courier New" w:cs="Courier New"/>
+                      <w:color w:val="D7BA7D"/>
+                      <w:sz w:val="19"/>
+                      <w:szCs w:val="19"/>
+                    </w:rPr>
+                    <w:t>{</w:t>
+                  </w:r>
+                  <w:proofErr w:type="spellStart"/>
+                  <w:r>
+                    <w:rPr>
+                      <w:rFonts w:ascii="Courier New" w:hAnsi="Courier New" w:cs="Courier New"/>
+                      <w:color w:val="D7BA7D"/>
+                      <w:sz w:val="19"/>
+                      <w:szCs w:val="19"/>
+                    </w:rPr>
+                    <w:t>paidPrice</w:t>
+                  </w:r>
+                  <w:proofErr w:type="spellEnd"/>
+                  <w:r>
+                    <w:rPr>
+                      <w:rFonts w:ascii="Courier New" w:hAnsi="Courier New" w:cs="Courier New"/>
+                      <w:color w:val="D7BA7D"/>
+                      <w:sz w:val="19"/>
+                      <w:szCs w:val="19"/>
+                    </w:rPr>
+                    <w:t>}</w:t>
+                  </w:r>
                 </w:p>
               </w:tc>
             </w:tr>
             <w:tr>
               <w:trPr>
-                <w:trHeight w:val="4548"/>
+                <w:trHeight w:val="3811"/>
                 <w:jc w:val="center"/>
               </w:trPr>
               <w:tc>
@@ -864,71 +1109,54 @@
                 </w:tcPr>
                 <w:p>
                   <w:pPr>
+                    <w:framePr w:hSpace="180" w:wrap="around" w:vAnchor="text" w:hAnchor="margin" w:xAlign="center" w:y="21"/>
                     <w:widowControl w:val="0"/>
                     <w:spacing w:line="240" w:lineRule="auto"/>
                   </w:pPr>
                   <w:r>
-                    <w:t xml:space="preserve">Balance Amount- </w:t>
+                    <w:t>Balance Amount</w:t>
+                  </w:r>
+                  <w:proofErr w:type="gramStart"/>
+                  <w:r>
+                    <w:t xml:space="preserve">- </w:t>
+                  </w:r>
+                  <w:r>
+                    <w:t xml:space="preserve"> </w:t>
+                  </w:r>
+                  <w:r>
+                    <w:rPr>
+                      <w:rFonts w:ascii="Courier New" w:hAnsi="Courier New" w:cs="Courier New"/>
+                      <w:color w:val="D7BA7D"/>
+                      <w:sz w:val="19"/>
+                      <w:szCs w:val="19"/>
+                    </w:rPr>
+                    <w:t>{</w:t>
+                  </w:r>
+                  <w:proofErr w:type="spellStart"/>
+                  <w:proofErr w:type="gramEnd"/>
+                  <w:r>
+                    <w:rPr>
+                      <w:rFonts w:ascii="Courier New" w:hAnsi="Courier New" w:cs="Courier New"/>
+                      <w:color w:val="D7BA7D"/>
+                      <w:sz w:val="19"/>
+                      <w:szCs w:val="19"/>
+                    </w:rPr>
+                    <w:t>balanceAmount</w:t>
+                  </w:r>
+                  <w:proofErr w:type="spellEnd"/>
+                  <w:r>
+                    <w:rPr>
+                      <w:rFonts w:ascii="Courier New" w:hAnsi="Courier New" w:cs="Courier New"/>
+                      <w:color w:val="D7BA7D"/>
+                      <w:sz w:val="19"/>
+                      <w:szCs w:val="19"/>
+                    </w:rPr>
+                    <w:t>}</w:t>
                   </w:r>
                 </w:p>
                 <w:p>
                   <w:pPr>
-                    <w:widowControl w:val="0"/>
-                    <w:spacing w:line="240" w:lineRule="auto"/>
-                  </w:pPr>
-                </w:p>
-                <w:tbl>
-                  <w:tblPr>
-                    <w:tblStyle w:val="a5"/>
-                    <w:tblW w:w="3345" w:type="dxa"/>
-                    <w:tblInd w:w="0" w:type="dxa"/>
-                    <w:tblBorders>
-                      <w:top w:val="single" w:sz="8" w:space="0" w:color="000000"/>
-                      <w:left w:val="single" w:sz="8" w:space="0" w:color="000000"/>
-                      <w:bottom w:val="single" w:sz="8" w:space="0" w:color="000000"/>
-                      <w:right w:val="single" w:sz="8" w:space="0" w:color="000000"/>
-                      <w:insideH w:val="single" w:sz="8" w:space="0" w:color="000000"/>
-                      <w:insideV w:val="single" w:sz="8" w:space="0" w:color="000000"/>
-                    </w:tblBorders>
-                    <w:tblLayout w:type="fixed"/>
-                    <w:tblLook w:val="0600" w:firstRow="0" w:lastRow="0" w:firstColumn="0" w:lastColumn="0" w:noHBand="1" w:noVBand="1"/>
-                  </w:tblPr>
-                  <w:tblGrid>
-                    <w:gridCol w:w="3345"/>
-                  </w:tblGrid>
-                  <w:tr>
-                    <w:tc>
-                      <w:tcPr>
-                        <w:tcW w:w="3345" w:type="dxa"/>
-                        <w:shd w:val="clear" w:color="auto" w:fill="auto"/>
-                        <w:tcMar>
-                          <w:top w:w="100" w:type="dxa"/>
-                          <w:left w:w="100" w:type="dxa"/>
-                          <w:bottom w:w="100" w:type="dxa"/>
-                          <w:right w:w="100" w:type="dxa"/>
-                        </w:tcMar>
-                      </w:tcPr>
-                      <w:p>
-                        <w:pPr>
-                          <w:widowControl w:val="0"/>
-                          <w:pBdr>
-                            <w:top w:val="nil"/>
-                            <w:left w:val="nil"/>
-                            <w:bottom w:val="nil"/>
-                            <w:right w:val="nil"/>
-                            <w:between w:val="nil"/>
-                          </w:pBdr>
-                          <w:spacing w:line="240" w:lineRule="auto"/>
-                        </w:pPr>
-                        <w:r>
-                          <w:t xml:space="preserve">Next Payment Date - </w:t>
-                        </w:r>
-                      </w:p>
-                    </w:tc>
-                  </w:tr>
-                </w:tbl>
-                <w:p>
-                  <w:pPr>
+                    <w:framePr w:hSpace="180" w:wrap="around" w:vAnchor="text" w:hAnchor="margin" w:xAlign="center" w:y="21"/>
                     <w:widowControl w:val="0"/>
                     <w:spacing w:line="240" w:lineRule="auto"/>
                   </w:pPr>
@@ -966,6 +1194,7 @@
                       </w:tcPr>
                       <w:p>
                         <w:pPr>
+                          <w:framePr w:hSpace="180" w:wrap="around" w:vAnchor="text" w:hAnchor="margin" w:xAlign="center" w:y="21"/>
                           <w:widowControl w:val="0"/>
                           <w:pBdr>
                             <w:top w:val="nil"/>
@@ -977,10 +1206,10 @@
                           <w:spacing w:line="240" w:lineRule="auto"/>
                         </w:pPr>
                         <w:r>
-                          <w:t xml:space="preserve">Personal Training Charges - </w:t>
+                          <w:t>Personal Training Char</w:t>
                         </w:r>
                         <w:r>
-                          <w:t xml:space="preserve">               Discount - </w:t>
+                          <w:t xml:space="preserve">ges -   </w:t>
                         </w:r>
                       </w:p>
                     </w:tc>
@@ -988,6 +1217,7 @@
                 </w:tbl>
                 <w:p>
                   <w:pPr>
+                    <w:framePr w:hSpace="180" w:wrap="around" w:vAnchor="text" w:hAnchor="margin" w:xAlign="center" w:y="21"/>
                     <w:widowControl w:val="0"/>
                     <w:spacing w:line="240" w:lineRule="auto"/>
                   </w:pPr>
@@ -1025,6 +1255,7 @@
                       </w:tcPr>
                       <w:p>
                         <w:pPr>
+                          <w:framePr w:hSpace="180" w:wrap="around" w:vAnchor="text" w:hAnchor="margin" w:xAlign="center" w:y="21"/>
                           <w:widowControl w:val="0"/>
                           <w:pBdr>
                             <w:top w:val="nil"/>
@@ -1036,10 +1267,76 @@
                           <w:spacing w:line="240" w:lineRule="auto"/>
                         </w:pPr>
                         <w:r>
-                          <w:t xml:space="preserve">Total PT Payment - </w:t>
+                          <w:t>Total PT Payment -</w:t>
                         </w:r>
                         <w:r>
-                          <w:t xml:space="preserve">       Start Date -          End Date</w:t>
+                          <w:br/>
+                          <w:t xml:space="preserve">Start Date - </w:t>
+                        </w:r>
+                        <w:r>
+                          <w:rPr>
+                            <w:rFonts w:ascii="Courier New" w:hAnsi="Courier New" w:cs="Courier New"/>
+                            <w:color w:val="D7BA7D"/>
+                            <w:sz w:val="19"/>
+                            <w:szCs w:val="19"/>
+                          </w:rPr>
+                          <w:t>{</w:t>
+                        </w:r>
+                        <w:proofErr w:type="spellStart"/>
+                        <w:r>
+                          <w:rPr>
+                            <w:rFonts w:ascii="Courier New" w:hAnsi="Courier New" w:cs="Courier New"/>
+                            <w:color w:val="D7BA7D"/>
+                            <w:sz w:val="19"/>
+                            <w:szCs w:val="19"/>
+                          </w:rPr>
+                          <w:t>startDate</w:t>
+                        </w:r>
+                        <w:proofErr w:type="spellEnd"/>
+                        <w:r>
+                          <w:rPr>
+                            <w:rFonts w:ascii="Courier New" w:hAnsi="Courier New" w:cs="Courier New"/>
+                            <w:color w:val="D7BA7D"/>
+                            <w:sz w:val="19"/>
+                            <w:szCs w:val="19"/>
+                          </w:rPr>
+                          <w:t>}</w:t>
+                        </w:r>
+                        <w:r>
+                          <w:t xml:space="preserve"> </w:t>
+                        </w:r>
+                        <w:r>
+                          <w:br/>
+                          <w:t>End Date:</w:t>
+                        </w:r>
+                        <w:r>
+                          <w:rPr>
+                            <w:rFonts w:ascii="Courier New" w:hAnsi="Courier New" w:cs="Courier New"/>
+                            <w:color w:val="D7BA7D"/>
+                            <w:sz w:val="19"/>
+                            <w:szCs w:val="19"/>
+                          </w:rPr>
+                          <w:t xml:space="preserve"> {</w:t>
+                        </w:r>
+                        <w:proofErr w:type="spellStart"/>
+                        <w:r>
+                          <w:rPr>
+                            <w:rFonts w:ascii="Courier New" w:hAnsi="Courier New" w:cs="Courier New"/>
+                            <w:color w:val="D7BA7D"/>
+                            <w:sz w:val="19"/>
+                            <w:szCs w:val="19"/>
+                          </w:rPr>
+                          <w:t>endDate</w:t>
+                        </w:r>
+                        <w:proofErr w:type="spellEnd"/>
+                        <w:r>
+                          <w:rPr>
+                            <w:rFonts w:ascii="Courier New" w:hAnsi="Courier New" w:cs="Courier New"/>
+                            <w:color w:val="D7BA7D"/>
+                            <w:sz w:val="19"/>
+                            <w:szCs w:val="19"/>
+                          </w:rPr>
+                          <w:t>}</w:t>
                         </w:r>
                       </w:p>
                     </w:tc>
@@ -1047,6 +1344,7 @@
                 </w:tbl>
                 <w:p>
                   <w:pPr>
+                    <w:framePr w:hSpace="180" w:wrap="around" w:vAnchor="text" w:hAnchor="margin" w:xAlign="center" w:y="21"/>
                     <w:widowControl w:val="0"/>
                     <w:spacing w:line="240" w:lineRule="auto"/>
                   </w:pPr>
@@ -1084,6 +1382,7 @@
                       </w:tcPr>
                       <w:p>
                         <w:pPr>
+                          <w:framePr w:hSpace="180" w:wrap="around" w:vAnchor="text" w:hAnchor="margin" w:xAlign="center" w:y="21"/>
                           <w:widowControl w:val="0"/>
                           <w:pBdr>
                             <w:top w:val="nil"/>
@@ -1098,14 +1397,58 @@
                           <w:t xml:space="preserve">Total Amount - </w:t>
                         </w:r>
                         <w:r>
-                          <w:t xml:space="preserve">                           Payment Mode - </w:t>
+                          <w:rPr>
+                            <w:rFonts w:ascii="Courier New" w:hAnsi="Courier New" w:cs="Courier New"/>
+                            <w:color w:val="D7BA7D"/>
+                            <w:sz w:val="19"/>
+                            <w:szCs w:val="19"/>
+                          </w:rPr>
+                          <w:t>{</w:t>
                         </w:r>
+                        <w:proofErr w:type="spellStart"/>
+                        <w:r>
+                          <w:rPr>
+                            <w:rFonts w:ascii="Courier New" w:hAnsi="Courier New" w:cs="Courier New"/>
+                            <w:color w:val="D7BA7D"/>
+                            <w:sz w:val="19"/>
+                            <w:szCs w:val="19"/>
+                          </w:rPr>
+                          <w:t>totalPayment</w:t>
+                        </w:r>
+                        <w:proofErr w:type="spellEnd"/>
+                        <w:r>
+                          <w:rPr>
+                            <w:rFonts w:ascii="Courier New" w:hAnsi="Courier New" w:cs="Courier New"/>
+                            <w:color w:val="D7BA7D"/>
+                            <w:sz w:val="19"/>
+                            <w:szCs w:val="19"/>
+                          </w:rPr>
+                          <w:t>}</w:t>
+                        </w:r>
+                        <w:r>
+                          <w:t xml:space="preserve"> </w:t>
+                        </w:r>
+                        <w:r>
+                          <w:t xml:space="preserve"> Payment Mode - </w:t>
+                        </w:r>
+                        <w:r>
+                          <w:rPr>
+                            <w:rFonts w:ascii="Courier New" w:hAnsi="Courier New" w:cs="Courier New"/>
+                            <w:color w:val="D7BA7D"/>
+                            <w:sz w:val="19"/>
+                            <w:szCs w:val="19"/>
+                          </w:rPr>
+                          <w:t>{paymentMode}</w:t>
+                        </w:r>
+                        <w:bookmarkStart w:id="0" w:name="_GoBack"/>
+                        <w:bookmarkEnd w:id="0"/>
                       </w:p>
                     </w:tc>
                   </w:tr>
                 </w:tbl>
                 <w:p>
                   <w:pPr>
+                    <w:framePr w:hSpace="180" w:wrap="around" w:vAnchor="text" w:hAnchor="margin" w:xAlign="center" w:y="21"/>
                     <w:widowControl w:val="0"/>
                     <w:spacing w:line="240" w:lineRule="auto"/>
                   </w:pPr>
@@ -1143,6 +1486,7 @@
                       </w:tcPr>
                       <w:p>
                         <w:pPr>
+                          <w:framePr w:hSpace="180" w:wrap="around" w:vAnchor="text" w:hAnchor="margin" w:xAlign="center" w:y="21"/>
                           <w:widowControl w:val="0"/>
                           <w:pBdr>
                             <w:top w:val="nil"/>
@@ -1154,7 +1498,39 @@
                           <w:spacing w:line="240" w:lineRule="auto"/>
                         </w:pPr>
                         <w:r>
-                          <w:t xml:space="preserve">Comment - </w:t>
+                          <w:t>Package Detail</w:t>
+                        </w:r>
+                        <w:r>
+                          <w:t xml:space="preserve"> - </w:t>
+                        </w:r>
+                        <w:r>
+                          <w:rPr>
+                            <w:rFonts w:ascii="Courier New" w:hAnsi="Courier New" w:cs="Courier New"/>
+                            <w:color w:val="D7BA7D"/>
+                            <w:sz w:val="19"/>
+                            <w:szCs w:val="19"/>
+                          </w:rPr>
+                          <w:t>{</w:t>
+                        </w:r>
+                        <w:proofErr w:type="spellStart"/>
+                        <w:r>
+                          <w:rPr>
+                            <w:rFonts w:ascii="Courier New" w:hAnsi="Courier New" w:cs="Courier New"/>
+                            <w:color w:val="D7BA7D"/>
+                            <w:sz w:val="19"/>
+                            <w:szCs w:val="19"/>
+                          </w:rPr>
+                          <w:t>packageDetail</w:t>
+                        </w:r>
+                        <w:proofErr w:type="spellEnd"/>
+                        <w:r>
+                          <w:rPr>
+                            <w:rFonts w:ascii="Courier New" w:hAnsi="Courier New" w:cs="Courier New"/>
+                            <w:color w:val="D7BA7D"/>
+                            <w:sz w:val="19"/>
+                            <w:szCs w:val="19"/>
+                          </w:rPr>
+                          <w:t>}</w:t>
                         </w:r>
                       </w:p>
                     </w:tc>
@@ -1162,12 +1538,7 @@
                 </w:tbl>
                 <w:p>
                   <w:pPr>
-                    <w:widowControl w:val="0"/>
-                    <w:spacing w:line="240" w:lineRule="auto"/>
-                  </w:pPr>
-                </w:p>
-                <w:p>
-                  <w:pPr>
+                    <w:framePr w:hSpace="180" w:wrap="around" w:vAnchor="text" w:hAnchor="margin" w:xAlign="center" w:y="21"/>
                     <w:widowControl w:val="0"/>
                     <w:spacing w:line="240" w:lineRule="auto"/>
                   </w:pPr>
@@ -1335,7 +1706,6 @@
                 <w:szCs w:val="17"/>
                 <w:highlight w:val="white"/>
               </w:rPr>
-              <w:lastRenderedPageBreak/>
               <w:t xml:space="preserve">7. Misconduct or unsafe </w:t>
             </w:r>
             <w:proofErr w:type="spellStart"/>
@@ -1386,6 +1756,7 @@
         </w:tc>
       </w:tr>
     </w:tbl>
+    <w:p/>
     <w:p/>
     <w:sectPr>
       <w:pgSz w:w="12240" w:h="15840"/>

--- a/backend/src/assets/MTF Reseat.docx
+++ b/backend/src/assets/MTF Reseat.docx
@@ -6,13 +6,17 @@
     <w:p>
       <w:pPr>
         <w:jc w:val="center"/>
+        <w:rPr>
+          <w:color w:val="000000" w:themeColor="text1"/>
+        </w:rPr>
       </w:pPr>
       <w:r>
         <w:rPr>
           <w:noProof/>
+          <w:color w:val="000000" w:themeColor="text1"/>
         </w:rPr>
         <w:drawing>
-          <wp:inline distT="114300" distB="114300" distL="114300" distR="114300">
+          <wp:inline distT="114300" distB="114300" distL="114300" distR="114300" wp14:anchorId="18BB13E1" wp14:editId="5BF66206">
             <wp:extent cx="1157288" cy="1157288"/>
             <wp:effectExtent l="0" t="0" r="0" b="0"/>
             <wp:docPr id="1" name="image1.jpg"/>
@@ -51,39 +55,67 @@
     <w:p>
       <w:pPr>
         <w:jc w:val="center"/>
+        <w:rPr>
+          <w:color w:val="000000" w:themeColor="text1"/>
+        </w:rPr>
       </w:pPr>
       <w:r>
+        <w:rPr>
+          <w:color w:val="000000" w:themeColor="text1"/>
+        </w:rPr>
         <w:t xml:space="preserve">MUSCLE TIME FITNESS                                                                                                               HINJAWADI                                                                                                             </w:t>
       </w:r>
     </w:p>
     <w:p>
-      <w:r>
+      <w:pPr>
+        <w:rPr>
+          <w:color w:val="000000" w:themeColor="text1"/>
+        </w:rPr>
+      </w:pPr>
+      <w:r>
+        <w:rPr>
+          <w:color w:val="000000" w:themeColor="text1"/>
+        </w:rPr>
         <w:t xml:space="preserve">CONTACT DETAIL -                                                                                           MEMBER                                                           </w:t>
       </w:r>
     </w:p>
     <w:p>
-      <w:r>
+      <w:pPr>
+        <w:rPr>
+          <w:color w:val="000000" w:themeColor="text1"/>
+        </w:rPr>
+      </w:pPr>
+      <w:r>
+        <w:rPr>
+          <w:color w:val="000000" w:themeColor="text1"/>
+        </w:rPr>
         <w:t xml:space="preserve">Support Email - </w:t>
       </w:r>
       <w:hyperlink r:id="rId5">
         <w:r>
           <w:rPr>
-            <w:color w:val="1155CC"/>
+            <w:color w:val="000000" w:themeColor="text1"/>
             <w:u w:val="single"/>
           </w:rPr>
           <w:t>Info@muscletime.co.in</w:t>
         </w:r>
       </w:hyperlink>
       <w:r>
+        <w:rPr>
+          <w:color w:val="000000" w:themeColor="text1"/>
+        </w:rPr>
         <w:t xml:space="preserve">        </w:t>
       </w:r>
       <w:r>
+        <w:rPr>
+          <w:color w:val="000000" w:themeColor="text1"/>
+        </w:rPr>
         <w:t xml:space="preserve">                        Member ID - </w:t>
       </w:r>
       <w:r>
         <w:rPr>
           <w:rFonts w:ascii="Courier New" w:hAnsi="Courier New" w:cs="Courier New"/>
-          <w:color w:val="D7BA7D"/>
+          <w:color w:val="000000" w:themeColor="text1"/>
           <w:sz w:val="19"/>
           <w:szCs w:val="19"/>
         </w:rPr>
@@ -93,7 +125,7 @@
       <w:r>
         <w:rPr>
           <w:rFonts w:ascii="Courier New" w:hAnsi="Courier New" w:cs="Courier New"/>
-          <w:color w:val="D7BA7D"/>
+          <w:color w:val="000000" w:themeColor="text1"/>
           <w:sz w:val="19"/>
           <w:szCs w:val="19"/>
         </w:rPr>
@@ -103,24 +135,35 @@
       <w:r>
         <w:rPr>
           <w:rFonts w:ascii="Courier New" w:hAnsi="Courier New" w:cs="Courier New"/>
-          <w:color w:val="D7BA7D"/>
+          <w:color w:val="000000" w:themeColor="text1"/>
           <w:sz w:val="19"/>
           <w:szCs w:val="19"/>
         </w:rPr>
         <w:t>}</w:t>
       </w:r>
       <w:r>
+        <w:rPr>
+          <w:color w:val="000000" w:themeColor="text1"/>
+        </w:rPr>
         <w:t xml:space="preserve">                                                                                                                                                                                                         </w:t>
       </w:r>
     </w:p>
     <w:p>
-      <w:r>
+      <w:pPr>
+        <w:rPr>
+          <w:color w:val="000000" w:themeColor="text1"/>
+        </w:rPr>
+      </w:pPr>
+      <w:r>
+        <w:rPr>
+          <w:color w:val="000000" w:themeColor="text1"/>
+        </w:rPr>
         <w:t xml:space="preserve">Mobile Number - </w:t>
       </w:r>
       <w:r>
         <w:rPr>
           <w:rFonts w:ascii="Courier New" w:hAnsi="Courier New" w:cs="Courier New"/>
-          <w:color w:val="D7BA7D"/>
+          <w:color w:val="000000" w:themeColor="text1"/>
           <w:sz w:val="19"/>
           <w:szCs w:val="19"/>
         </w:rPr>
@@ -128,22 +171,40 @@
       </w:r>
     </w:p>
     <w:p>
-      <w:r>
+      <w:pPr>
+        <w:rPr>
+          <w:color w:val="000000" w:themeColor="text1"/>
+        </w:rPr>
+      </w:pPr>
+      <w:r>
+        <w:rPr>
+          <w:color w:val="000000" w:themeColor="text1"/>
+        </w:rPr>
         <w:t xml:space="preserve">Responsible Log - </w:t>
       </w:r>
       <w:proofErr w:type="spellStart"/>
       <w:r>
+        <w:rPr>
+          <w:color w:val="000000" w:themeColor="text1"/>
+        </w:rPr>
         <w:t>Vikram</w:t>
       </w:r>
       <w:proofErr w:type="spellEnd"/>
       <w:r>
+        <w:rPr>
+          <w:color w:val="000000" w:themeColor="text1"/>
+        </w:rPr>
         <w:t xml:space="preserve"> Or Reception            </w:t>
       </w:r>
       <w:r>
-        <w:t xml:space="preserve">                   </w:t>
-      </w:r>
-      <w:r>
-        <w:rPr>
+        <w:rPr>
+          <w:color w:val="000000" w:themeColor="text1"/>
+        </w:rPr>
+        <w:t xml:space="preserve">             </w:t>
+      </w:r>
+      <w:r>
+        <w:rPr>
+          <w:color w:val="000000" w:themeColor="text1"/>
           <w:sz w:val="20"/>
           <w:szCs w:val="20"/>
           <w:highlight w:val="white"/>
@@ -153,7 +214,7 @@
       <w:r>
         <w:rPr>
           <w:rFonts w:ascii="Courier New" w:hAnsi="Courier New" w:cs="Courier New"/>
-          <w:color w:val="D7BA7D"/>
+          <w:color w:val="000000" w:themeColor="text1"/>
           <w:sz w:val="19"/>
           <w:szCs w:val="19"/>
         </w:rPr>
@@ -163,7 +224,7 @@
       <w:r>
         <w:rPr>
           <w:rFonts w:ascii="Courier New" w:hAnsi="Courier New" w:cs="Courier New"/>
-          <w:color w:val="D7BA7D"/>
+          <w:color w:val="000000" w:themeColor="text1"/>
           <w:sz w:val="19"/>
           <w:szCs w:val="19"/>
         </w:rPr>
@@ -173,7 +234,7 @@
       <w:r>
         <w:rPr>
           <w:rFonts w:ascii="Courier New" w:hAnsi="Courier New" w:cs="Courier New"/>
-          <w:color w:val="D7BA7D"/>
+          <w:color w:val="000000" w:themeColor="text1"/>
           <w:sz w:val="19"/>
           <w:szCs w:val="19"/>
         </w:rPr>
@@ -183,6 +244,7 @@
         <w:rPr>
           <w:b/>
           <w:bCs/>
+          <w:color w:val="000000" w:themeColor="text1"/>
           <w:sz w:val="20"/>
           <w:szCs w:val="20"/>
           <w:highlight w:val="white"/>
@@ -190,31 +252,51 @@
         <w:br/>
       </w:r>
       <w:r>
+        <w:rPr>
+          <w:color w:val="000000" w:themeColor="text1"/>
+        </w:rPr>
         <w:tab/>
       </w:r>
       <w:r>
+        <w:rPr>
+          <w:color w:val="000000" w:themeColor="text1"/>
+        </w:rPr>
         <w:tab/>
       </w:r>
       <w:r>
+        <w:rPr>
+          <w:color w:val="000000" w:themeColor="text1"/>
+        </w:rPr>
         <w:tab/>
       </w:r>
       <w:r>
+        <w:rPr>
+          <w:color w:val="000000" w:themeColor="text1"/>
+        </w:rPr>
         <w:tab/>
       </w:r>
       <w:r>
+        <w:rPr>
+          <w:color w:val="000000" w:themeColor="text1"/>
+        </w:rPr>
         <w:tab/>
       </w:r>
       <w:r>
+        <w:rPr>
+          <w:color w:val="000000" w:themeColor="text1"/>
+        </w:rPr>
         <w:tab/>
       </w:r>
       <w:r>
+        <w:rPr>
+          <w:color w:val="000000" w:themeColor="text1"/>
+        </w:rPr>
         <w:tab/>
-      </w:r>
-      <w:r>
-        <w:tab/>
-      </w:r>
-      <w:r>
-        <w:rPr>
+        <w:t xml:space="preserve">      </w:t>
+      </w:r>
+      <w:r>
+        <w:rPr>
+          <w:color w:val="000000" w:themeColor="text1"/>
           <w:sz w:val="20"/>
           <w:szCs w:val="20"/>
           <w:highlight w:val="white"/>
@@ -224,7 +306,7 @@
       <w:r>
         <w:rPr>
           <w:rFonts w:ascii="Courier New" w:hAnsi="Courier New" w:cs="Courier New"/>
-          <w:color w:val="D7BA7D"/>
+          <w:color w:val="000000" w:themeColor="text1"/>
           <w:sz w:val="19"/>
           <w:szCs w:val="19"/>
         </w:rPr>
@@ -234,7 +316,7 @@
       <w:r>
         <w:rPr>
           <w:rFonts w:ascii="Courier New" w:hAnsi="Courier New" w:cs="Courier New"/>
-          <w:color w:val="D7BA7D"/>
+          <w:color w:val="000000" w:themeColor="text1"/>
           <w:sz w:val="19"/>
           <w:szCs w:val="19"/>
         </w:rPr>
@@ -244,7 +326,67 @@
       <w:r>
         <w:rPr>
           <w:rFonts w:ascii="Courier New" w:hAnsi="Courier New" w:cs="Courier New"/>
-          <w:color w:val="D7BA7D"/>
+          <w:color w:val="000000" w:themeColor="text1"/>
+          <w:sz w:val="19"/>
+          <w:szCs w:val="19"/>
+        </w:rPr>
+        <w:t>}</w:t>
+      </w:r>
+    </w:p>
+    <w:p>
+      <w:pPr>
+        <w:ind w:left="4320" w:firstLine="720"/>
+        <w:rPr>
+          <w:rFonts w:ascii="Courier New" w:hAnsi="Courier New" w:cs="Courier New"/>
+          <w:color w:val="000000" w:themeColor="text1"/>
+          <w:sz w:val="19"/>
+          <w:szCs w:val="19"/>
+        </w:rPr>
+      </w:pPr>
+      <w:r>
+        <w:rPr>
+          <w:color w:val="000000" w:themeColor="text1"/>
+          <w:sz w:val="20"/>
+          <w:szCs w:val="20"/>
+          <w:highlight w:val="white"/>
+        </w:rPr>
+        <w:t xml:space="preserve">       </w:t>
+      </w:r>
+      <w:bookmarkStart w:id="0" w:name="_GoBack"/>
+      <w:bookmarkEnd w:id="0"/>
+      <w:r>
+        <w:rPr>
+          <w:color w:val="000000" w:themeColor="text1"/>
+          <w:sz w:val="20"/>
+          <w:szCs w:val="20"/>
+          <w:highlight w:val="white"/>
+        </w:rPr>
+        <w:t xml:space="preserve">Invoice Type : </w:t>
+      </w:r>
+      <w:r>
+        <w:rPr>
+          <w:rFonts w:ascii="Courier New" w:hAnsi="Courier New" w:cs="Courier New"/>
+          <w:color w:val="000000" w:themeColor="text1"/>
+          <w:sz w:val="19"/>
+          <w:szCs w:val="19"/>
+        </w:rPr>
+        <w:t>{</w:t>
+      </w:r>
+      <w:proofErr w:type="spellStart"/>
+      <w:r>
+        <w:rPr>
+          <w:rFonts w:ascii="Courier New" w:hAnsi="Courier New" w:cs="Courier New"/>
+          <w:color w:val="000000" w:themeColor="text1"/>
+          <w:sz w:val="19"/>
+          <w:szCs w:val="19"/>
+        </w:rPr>
+        <w:t>invoiceType</w:t>
+      </w:r>
+      <w:proofErr w:type="spellEnd"/>
+      <w:r>
+        <w:rPr>
+          <w:rFonts w:ascii="Courier New" w:hAnsi="Courier New" w:cs="Courier New"/>
+          <w:color w:val="000000" w:themeColor="text1"/>
           <w:sz w:val="19"/>
           <w:szCs w:val="19"/>
         </w:rPr>
@@ -255,74 +397,9 @@
       <w:pPr>
         <w:ind w:left="5760"/>
         <w:rPr>
-          <w:rFonts w:ascii="Courier New" w:hAnsi="Courier New" w:cs="Courier New"/>
-          <w:color w:val="D7BA7D"/>
-          <w:sz w:val="19"/>
-          <w:szCs w:val="19"/>
-        </w:rPr>
-      </w:pPr>
-      <w:r>
-        <w:rPr>
-          <w:sz w:val="20"/>
-          <w:szCs w:val="20"/>
-          <w:highlight w:val="white"/>
-        </w:rPr>
-        <w:t xml:space="preserve">Invoice </w:t>
-      </w:r>
-      <w:proofErr w:type="gramStart"/>
-      <w:r>
-        <w:rPr>
-          <w:sz w:val="20"/>
-          <w:szCs w:val="20"/>
-          <w:highlight w:val="white"/>
-        </w:rPr>
-        <w:t>Type :</w:t>
-      </w:r>
-      <w:proofErr w:type="gramEnd"/>
-      <w:r>
-        <w:rPr>
-          <w:sz w:val="20"/>
-          <w:szCs w:val="20"/>
-          <w:highlight w:val="white"/>
-        </w:rPr>
-        <w:t xml:space="preserve"> </w:t>
-      </w:r>
-      <w:r>
-        <w:rPr>
-          <w:rFonts w:ascii="Courier New" w:hAnsi="Courier New" w:cs="Courier New"/>
-          <w:color w:val="D7BA7D"/>
-          <w:sz w:val="19"/>
-          <w:szCs w:val="19"/>
-        </w:rPr>
-        <w:t>{</w:t>
-      </w:r>
-      <w:proofErr w:type="spellStart"/>
-      <w:r>
-        <w:rPr>
-          <w:rFonts w:ascii="Courier New" w:hAnsi="Courier New" w:cs="Courier New"/>
-          <w:color w:val="D7BA7D"/>
-          <w:sz w:val="19"/>
-          <w:szCs w:val="19"/>
-        </w:rPr>
-        <w:t>invoiceType</w:t>
-      </w:r>
-      <w:proofErr w:type="spellEnd"/>
-      <w:r>
-        <w:rPr>
-          <w:rFonts w:ascii="Courier New" w:hAnsi="Courier New" w:cs="Courier New"/>
-          <w:color w:val="D7BA7D"/>
-          <w:sz w:val="19"/>
-          <w:szCs w:val="19"/>
-        </w:rPr>
-        <w:t>}</w:t>
-      </w:r>
-    </w:p>
-    <w:p>
-      <w:pPr>
-        <w:ind w:left="5760"/>
-        <w:rPr>
           <w:b/>
           <w:bCs/>
+          <w:color w:val="000000" w:themeColor="text1"/>
           <w:sz w:val="20"/>
           <w:szCs w:val="20"/>
         </w:rPr>
@@ -377,6 +454,7 @@
               <w:spacing w:line="240" w:lineRule="auto"/>
               <w:jc w:val="center"/>
               <w:rPr>
+                <w:color w:val="000000" w:themeColor="text1"/>
                 <w:sz w:val="28"/>
                 <w:szCs w:val="28"/>
                 <w:u w:val="single"/>
@@ -384,6 +462,7 @@
             </w:pPr>
             <w:r>
               <w:rPr>
+                <w:color w:val="000000" w:themeColor="text1"/>
                 <w:sz w:val="28"/>
                 <w:szCs w:val="28"/>
                 <w:u w:val="single"/>
@@ -404,6 +483,7 @@
               <w:spacing w:line="240" w:lineRule="auto"/>
               <w:jc w:val="center"/>
               <w:rPr>
+                <w:color w:val="000000" w:themeColor="text1"/>
                 <w:sz w:val="28"/>
                 <w:szCs w:val="28"/>
                 <w:u w:val="single"/>
@@ -421,143 +501,8 @@
                 <w:between w:val="nil"/>
               </w:pBdr>
               <w:spacing w:line="240" w:lineRule="auto"/>
-              <w:jc w:val="center"/>
-              <w:rPr>
-                <w:sz w:val="28"/>
-                <w:szCs w:val="28"/>
-                <w:u w:val="single"/>
-              </w:rPr>
-            </w:pPr>
-          </w:p>
-          <w:p>
-            <w:pPr>
-              <w:widowControl w:val="0"/>
-              <w:pBdr>
-                <w:top w:val="nil"/>
-                <w:left w:val="nil"/>
-                <w:bottom w:val="nil"/>
-                <w:right w:val="nil"/>
-                <w:between w:val="nil"/>
-              </w:pBdr>
-              <w:spacing w:line="240" w:lineRule="auto"/>
-              <w:jc w:val="center"/>
-              <w:rPr>
-                <w:sz w:val="28"/>
-                <w:szCs w:val="28"/>
-                <w:u w:val="single"/>
-              </w:rPr>
-            </w:pPr>
-          </w:p>
-          <w:p>
-            <w:pPr>
-              <w:widowControl w:val="0"/>
-              <w:pBdr>
-                <w:top w:val="nil"/>
-                <w:left w:val="nil"/>
-                <w:bottom w:val="nil"/>
-                <w:right w:val="nil"/>
-                <w:between w:val="nil"/>
-              </w:pBdr>
-              <w:spacing w:line="240" w:lineRule="auto"/>
-              <w:jc w:val="center"/>
-              <w:rPr>
-                <w:sz w:val="28"/>
-                <w:szCs w:val="28"/>
-                <w:u w:val="single"/>
-              </w:rPr>
-            </w:pPr>
-          </w:p>
-          <w:p>
-            <w:pPr>
-              <w:widowControl w:val="0"/>
-              <w:pBdr>
-                <w:top w:val="nil"/>
-                <w:left w:val="nil"/>
-                <w:bottom w:val="nil"/>
-                <w:right w:val="nil"/>
-                <w:between w:val="nil"/>
-              </w:pBdr>
-              <w:spacing w:line="240" w:lineRule="auto"/>
-              <w:jc w:val="center"/>
-              <w:rPr>
-                <w:u w:val="single"/>
-              </w:rPr>
-            </w:pPr>
-          </w:p>
-          <w:tbl>
-            <w:tblPr>
-              <w:tblStyle w:val="a0"/>
-              <w:tblW w:w="2935" w:type="dxa"/>
-              <w:jc w:val="center"/>
-              <w:tblInd w:w="0" w:type="dxa"/>
-              <w:tblBorders>
-                <w:top w:val="single" w:sz="8" w:space="0" w:color="000000"/>
-                <w:left w:val="single" w:sz="8" w:space="0" w:color="000000"/>
-                <w:bottom w:val="single" w:sz="8" w:space="0" w:color="000000"/>
-                <w:right w:val="single" w:sz="8" w:space="0" w:color="000000"/>
-                <w:insideH w:val="single" w:sz="8" w:space="0" w:color="000000"/>
-                <w:insideV w:val="single" w:sz="8" w:space="0" w:color="000000"/>
-              </w:tblBorders>
-              <w:tblLayout w:type="fixed"/>
-              <w:tblLook w:val="0600" w:firstRow="0" w:lastRow="0" w:firstColumn="0" w:lastColumn="0" w:noHBand="1" w:noVBand="1"/>
-            </w:tblPr>
-            <w:tblGrid>
-              <w:gridCol w:w="2935"/>
-            </w:tblGrid>
-            <w:tr>
-              <w:trPr>
-                <w:jc w:val="center"/>
-              </w:trPr>
-              <w:tc>
-                <w:tcPr>
-                  <w:tcW w:w="2935" w:type="dxa"/>
-                  <w:shd w:val="clear" w:color="auto" w:fill="auto"/>
-                  <w:tcMar>
-                    <w:top w:w="100" w:type="dxa"/>
-                    <w:left w:w="100" w:type="dxa"/>
-                    <w:bottom w:w="100" w:type="dxa"/>
-                    <w:right w:w="100" w:type="dxa"/>
-                  </w:tcMar>
-                </w:tcPr>
-                <w:p>
-                  <w:pPr>
-                    <w:framePr w:hSpace="180" w:wrap="around" w:vAnchor="text" w:hAnchor="margin" w:xAlign="center" w:y="21"/>
-                    <w:widowControl w:val="0"/>
-                    <w:pBdr>
-                      <w:top w:val="nil"/>
-                      <w:left w:val="nil"/>
-                      <w:bottom w:val="nil"/>
-                      <w:right w:val="nil"/>
-                      <w:between w:val="nil"/>
-                    </w:pBdr>
-                    <w:spacing w:line="240" w:lineRule="auto"/>
-                    <w:rPr>
-                      <w:u w:val="single"/>
-                    </w:rPr>
-                  </w:pPr>
-                  <w:r>
-                    <w:rPr>
-                      <w:u w:val="single"/>
-                    </w:rPr>
-                    <w:t>Package Detail - 3M</w:t>
-                  </w:r>
-                </w:p>
-              </w:tc>
-            </w:tr>
-          </w:tbl>
-          <w:p>
-            <w:pPr>
-              <w:widowControl w:val="0"/>
-              <w:pBdr>
-                <w:top w:val="nil"/>
-                <w:left w:val="nil"/>
-                <w:bottom w:val="nil"/>
-                <w:right w:val="nil"/>
-                <w:between w:val="nil"/>
-              </w:pBdr>
-              <w:spacing w:line="240" w:lineRule="auto"/>
-              <w:jc w:val="center"/>
-              <w:rPr>
+              <w:rPr>
+                <w:color w:val="000000" w:themeColor="text1"/>
                 <w:u w:val="single"/>
               </w:rPr>
             </w:pPr>
@@ -611,11 +556,13 @@
                     </w:pBdr>
                     <w:spacing w:line="240" w:lineRule="auto"/>
                     <w:rPr>
+                      <w:color w:val="000000" w:themeColor="text1"/>
                       <w:u w:val="single"/>
                     </w:rPr>
                   </w:pPr>
                   <w:r>
                     <w:rPr>
+                      <w:color w:val="000000" w:themeColor="text1"/>
                       <w:u w:val="single"/>
                     </w:rPr>
                     <w:t xml:space="preserve">Start Date: </w:t>
@@ -623,7 +570,7 @@
                   <w:r>
                     <w:rPr>
                       <w:rFonts w:ascii="Courier New" w:hAnsi="Courier New" w:cs="Courier New"/>
-                      <w:color w:val="D7BA7D"/>
+                      <w:color w:val="000000" w:themeColor="text1"/>
                       <w:sz w:val="19"/>
                       <w:szCs w:val="19"/>
                     </w:rPr>
@@ -633,7 +580,7 @@
                   <w:r>
                     <w:rPr>
                       <w:rFonts w:ascii="Courier New" w:hAnsi="Courier New" w:cs="Courier New"/>
-                      <w:color w:val="D7BA7D"/>
+                      <w:color w:val="000000" w:themeColor="text1"/>
                       <w:sz w:val="19"/>
                       <w:szCs w:val="19"/>
                     </w:rPr>
@@ -643,7 +590,7 @@
                   <w:r>
                     <w:rPr>
                       <w:rFonts w:ascii="Courier New" w:hAnsi="Courier New" w:cs="Courier New"/>
-                      <w:color w:val="D7BA7D"/>
+                      <w:color w:val="000000" w:themeColor="text1"/>
                       <w:sz w:val="19"/>
                       <w:szCs w:val="19"/>
                     </w:rPr>
@@ -675,12 +622,14 @@
                     </w:pBdr>
                     <w:spacing w:line="240" w:lineRule="auto"/>
                     <w:rPr>
+                      <w:color w:val="000000" w:themeColor="text1"/>
                       <w:u w:val="single"/>
                     </w:rPr>
                   </w:pPr>
                   <w:proofErr w:type="spellStart"/>
                   <w:r>
                     <w:rPr>
+                      <w:color w:val="000000" w:themeColor="text1"/>
                       <w:u w:val="single"/>
                     </w:rPr>
                     <w:t>EndDate</w:t>
@@ -688,6 +637,7 @@
                   <w:proofErr w:type="spellEnd"/>
                   <w:r>
                     <w:rPr>
+                      <w:color w:val="000000" w:themeColor="text1"/>
                       <w:u w:val="single"/>
                     </w:rPr>
                     <w:t xml:space="preserve">: </w:t>
@@ -695,7 +645,7 @@
                   <w:r>
                     <w:rPr>
                       <w:rFonts w:ascii="Courier New" w:hAnsi="Courier New" w:cs="Courier New"/>
-                      <w:color w:val="D7BA7D"/>
+                      <w:color w:val="000000" w:themeColor="text1"/>
                       <w:sz w:val="19"/>
                       <w:szCs w:val="19"/>
                     </w:rPr>
@@ -705,7 +655,7 @@
                   <w:r>
                     <w:rPr>
                       <w:rFonts w:ascii="Courier New" w:hAnsi="Courier New" w:cs="Courier New"/>
-                      <w:color w:val="D7BA7D"/>
+                      <w:color w:val="000000" w:themeColor="text1"/>
                       <w:sz w:val="19"/>
                       <w:szCs w:val="19"/>
                     </w:rPr>
@@ -715,7 +665,7 @@
                   <w:r>
                     <w:rPr>
                       <w:rFonts w:ascii="Courier New" w:hAnsi="Courier New" w:cs="Courier New"/>
-                      <w:color w:val="D7BA7D"/>
+                      <w:color w:val="000000" w:themeColor="text1"/>
                       <w:sz w:val="19"/>
                       <w:szCs w:val="19"/>
                     </w:rPr>
@@ -738,6 +688,7 @@
               <w:spacing w:line="240" w:lineRule="auto"/>
               <w:jc w:val="center"/>
               <w:rPr>
+                <w:color w:val="000000" w:themeColor="text1"/>
                 <w:u w:val="single"/>
               </w:rPr>
             </w:pPr>
@@ -783,11 +734,13 @@
                     <w:widowControl w:val="0"/>
                     <w:spacing w:line="240" w:lineRule="auto"/>
                     <w:rPr>
+                      <w:color w:val="000000" w:themeColor="text1"/>
                       <w:u w:val="single"/>
                     </w:rPr>
                   </w:pPr>
                   <w:r>
                     <w:rPr>
+                      <w:color w:val="000000" w:themeColor="text1"/>
                       <w:u w:val="single"/>
                     </w:rPr>
                     <w:t xml:space="preserve">Package Price - </w:t>
@@ -795,7 +748,7 @@
                   <w:r>
                     <w:rPr>
                       <w:rFonts w:ascii="Courier New" w:hAnsi="Courier New" w:cs="Courier New"/>
-                      <w:color w:val="D7BA7D"/>
+                      <w:color w:val="000000" w:themeColor="text1"/>
                       <w:sz w:val="19"/>
                       <w:szCs w:val="19"/>
                     </w:rPr>
@@ -805,7 +758,7 @@
                   <w:r>
                     <w:rPr>
                       <w:rFonts w:ascii="Courier New" w:hAnsi="Courier New" w:cs="Courier New"/>
-                      <w:color w:val="D7BA7D"/>
+                      <w:color w:val="000000" w:themeColor="text1"/>
                       <w:sz w:val="19"/>
                       <w:szCs w:val="19"/>
                     </w:rPr>
@@ -815,7 +768,7 @@
                   <w:r>
                     <w:rPr>
                       <w:rFonts w:ascii="Courier New" w:hAnsi="Courier New" w:cs="Courier New"/>
-                      <w:color w:val="D7BA7D"/>
+                      <w:color w:val="000000" w:themeColor="text1"/>
                       <w:sz w:val="19"/>
                       <w:szCs w:val="19"/>
                     </w:rPr>
@@ -838,6 +791,7 @@
               <w:spacing w:line="240" w:lineRule="auto"/>
               <w:jc w:val="center"/>
               <w:rPr>
+                <w:color w:val="000000" w:themeColor="text1"/>
                 <w:u w:val="single"/>
               </w:rPr>
             </w:pPr>
@@ -890,11 +844,13 @@
                     </w:pBdr>
                     <w:spacing w:line="240" w:lineRule="auto"/>
                     <w:rPr>
+                      <w:color w:val="000000" w:themeColor="text1"/>
                       <w:u w:val="single"/>
                     </w:rPr>
                   </w:pPr>
                   <w:r>
                     <w:rPr>
+                      <w:color w:val="000000" w:themeColor="text1"/>
                       <w:u w:val="single"/>
                     </w:rPr>
                     <w:t xml:space="preserve">Discount - </w:t>
@@ -902,7 +858,7 @@
                   <w:r>
                     <w:rPr>
                       <w:rFonts w:ascii="Courier New" w:hAnsi="Courier New" w:cs="Courier New"/>
-                      <w:color w:val="D7BA7D"/>
+                      <w:color w:val="000000" w:themeColor="text1"/>
                       <w:sz w:val="19"/>
                       <w:szCs w:val="19"/>
                     </w:rPr>
@@ -925,6 +881,7 @@
               <w:spacing w:line="240" w:lineRule="auto"/>
               <w:jc w:val="center"/>
               <w:rPr>
+                <w:color w:val="000000" w:themeColor="text1"/>
                 <w:u w:val="single"/>
               </w:rPr>
             </w:pPr>
@@ -942,6 +899,7 @@
               <w:spacing w:line="240" w:lineRule="auto"/>
               <w:jc w:val="center"/>
               <w:rPr>
+                <w:color w:val="000000" w:themeColor="text1"/>
                 <w:u w:val="single"/>
               </w:rPr>
             </w:pPr>
@@ -971,6 +929,9 @@
               <w:spacing w:line="240" w:lineRule="auto"/>
               <w:ind w:right="554"/>
               <w:jc w:val="center"/>
+              <w:rPr>
+                <w:color w:val="000000" w:themeColor="text1"/>
+              </w:rPr>
             </w:pPr>
           </w:p>
           <w:tbl>
@@ -1021,8 +982,14 @@
                       <w:between w:val="nil"/>
                     </w:pBdr>
                     <w:spacing w:line="240" w:lineRule="auto"/>
+                    <w:rPr>
+                      <w:color w:val="000000" w:themeColor="text1"/>
+                    </w:rPr>
                   </w:pPr>
                   <w:r>
+                    <w:rPr>
+                      <w:color w:val="000000" w:themeColor="text1"/>
+                    </w:rPr>
                     <w:t xml:space="preserve">TOTAL PAYMENT -                                                              </w:t>
                   </w:r>
                 </w:p>
@@ -1055,14 +1022,20 @@
                       <w:between w:val="nil"/>
                     </w:pBdr>
                     <w:spacing w:line="240" w:lineRule="auto"/>
+                    <w:rPr>
+                      <w:color w:val="000000" w:themeColor="text1"/>
+                    </w:rPr>
                   </w:pPr>
                   <w:r>
+                    <w:rPr>
+                      <w:color w:val="000000" w:themeColor="text1"/>
+                    </w:rPr>
                     <w:t xml:space="preserve">Paid Price - </w:t>
                   </w:r>
                   <w:r>
                     <w:rPr>
                       <w:rFonts w:ascii="Courier New" w:hAnsi="Courier New" w:cs="Courier New"/>
-                      <w:color w:val="D7BA7D"/>
+                      <w:color w:val="000000" w:themeColor="text1"/>
                       <w:sz w:val="19"/>
                       <w:szCs w:val="19"/>
                     </w:rPr>
@@ -1072,7 +1045,7 @@
                   <w:r>
                     <w:rPr>
                       <w:rFonts w:ascii="Courier New" w:hAnsi="Courier New" w:cs="Courier New"/>
-                      <w:color w:val="D7BA7D"/>
+                      <w:color w:val="000000" w:themeColor="text1"/>
                       <w:sz w:val="19"/>
                       <w:szCs w:val="19"/>
                     </w:rPr>
@@ -1082,7 +1055,7 @@
                   <w:r>
                     <w:rPr>
                       <w:rFonts w:ascii="Courier New" w:hAnsi="Courier New" w:cs="Courier New"/>
-                      <w:color w:val="D7BA7D"/>
+                      <w:color w:val="000000" w:themeColor="text1"/>
                       <w:sz w:val="19"/>
                       <w:szCs w:val="19"/>
                     </w:rPr>
@@ -1112,21 +1085,41 @@
                     <w:framePr w:hSpace="180" w:wrap="around" w:vAnchor="text" w:hAnchor="margin" w:xAlign="center" w:y="21"/>
                     <w:widowControl w:val="0"/>
                     <w:spacing w:line="240" w:lineRule="auto"/>
+                    <w:rPr>
+                      <w:color w:val="000000" w:themeColor="text1"/>
+                    </w:rPr>
                   </w:pPr>
                   <w:r>
-                    <w:t>Balance Amount</w:t>
+                    <w:rPr>
+                      <w:color w:val="000000" w:themeColor="text1"/>
+                    </w:rPr>
+                    <w:t xml:space="preserve">Balance </w:t>
                   </w:r>
+                  <w:proofErr w:type="spellStart"/>
+                  <w:r>
+                    <w:rPr>
+                      <w:color w:val="000000" w:themeColor="text1"/>
+                    </w:rPr>
+                    <w:t>Reamining</w:t>
+                  </w:r>
+                  <w:proofErr w:type="spellEnd"/>
                   <w:proofErr w:type="gramStart"/>
                   <w:r>
+                    <w:rPr>
+                      <w:color w:val="000000" w:themeColor="text1"/>
+                    </w:rPr>
                     <w:t xml:space="preserve">- </w:t>
                   </w:r>
                   <w:r>
+                    <w:rPr>
+                      <w:color w:val="000000" w:themeColor="text1"/>
+                    </w:rPr>
                     <w:t xml:space="preserve"> </w:t>
                   </w:r>
                   <w:r>
                     <w:rPr>
                       <w:rFonts w:ascii="Courier New" w:hAnsi="Courier New" w:cs="Courier New"/>
-                      <w:color w:val="D7BA7D"/>
+                      <w:color w:val="000000" w:themeColor="text1"/>
                       <w:sz w:val="19"/>
                       <w:szCs w:val="19"/>
                     </w:rPr>
@@ -1137,7 +1130,7 @@
                   <w:r>
                     <w:rPr>
                       <w:rFonts w:ascii="Courier New" w:hAnsi="Courier New" w:cs="Courier New"/>
-                      <w:color w:val="D7BA7D"/>
+                      <w:color w:val="000000" w:themeColor="text1"/>
                       <w:sz w:val="19"/>
                       <w:szCs w:val="19"/>
                     </w:rPr>
@@ -1147,7 +1140,7 @@
                   <w:r>
                     <w:rPr>
                       <w:rFonts w:ascii="Courier New" w:hAnsi="Courier New" w:cs="Courier New"/>
-                      <w:color w:val="D7BA7D"/>
+                      <w:color w:val="000000" w:themeColor="text1"/>
                       <w:sz w:val="19"/>
                       <w:szCs w:val="19"/>
                     </w:rPr>
@@ -1159,194 +1152,19 @@
                     <w:framePr w:hSpace="180" w:wrap="around" w:vAnchor="text" w:hAnchor="margin" w:xAlign="center" w:y="21"/>
                     <w:widowControl w:val="0"/>
                     <w:spacing w:line="240" w:lineRule="auto"/>
+                    <w:rPr>
+                      <w:color w:val="000000" w:themeColor="text1"/>
+                    </w:rPr>
                   </w:pPr>
                 </w:p>
-                <w:tbl>
-                  <w:tblPr>
-                    <w:tblStyle w:val="a6"/>
-                    <w:tblW w:w="6505" w:type="dxa"/>
-                    <w:tblInd w:w="0" w:type="dxa"/>
-                    <w:tblBorders>
-                      <w:top w:val="single" w:sz="8" w:space="0" w:color="000000"/>
-                      <w:left w:val="single" w:sz="8" w:space="0" w:color="000000"/>
-                      <w:bottom w:val="single" w:sz="8" w:space="0" w:color="000000"/>
-                      <w:right w:val="single" w:sz="8" w:space="0" w:color="000000"/>
-                      <w:insideH w:val="single" w:sz="8" w:space="0" w:color="000000"/>
-                      <w:insideV w:val="single" w:sz="8" w:space="0" w:color="000000"/>
-                    </w:tblBorders>
-                    <w:tblLayout w:type="fixed"/>
-                    <w:tblLook w:val="0600" w:firstRow="0" w:lastRow="0" w:firstColumn="0" w:lastColumn="0" w:noHBand="1" w:noVBand="1"/>
-                  </w:tblPr>
-                  <w:tblGrid>
-                    <w:gridCol w:w="6505"/>
-                  </w:tblGrid>
-                  <w:tr>
-                    <w:tc>
-                      <w:tcPr>
-                        <w:tcW w:w="6505" w:type="dxa"/>
-                        <w:shd w:val="clear" w:color="auto" w:fill="auto"/>
-                        <w:tcMar>
-                          <w:top w:w="100" w:type="dxa"/>
-                          <w:left w:w="100" w:type="dxa"/>
-                          <w:bottom w:w="100" w:type="dxa"/>
-                          <w:right w:w="100" w:type="dxa"/>
-                        </w:tcMar>
-                      </w:tcPr>
-                      <w:p>
-                        <w:pPr>
-                          <w:framePr w:hSpace="180" w:wrap="around" w:vAnchor="text" w:hAnchor="margin" w:xAlign="center" w:y="21"/>
-                          <w:widowControl w:val="0"/>
-                          <w:pBdr>
-                            <w:top w:val="nil"/>
-                            <w:left w:val="nil"/>
-                            <w:bottom w:val="nil"/>
-                            <w:right w:val="nil"/>
-                            <w:between w:val="nil"/>
-                          </w:pBdr>
-                          <w:spacing w:line="240" w:lineRule="auto"/>
-                        </w:pPr>
-                        <w:r>
-                          <w:t>Personal Training Char</w:t>
-                        </w:r>
-                        <w:r>
-                          <w:t xml:space="preserve">ges -   </w:t>
-                        </w:r>
-                      </w:p>
-                    </w:tc>
-                  </w:tr>
-                </w:tbl>
                 <w:p>
                   <w:pPr>
                     <w:framePr w:hSpace="180" w:wrap="around" w:vAnchor="text" w:hAnchor="margin" w:xAlign="center" w:y="21"/>
                     <w:widowControl w:val="0"/>
                     <w:spacing w:line="240" w:lineRule="auto"/>
-                  </w:pPr>
-                </w:p>
-                <w:tbl>
-                  <w:tblPr>
-                    <w:tblStyle w:val="a7"/>
-                    <w:tblW w:w="6505" w:type="dxa"/>
-                    <w:tblInd w:w="0" w:type="dxa"/>
-                    <w:tblBorders>
-                      <w:top w:val="single" w:sz="8" w:space="0" w:color="000000"/>
-                      <w:left w:val="single" w:sz="8" w:space="0" w:color="000000"/>
-                      <w:bottom w:val="single" w:sz="8" w:space="0" w:color="000000"/>
-                      <w:right w:val="single" w:sz="8" w:space="0" w:color="000000"/>
-                      <w:insideH w:val="single" w:sz="8" w:space="0" w:color="000000"/>
-                      <w:insideV w:val="single" w:sz="8" w:space="0" w:color="000000"/>
-                    </w:tblBorders>
-                    <w:tblLayout w:type="fixed"/>
-                    <w:tblLook w:val="0600" w:firstRow="0" w:lastRow="0" w:firstColumn="0" w:lastColumn="0" w:noHBand="1" w:noVBand="1"/>
-                  </w:tblPr>
-                  <w:tblGrid>
-                    <w:gridCol w:w="6505"/>
-                  </w:tblGrid>
-                  <w:tr>
-                    <w:tc>
-                      <w:tcPr>
-                        <w:tcW w:w="6505" w:type="dxa"/>
-                        <w:shd w:val="clear" w:color="auto" w:fill="auto"/>
-                        <w:tcMar>
-                          <w:top w:w="100" w:type="dxa"/>
-                          <w:left w:w="100" w:type="dxa"/>
-                          <w:bottom w:w="100" w:type="dxa"/>
-                          <w:right w:w="100" w:type="dxa"/>
-                        </w:tcMar>
-                      </w:tcPr>
-                      <w:p>
-                        <w:pPr>
-                          <w:framePr w:hSpace="180" w:wrap="around" w:vAnchor="text" w:hAnchor="margin" w:xAlign="center" w:y="21"/>
-                          <w:widowControl w:val="0"/>
-                          <w:pBdr>
-                            <w:top w:val="nil"/>
-                            <w:left w:val="nil"/>
-                            <w:bottom w:val="nil"/>
-                            <w:right w:val="nil"/>
-                            <w:between w:val="nil"/>
-                          </w:pBdr>
-                          <w:spacing w:line="240" w:lineRule="auto"/>
-                        </w:pPr>
-                        <w:r>
-                          <w:t>Total PT Payment -</w:t>
-                        </w:r>
-                        <w:r>
-                          <w:br/>
-                          <w:t xml:space="preserve">Start Date - </w:t>
-                        </w:r>
-                        <w:r>
-                          <w:rPr>
-                            <w:rFonts w:ascii="Courier New" w:hAnsi="Courier New" w:cs="Courier New"/>
-                            <w:color w:val="D7BA7D"/>
-                            <w:sz w:val="19"/>
-                            <w:szCs w:val="19"/>
-                          </w:rPr>
-                          <w:t>{</w:t>
-                        </w:r>
-                        <w:proofErr w:type="spellStart"/>
-                        <w:r>
-                          <w:rPr>
-                            <w:rFonts w:ascii="Courier New" w:hAnsi="Courier New" w:cs="Courier New"/>
-                            <w:color w:val="D7BA7D"/>
-                            <w:sz w:val="19"/>
-                            <w:szCs w:val="19"/>
-                          </w:rPr>
-                          <w:t>startDate</w:t>
-                        </w:r>
-                        <w:proofErr w:type="spellEnd"/>
-                        <w:r>
-                          <w:rPr>
-                            <w:rFonts w:ascii="Courier New" w:hAnsi="Courier New" w:cs="Courier New"/>
-                            <w:color w:val="D7BA7D"/>
-                            <w:sz w:val="19"/>
-                            <w:szCs w:val="19"/>
-                          </w:rPr>
-                          <w:t>}</w:t>
-                        </w:r>
-                        <w:r>
-                          <w:t xml:space="preserve"> </w:t>
-                        </w:r>
-                        <w:r>
-                          <w:br/>
-                          <w:t>End Date:</w:t>
-                        </w:r>
-                        <w:r>
-                          <w:rPr>
-                            <w:rFonts w:ascii="Courier New" w:hAnsi="Courier New" w:cs="Courier New"/>
-                            <w:color w:val="D7BA7D"/>
-                            <w:sz w:val="19"/>
-                            <w:szCs w:val="19"/>
-                          </w:rPr>
-                          <w:t xml:space="preserve"> {</w:t>
-                        </w:r>
-                        <w:proofErr w:type="spellStart"/>
-                        <w:r>
-                          <w:rPr>
-                            <w:rFonts w:ascii="Courier New" w:hAnsi="Courier New" w:cs="Courier New"/>
-                            <w:color w:val="D7BA7D"/>
-                            <w:sz w:val="19"/>
-                            <w:szCs w:val="19"/>
-                          </w:rPr>
-                          <w:t>endDate</w:t>
-                        </w:r>
-                        <w:proofErr w:type="spellEnd"/>
-                        <w:r>
-                          <w:rPr>
-                            <w:rFonts w:ascii="Courier New" w:hAnsi="Courier New" w:cs="Courier New"/>
-                            <w:color w:val="D7BA7D"/>
-                            <w:sz w:val="19"/>
-                            <w:szCs w:val="19"/>
-                          </w:rPr>
-                          <w:t>}</w:t>
-                        </w:r>
-                      </w:p>
-                    </w:tc>
-                  </w:tr>
-                </w:tbl>
-                <w:p>
-                  <w:pPr>
-                    <w:framePr w:hSpace="180" w:wrap="around" w:vAnchor="text" w:hAnchor="margin" w:xAlign="center" w:y="21"/>
-                    <w:widowControl w:val="0"/>
-                    <w:spacing w:line="240" w:lineRule="auto"/>
+                    <w:rPr>
+                      <w:color w:val="000000" w:themeColor="text1"/>
+                    </w:rPr>
                   </w:pPr>
                 </w:p>
                 <w:tbl>
@@ -1392,14 +1210,20 @@
                             <w:between w:val="nil"/>
                           </w:pBdr>
                           <w:spacing w:line="240" w:lineRule="auto"/>
+                          <w:rPr>
+                            <w:color w:val="000000" w:themeColor="text1"/>
+                          </w:rPr>
                         </w:pPr>
                         <w:r>
+                          <w:rPr>
+                            <w:color w:val="000000" w:themeColor="text1"/>
+                          </w:rPr>
                           <w:t xml:space="preserve">Total Amount - </w:t>
                         </w:r>
                         <w:r>
                           <w:rPr>
                             <w:rFonts w:ascii="Courier New" w:hAnsi="Courier New" w:cs="Courier New"/>
-                            <w:color w:val="D7BA7D"/>
+                            <w:color w:val="000000" w:themeColor="text1"/>
                             <w:sz w:val="19"/>
                             <w:szCs w:val="19"/>
                           </w:rPr>
@@ -1409,7 +1233,7 @@
                         <w:r>
                           <w:rPr>
                             <w:rFonts w:ascii="Courier New" w:hAnsi="Courier New" w:cs="Courier New"/>
-                            <w:color w:val="D7BA7D"/>
+                            <w:color w:val="000000" w:themeColor="text1"/>
                             <w:sz w:val="19"/>
                             <w:szCs w:val="19"/>
                           </w:rPr>
@@ -1419,29 +1243,76 @@
                         <w:r>
                           <w:rPr>
                             <w:rFonts w:ascii="Courier New" w:hAnsi="Courier New" w:cs="Courier New"/>
-                            <w:color w:val="D7BA7D"/>
+                            <w:color w:val="000000" w:themeColor="text1"/>
                             <w:sz w:val="19"/>
                             <w:szCs w:val="19"/>
                           </w:rPr>
                           <w:t>}</w:t>
                         </w:r>
                         <w:r>
+                          <w:rPr>
+                            <w:color w:val="000000" w:themeColor="text1"/>
+                          </w:rPr>
                           <w:t xml:space="preserve"> </w:t>
                         </w:r>
                         <w:r>
-                          <w:t xml:space="preserve"> Payment Mode - </w:t>
+                          <w:rPr>
+                            <w:color w:val="000000" w:themeColor="text1"/>
+                          </w:rPr>
+                          <w:t xml:space="preserve"> </w:t>
+                        </w:r>
+                      </w:p>
+                      <w:p>
+                        <w:pPr>
+                          <w:framePr w:hSpace="180" w:wrap="around" w:vAnchor="text" w:hAnchor="margin" w:xAlign="center" w:y="21"/>
+                          <w:widowControl w:val="0"/>
+                          <w:pBdr>
+                            <w:top w:val="nil"/>
+                            <w:left w:val="nil"/>
+                            <w:bottom w:val="nil"/>
+                            <w:right w:val="nil"/>
+                            <w:between w:val="nil"/>
+                          </w:pBdr>
+                          <w:spacing w:line="240" w:lineRule="auto"/>
+                          <w:rPr>
+                            <w:color w:val="000000" w:themeColor="text1"/>
+                          </w:rPr>
+                        </w:pPr>
+                        <w:r>
+                          <w:rPr>
+                            <w:color w:val="000000" w:themeColor="text1"/>
+                          </w:rPr>
+                          <w:t xml:space="preserve">Payment Mode - </w:t>
                         </w:r>
                         <w:r>
                           <w:rPr>
                             <w:rFonts w:ascii="Courier New" w:hAnsi="Courier New" w:cs="Courier New"/>
-                            <w:color w:val="D7BA7D"/>
+                            <w:color w:val="000000" w:themeColor="text1"/>
                             <w:sz w:val="19"/>
                             <w:szCs w:val="19"/>
                           </w:rPr>
-                          <w:t>{paymentMode}</w:t>
+                          <w:t>{</w:t>
                         </w:r>
-                        <w:bookmarkStart w:id="0" w:name="_GoBack"/>
-                        <w:bookmarkEnd w:id="0"/>
+                        <w:proofErr w:type="spellStart"/>
+                        <w:r>
+                          <w:rPr>
+                            <w:rFonts w:ascii="Courier New" w:hAnsi="Courier New" w:cs="Courier New"/>
+                            <w:color w:val="000000" w:themeColor="text1"/>
+                            <w:sz w:val="19"/>
+                            <w:szCs w:val="19"/>
+                          </w:rPr>
+                          <w:t>paymentMode</w:t>
+                        </w:r>
+                        <w:proofErr w:type="spellEnd"/>
+                        <w:r>
+                          <w:rPr>
+                            <w:rFonts w:ascii="Courier New" w:hAnsi="Courier New" w:cs="Courier New"/>
+                            <w:color w:val="000000" w:themeColor="text1"/>
+                            <w:sz w:val="19"/>
+                            <w:szCs w:val="19"/>
+                          </w:rPr>
+                          <w:t>}</w:t>
+                        </w:r>
                       </w:p>
                     </w:tc>
                   </w:tr>
@@ -1451,6 +1322,9 @@
                     <w:framePr w:hSpace="180" w:wrap="around" w:vAnchor="text" w:hAnchor="margin" w:xAlign="center" w:y="21"/>
                     <w:widowControl w:val="0"/>
                     <w:spacing w:line="240" w:lineRule="auto"/>
+                    <w:rPr>
+                      <w:color w:val="000000" w:themeColor="text1"/>
+                    </w:rPr>
                   </w:pPr>
                 </w:p>
                 <w:tbl>
@@ -1496,17 +1370,20 @@
                             <w:between w:val="nil"/>
                           </w:pBdr>
                           <w:spacing w:line="240" w:lineRule="auto"/>
+                          <w:rPr>
+                            <w:color w:val="000000" w:themeColor="text1"/>
+                          </w:rPr>
                         </w:pPr>
                         <w:r>
-                          <w:t>Package Detail</w:t>
-                        </w:r>
-                        <w:r>
-                          <w:t xml:space="preserve"> - </w:t>
+                          <w:rPr>
+                            <w:color w:val="000000" w:themeColor="text1"/>
+                          </w:rPr>
+                          <w:t xml:space="preserve">Package Detail - </w:t>
                         </w:r>
                         <w:r>
                           <w:rPr>
                             <w:rFonts w:ascii="Courier New" w:hAnsi="Courier New" w:cs="Courier New"/>
-                            <w:color w:val="D7BA7D"/>
+                            <w:color w:val="000000" w:themeColor="text1"/>
                             <w:sz w:val="19"/>
                             <w:szCs w:val="19"/>
                           </w:rPr>
@@ -1516,7 +1393,7 @@
                         <w:r>
                           <w:rPr>
                             <w:rFonts w:ascii="Courier New" w:hAnsi="Courier New" w:cs="Courier New"/>
-                            <w:color w:val="D7BA7D"/>
+                            <w:color w:val="000000" w:themeColor="text1"/>
                             <w:sz w:val="19"/>
                             <w:szCs w:val="19"/>
                           </w:rPr>
@@ -1526,7 +1403,7 @@
                         <w:r>
                           <w:rPr>
                             <w:rFonts w:ascii="Courier New" w:hAnsi="Courier New" w:cs="Courier New"/>
-                            <w:color w:val="D7BA7D"/>
+                            <w:color w:val="000000" w:themeColor="text1"/>
                             <w:sz w:val="19"/>
                             <w:szCs w:val="19"/>
                           </w:rPr>
@@ -1541,6 +1418,9 @@
                     <w:framePr w:hSpace="180" w:wrap="around" w:vAnchor="text" w:hAnchor="margin" w:xAlign="center" w:y="21"/>
                     <w:widowControl w:val="0"/>
                     <w:spacing w:line="240" w:lineRule="auto"/>
+                    <w:rPr>
+                      <w:color w:val="000000" w:themeColor="text1"/>
+                    </w:rPr>
                   </w:pPr>
                 </w:p>
               </w:tc>
@@ -1551,6 +1431,7 @@
               <w:widowControl w:val="0"/>
               <w:spacing w:line="240" w:lineRule="auto"/>
               <w:rPr>
+                <w:color w:val="000000" w:themeColor="text1"/>
                 <w:sz w:val="17"/>
                 <w:szCs w:val="17"/>
                 <w:highlight w:val="white"/>
@@ -1562,6 +1443,7 @@
               <w:widowControl w:val="0"/>
               <w:spacing w:line="240" w:lineRule="auto"/>
               <w:rPr>
+                <w:color w:val="000000" w:themeColor="text1"/>
                 <w:sz w:val="21"/>
                 <w:szCs w:val="21"/>
                 <w:highlight w:val="white"/>
@@ -1569,6 +1451,7 @@
             </w:pPr>
             <w:r>
               <w:rPr>
+                <w:color w:val="000000" w:themeColor="text1"/>
                 <w:sz w:val="21"/>
                 <w:szCs w:val="21"/>
                 <w:highlight w:val="white"/>
@@ -1581,6 +1464,7 @@
               <w:widowControl w:val="0"/>
               <w:spacing w:line="240" w:lineRule="auto"/>
               <w:rPr>
+                <w:color w:val="000000" w:themeColor="text1"/>
                 <w:sz w:val="17"/>
                 <w:szCs w:val="17"/>
                 <w:highlight w:val="white"/>
@@ -1588,6 +1472,7 @@
             </w:pPr>
             <w:r>
               <w:rPr>
+                <w:color w:val="000000" w:themeColor="text1"/>
                 <w:sz w:val="17"/>
                 <w:szCs w:val="17"/>
                 <w:highlight w:val="white"/>
@@ -1600,6 +1485,7 @@
               <w:widowControl w:val="0"/>
               <w:spacing w:line="240" w:lineRule="auto"/>
               <w:rPr>
+                <w:color w:val="000000" w:themeColor="text1"/>
                 <w:sz w:val="17"/>
                 <w:szCs w:val="17"/>
                 <w:highlight w:val="white"/>
@@ -1607,6 +1493,7 @@
             </w:pPr>
             <w:r>
               <w:rPr>
+                <w:color w:val="000000" w:themeColor="text1"/>
                 <w:sz w:val="17"/>
                 <w:szCs w:val="17"/>
                 <w:highlight w:val="white"/>
@@ -1619,6 +1506,7 @@
               <w:widowControl w:val="0"/>
               <w:spacing w:line="240" w:lineRule="auto"/>
               <w:rPr>
+                <w:color w:val="000000" w:themeColor="text1"/>
                 <w:sz w:val="17"/>
                 <w:szCs w:val="17"/>
                 <w:highlight w:val="white"/>
@@ -1626,6 +1514,7 @@
             </w:pPr>
             <w:r>
               <w:rPr>
+                <w:color w:val="000000" w:themeColor="text1"/>
                 <w:sz w:val="17"/>
                 <w:szCs w:val="17"/>
                 <w:highlight w:val="white"/>
@@ -1638,6 +1527,7 @@
               <w:widowControl w:val="0"/>
               <w:spacing w:line="240" w:lineRule="auto"/>
               <w:rPr>
+                <w:color w:val="000000" w:themeColor="text1"/>
                 <w:sz w:val="17"/>
                 <w:szCs w:val="17"/>
                 <w:highlight w:val="white"/>
@@ -1645,6 +1535,7 @@
             </w:pPr>
             <w:r>
               <w:rPr>
+                <w:color w:val="000000" w:themeColor="text1"/>
                 <w:sz w:val="17"/>
                 <w:szCs w:val="17"/>
                 <w:highlight w:val="white"/>
@@ -1657,6 +1548,7 @@
               <w:widowControl w:val="0"/>
               <w:spacing w:line="240" w:lineRule="auto"/>
               <w:rPr>
+                <w:color w:val="000000" w:themeColor="text1"/>
                 <w:sz w:val="17"/>
                 <w:szCs w:val="17"/>
                 <w:highlight w:val="white"/>
@@ -1664,6 +1556,7 @@
             </w:pPr>
             <w:r>
               <w:rPr>
+                <w:color w:val="000000" w:themeColor="text1"/>
                 <w:sz w:val="17"/>
                 <w:szCs w:val="17"/>
                 <w:highlight w:val="white"/>
@@ -1676,6 +1569,7 @@
               <w:widowControl w:val="0"/>
               <w:spacing w:line="240" w:lineRule="auto"/>
               <w:rPr>
+                <w:color w:val="000000" w:themeColor="text1"/>
                 <w:sz w:val="17"/>
                 <w:szCs w:val="17"/>
                 <w:highlight w:val="white"/>
@@ -1683,6 +1577,7 @@
             </w:pPr>
             <w:r>
               <w:rPr>
+                <w:color w:val="000000" w:themeColor="text1"/>
                 <w:sz w:val="17"/>
                 <w:szCs w:val="17"/>
                 <w:highlight w:val="white"/>
@@ -1695,6 +1590,7 @@
               <w:widowControl w:val="0"/>
               <w:spacing w:line="240" w:lineRule="auto"/>
               <w:rPr>
+                <w:color w:val="000000" w:themeColor="text1"/>
                 <w:sz w:val="17"/>
                 <w:szCs w:val="17"/>
                 <w:highlight w:val="white"/>
@@ -1702,6 +1598,7 @@
             </w:pPr>
             <w:r>
               <w:rPr>
+                <w:color w:val="000000" w:themeColor="text1"/>
                 <w:sz w:val="17"/>
                 <w:szCs w:val="17"/>
                 <w:highlight w:val="white"/>
@@ -1711,6 +1608,7 @@
             <w:proofErr w:type="spellStart"/>
             <w:r>
               <w:rPr>
+                <w:color w:val="000000" w:themeColor="text1"/>
                 <w:sz w:val="17"/>
                 <w:szCs w:val="17"/>
                 <w:highlight w:val="white"/>
@@ -1720,6 +1618,7 @@
             <w:proofErr w:type="spellEnd"/>
             <w:r>
               <w:rPr>
+                <w:color w:val="000000" w:themeColor="text1"/>
                 <w:sz w:val="17"/>
                 <w:szCs w:val="17"/>
                 <w:highlight w:val="white"/>
@@ -1739,6 +1638,7 @@
               </w:pBdr>
               <w:spacing w:line="240" w:lineRule="auto"/>
               <w:rPr>
+                <w:color w:val="000000" w:themeColor="text1"/>
                 <w:sz w:val="17"/>
                 <w:szCs w:val="17"/>
                 <w:highlight w:val="white"/>
@@ -1746,6 +1646,7 @@
             </w:pPr>
             <w:r>
               <w:rPr>
+                <w:color w:val="000000" w:themeColor="text1"/>
                 <w:sz w:val="17"/>
                 <w:szCs w:val="17"/>
                 <w:highlight w:val="white"/>
@@ -1756,8 +1657,20 @@
         </w:tc>
       </w:tr>
     </w:tbl>
-    <w:p/>
-    <w:p/>
+    <w:p>
+      <w:pPr>
+        <w:rPr>
+          <w:color w:val="000000" w:themeColor="text1"/>
+        </w:rPr>
+      </w:pPr>
+    </w:p>
+    <w:p>
+      <w:pPr>
+        <w:rPr>
+          <w:color w:val="000000" w:themeColor="text1"/>
+        </w:rPr>
+      </w:pPr>
+    </w:p>
     <w:sectPr>
       <w:pgSz w:w="12240" w:h="15840"/>
       <w:pgMar w:top="1440" w:right="1440" w:bottom="1440" w:left="1440" w:header="720" w:footer="720" w:gutter="0"/>
